--- a/Database_Technical_Documentation.docx
+++ b/Database_Technical_Documentation.docx
@@ -46,173 +46,15 @@
       </w:r>
     </w:p>
     <w:p>
-      <w:proofErr w:type="spellStart"/>
-      <w:r>
-        <w:t>tblCentre</w:t>
-      </w:r>
-      <w:proofErr w:type="spellEnd"/>
-      <w:r>
-        <w:t xml:space="preserve"> -&gt; </w:t>
-      </w:r>
-      <w:proofErr w:type="spellStart"/>
-      <w:r>
-        <w:t>tblMember</w:t>
-      </w:r>
-      <w:proofErr w:type="spellEnd"/>
-      <w:r>
-        <w:t>: one to many</w:t>
-      </w:r>
-    </w:p>
-    <w:p>
-      <w:proofErr w:type="spellStart"/>
-      <w:r>
-        <w:t>tblCentre</w:t>
-      </w:r>
-      <w:proofErr w:type="spellEnd"/>
-      <w:r>
-        <w:t xml:space="preserve"> -&gt; </w:t>
-      </w:r>
-      <w:proofErr w:type="spellStart"/>
-      <w:r>
-        <w:t>tblClass</w:t>
-      </w:r>
-      <w:proofErr w:type="spellEnd"/>
-      <w:r>
-        <w:t>: one to many</w:t>
-      </w:r>
-    </w:p>
-    <w:p>
-      <w:proofErr w:type="spellStart"/>
-      <w:r>
-        <w:t>tblCentre</w:t>
-      </w:r>
-      <w:proofErr w:type="spellEnd"/>
-      <w:r>
-        <w:t xml:space="preserve"> -&gt; </w:t>
-      </w:r>
-      <w:proofErr w:type="spellStart"/>
-      <w:r>
-        <w:t>tblCoachCentre</w:t>
-      </w:r>
-      <w:proofErr w:type="spellEnd"/>
-      <w:r>
-        <w:t>: one to many</w:t>
-      </w:r>
-    </w:p>
-    <w:p>
-      <w:proofErr w:type="spellStart"/>
-      <w:r>
-        <w:t>tblMember</w:t>
-      </w:r>
-      <w:proofErr w:type="spellEnd"/>
-      <w:r>
-        <w:t xml:space="preserve"> -&gt; </w:t>
-      </w:r>
-      <w:proofErr w:type="spellStart"/>
-      <w:r>
-        <w:t>tblReservation</w:t>
-      </w:r>
-      <w:proofErr w:type="spellEnd"/>
-      <w:r>
-        <w:t xml:space="preserve">: one to many (resolves original many-to-many between </w:t>
-      </w:r>
-      <w:proofErr w:type="spellStart"/>
-      <w:r>
-        <w:t>tblMember</w:t>
-      </w:r>
-      <w:proofErr w:type="spellEnd"/>
-      <w:r>
-        <w:t xml:space="preserve"> and </w:t>
-      </w:r>
-      <w:proofErr w:type="spellStart"/>
-      <w:r>
-        <w:t>tblClass</w:t>
-      </w:r>
-      <w:proofErr w:type="spellEnd"/>
-      <w:r>
-        <w:t>)</w:t>
-      </w:r>
-    </w:p>
-    <w:p>
-      <w:proofErr w:type="spellStart"/>
-      <w:r>
-        <w:t>tblReservation</w:t>
-      </w:r>
-      <w:proofErr w:type="spellEnd"/>
-      <w:r>
-        <w:t xml:space="preserve"> -&gt; </w:t>
-      </w:r>
-      <w:proofErr w:type="spellStart"/>
-      <w:r>
-        <w:t>tblClass</w:t>
-      </w:r>
-      <w:proofErr w:type="spellEnd"/>
-      <w:r>
-        <w:t>: one to many</w:t>
-      </w:r>
-    </w:p>
-    <w:p>
-      <w:proofErr w:type="spellStart"/>
-      <w:r>
-        <w:t>tblCoach</w:t>
-      </w:r>
-      <w:proofErr w:type="spellEnd"/>
-      <w:r>
-        <w:t xml:space="preserve"> -&gt; </w:t>
-      </w:r>
-      <w:proofErr w:type="spellStart"/>
-      <w:r>
-        <w:t>tblClass</w:t>
-      </w:r>
-      <w:proofErr w:type="spellEnd"/>
-      <w:r>
-        <w:t>: one to many</w:t>
-      </w:r>
-    </w:p>
-    <w:p>
-      <w:proofErr w:type="spellStart"/>
-      <w:r>
-        <w:t>tblCoach</w:t>
-      </w:r>
-      <w:proofErr w:type="spellEnd"/>
-      <w:r>
-        <w:t xml:space="preserve"> -&gt; </w:t>
-      </w:r>
-      <w:proofErr w:type="spellStart"/>
-      <w:r>
-        <w:t>tblCoachCentre</w:t>
-      </w:r>
-      <w:proofErr w:type="spellEnd"/>
-      <w:r>
-        <w:t xml:space="preserve">: one to many (resolves original many-to-many between </w:t>
-      </w:r>
-      <w:proofErr w:type="spellStart"/>
-      <w:r>
-        <w:t>tblCentre</w:t>
-      </w:r>
-      <w:proofErr w:type="spellEnd"/>
-      <w:r>
-        <w:t xml:space="preserve"> and </w:t>
-      </w:r>
-      <w:proofErr w:type="spellStart"/>
-      <w:r>
-        <w:t>tblCoach</w:t>
-      </w:r>
-      <w:proofErr w:type="spellEnd"/>
-      <w:r>
-        <w:t>)</w:t>
-      </w:r>
-    </w:p>
-    <w:p>
       <w:pPr>
         <w:jc w:val="center"/>
       </w:pPr>
       <w:r>
         <w:drawing>
-          <wp:inline distT="0" distB="0" distL="0" distR="0" wp14:anchorId="3EEB3745" wp14:editId="60B41B1F">
-            <wp:extent cx="5223682" cy="2120566"/>
-            <wp:effectExtent l="19050" t="19050" r="15240" b="13335"/>
-            <wp:docPr id="1891433949" name="Picture 1"/>
+          <wp:inline distT="0" distB="0" distL="0" distR="0" wp14:anchorId="3381B3E7" wp14:editId="56272467">
+            <wp:extent cx="6603910" cy="4100945"/>
+            <wp:effectExtent l="0" t="0" r="6985" b="0"/>
+            <wp:docPr id="1411727694" name="Picture 2"/>
             <wp:cNvGraphicFramePr>
               <a:graphicFrameLocks xmlns:a="http://schemas.openxmlformats.org/drawingml/2006/main" noChangeAspect="1"/>
             </wp:cNvGraphicFramePr>
@@ -220,27 +62,35 @@
               <a:graphicData uri="http://schemas.openxmlformats.org/drawingml/2006/picture">
                 <pic:pic xmlns:pic="http://schemas.openxmlformats.org/drawingml/2006/picture">
                   <pic:nvPicPr>
-                    <pic:cNvPr id="1891433949" name=""/>
-                    <pic:cNvPicPr/>
+                    <pic:cNvPr id="0" name="Picture 6"/>
+                    <pic:cNvPicPr>
+                      <a:picLocks noChangeAspect="1" noChangeArrowheads="1"/>
+                    </pic:cNvPicPr>
                   </pic:nvPicPr>
                   <pic:blipFill>
-                    <a:blip r:embed="rId10"/>
+                    <a:blip r:embed="rId10">
+                      <a:extLst>
+                        <a:ext uri="{28A0092B-C50C-407E-A947-70E740481C1C}">
+                          <a14:useLocalDpi xmlns:a14="http://schemas.microsoft.com/office/drawing/2010/main" val="0"/>
+                        </a:ext>
+                      </a:extLst>
+                    </a:blip>
+                    <a:srcRect/>
                     <a:stretch>
                       <a:fillRect/>
                     </a:stretch>
                   </pic:blipFill>
-                  <pic:spPr>
+                  <pic:spPr bwMode="auto">
                     <a:xfrm>
                       <a:off x="0" y="0"/>
-                      <a:ext cx="5233628" cy="2124604"/>
+                      <a:ext cx="6702572" cy="4162213"/>
                     </a:xfrm>
                     <a:prstGeom prst="rect">
                       <a:avLst/>
                     </a:prstGeom>
+                    <a:noFill/>
                     <a:ln>
-                      <a:solidFill>
-                        <a:schemeClr val="bg1"/>
-                      </a:solidFill>
+                      <a:noFill/>
                     </a:ln>
                   </pic:spPr>
                 </pic:pic>
@@ -249,6 +99,11 @@
           </wp:inline>
         </w:drawing>
       </w:r>
+    </w:p>
+    <w:p>
+      <w:pPr>
+        <w:jc w:val="center"/>
+      </w:pPr>
     </w:p>
     <w:p>
       <w:pPr>
@@ -273,7 +128,6 @@
           <w:sz w:val="26"/>
           <w:szCs w:val="26"/>
         </w:rPr>
-        <w:lastRenderedPageBreak/>
         <w:t>Data Dictionaries</w:t>
       </w:r>
     </w:p>
@@ -425,7 +279,6 @@
                 <w:iCs/>
               </w:rPr>
             </w:pPr>
-            <w:proofErr w:type="spellStart"/>
             <w:r>
               <w:rPr>
                 <w:rFonts w:ascii="Aptos" w:eastAsia="Aptos" w:hAnsi="Aptos" w:cs="Times New Roman"/>
@@ -434,7 +287,6 @@
               </w:rPr>
               <w:t>tblCentre</w:t>
             </w:r>
-            <w:proofErr w:type="spellEnd"/>
           </w:p>
         </w:tc>
         <w:tc>
@@ -493,7 +345,6 @@
                 <w:iCs/>
               </w:rPr>
             </w:pPr>
-            <w:proofErr w:type="spellStart"/>
             <w:r>
               <w:rPr>
                 <w:rFonts w:ascii="Aptos" w:eastAsia="Aptos" w:hAnsi="Aptos" w:cs="Times New Roman"/>
@@ -502,7 +353,6 @@
               </w:rPr>
               <w:t>centreID</w:t>
             </w:r>
-            <w:proofErr w:type="spellEnd"/>
           </w:p>
         </w:tc>
       </w:tr>
@@ -1212,14 +1062,12 @@
                 <w:rFonts w:eastAsia="Aptos"/>
               </w:rPr>
             </w:pPr>
-            <w:proofErr w:type="spellStart"/>
             <w:r>
               <w:rPr>
                 <w:rFonts w:eastAsia="Aptos"/>
               </w:rPr>
               <w:t>centreID</w:t>
             </w:r>
-            <w:proofErr w:type="spellEnd"/>
           </w:p>
         </w:tc>
         <w:tc>
@@ -1462,14 +1310,12 @@
                 <w:rFonts w:eastAsia="Aptos"/>
               </w:rPr>
             </w:pPr>
-            <w:proofErr w:type="spellStart"/>
             <w:r>
               <w:rPr>
                 <w:rFonts w:eastAsia="Aptos"/>
               </w:rPr>
               <w:t>centreName</w:t>
             </w:r>
-            <w:proofErr w:type="spellEnd"/>
           </w:p>
         </w:tc>
         <w:tc>
@@ -1712,14 +1558,12 @@
                 <w:rFonts w:eastAsia="Aptos"/>
               </w:rPr>
             </w:pPr>
-            <w:proofErr w:type="spellStart"/>
             <w:r>
               <w:rPr>
                 <w:rFonts w:eastAsia="Aptos"/>
               </w:rPr>
               <w:t>unitNo</w:t>
             </w:r>
-            <w:proofErr w:type="spellEnd"/>
           </w:p>
         </w:tc>
         <w:tc>
@@ -2849,7 +2693,6 @@
                 <w:iCs/>
               </w:rPr>
             </w:pPr>
-            <w:proofErr w:type="spellStart"/>
             <w:r>
               <w:rPr>
                 <w:rFonts w:ascii="Aptos" w:eastAsia="Aptos" w:hAnsi="Aptos" w:cs="Times New Roman"/>
@@ -2858,7 +2701,6 @@
               </w:rPr>
               <w:t>tblCoach</w:t>
             </w:r>
-            <w:proofErr w:type="spellEnd"/>
           </w:p>
         </w:tc>
         <w:tc>
@@ -2915,7 +2757,6 @@
                 <w:iCs/>
               </w:rPr>
             </w:pPr>
-            <w:proofErr w:type="spellStart"/>
             <w:r>
               <w:rPr>
                 <w:rFonts w:ascii="Aptos" w:eastAsia="Aptos" w:hAnsi="Aptos" w:cs="Times New Roman"/>
@@ -2924,7 +2765,6 @@
               </w:rPr>
               <w:t>coachId</w:t>
             </w:r>
-            <w:proofErr w:type="spellEnd"/>
           </w:p>
         </w:tc>
       </w:tr>
@@ -3587,14 +3427,12 @@
                 <w:rFonts w:eastAsia="Aptos"/>
               </w:rPr>
             </w:pPr>
-            <w:proofErr w:type="spellStart"/>
             <w:r>
               <w:rPr>
                 <w:rFonts w:eastAsia="Aptos"/>
               </w:rPr>
               <w:t>coachId</w:t>
             </w:r>
-            <w:proofErr w:type="spellEnd"/>
           </w:p>
         </w:tc>
         <w:tc>
@@ -3825,14 +3663,12 @@
                 <w:rFonts w:eastAsia="Aptos"/>
               </w:rPr>
             </w:pPr>
-            <w:proofErr w:type="spellStart"/>
             <w:r>
               <w:rPr>
                 <w:rFonts w:eastAsia="Aptos"/>
               </w:rPr>
               <w:t>coachForename</w:t>
             </w:r>
-            <w:proofErr w:type="spellEnd"/>
           </w:p>
         </w:tc>
         <w:tc>
@@ -4063,14 +3899,12 @@
                 <w:rFonts w:eastAsia="Aptos"/>
               </w:rPr>
             </w:pPr>
-            <w:proofErr w:type="spellStart"/>
             <w:r>
               <w:rPr>
                 <w:rFonts w:eastAsia="Aptos"/>
               </w:rPr>
               <w:t>coachSurname</w:t>
             </w:r>
-            <w:proofErr w:type="spellEnd"/>
           </w:p>
         </w:tc>
         <w:tc>
@@ -4301,14 +4135,12 @@
                 <w:rFonts w:eastAsia="Aptos"/>
               </w:rPr>
             </w:pPr>
-            <w:proofErr w:type="spellStart"/>
             <w:r>
               <w:rPr>
                 <w:rFonts w:eastAsia="Aptos"/>
               </w:rPr>
               <w:t>coachEmail</w:t>
             </w:r>
-            <w:proofErr w:type="spellEnd"/>
           </w:p>
         </w:tc>
         <w:tc>
@@ -4545,14 +4377,12 @@
                 <w:rFonts w:eastAsia="Aptos"/>
               </w:rPr>
             </w:pPr>
-            <w:proofErr w:type="spellStart"/>
             <w:r>
               <w:rPr>
                 <w:rFonts w:eastAsia="Aptos"/>
               </w:rPr>
               <w:t>coachPhone</w:t>
             </w:r>
-            <w:proofErr w:type="spellEnd"/>
           </w:p>
         </w:tc>
         <w:tc>
@@ -4783,14 +4613,12 @@
                 <w:rFonts w:eastAsia="Aptos"/>
               </w:rPr>
             </w:pPr>
-            <w:proofErr w:type="spellStart"/>
             <w:r>
               <w:rPr>
                 <w:rFonts w:eastAsia="Aptos"/>
               </w:rPr>
               <w:t>coachSpecialisation</w:t>
             </w:r>
-            <w:proofErr w:type="spellEnd"/>
           </w:p>
         </w:tc>
         <w:tc>
@@ -5168,7 +4996,6 @@
                 <w:iCs/>
               </w:rPr>
             </w:pPr>
-            <w:proofErr w:type="spellStart"/>
             <w:r>
               <w:rPr>
                 <w:rFonts w:ascii="Aptos" w:eastAsia="Aptos" w:hAnsi="Aptos" w:cs="Times New Roman"/>
@@ -5177,7 +5004,6 @@
               </w:rPr>
               <w:t>tblCoachCentre</w:t>
             </w:r>
-            <w:proofErr w:type="spellEnd"/>
           </w:p>
         </w:tc>
         <w:tc>
@@ -5234,34 +5060,14 @@
                 <w:iCs/>
               </w:rPr>
             </w:pPr>
-            <w:proofErr w:type="spellStart"/>
             <w:r>
               <w:rPr>
                 <w:rFonts w:ascii="Aptos" w:eastAsia="Aptos" w:hAnsi="Aptos" w:cs="Times New Roman"/>
                 <w:bCs/>
                 <w:iCs/>
               </w:rPr>
-              <w:t>coachId</w:t>
-            </w:r>
-            <w:proofErr w:type="spellEnd"/>
-            <w:r>
-              <w:rPr>
-                <w:rFonts w:ascii="Aptos" w:eastAsia="Aptos" w:hAnsi="Aptos" w:cs="Times New Roman"/>
-                <w:bCs/>
-                <w:iCs/>
-              </w:rPr>
-              <w:t xml:space="preserve">, </w:t>
-            </w:r>
-            <w:proofErr w:type="spellStart"/>
-            <w:r>
-              <w:rPr>
-                <w:rFonts w:ascii="Aptos" w:eastAsia="Aptos" w:hAnsi="Aptos" w:cs="Times New Roman"/>
-                <w:bCs/>
-                <w:iCs/>
-              </w:rPr>
-              <w:t>centreId</w:t>
-            </w:r>
-            <w:proofErr w:type="spellEnd"/>
+              <w:t>coachId, centreId</w:t>
+            </w:r>
           </w:p>
         </w:tc>
       </w:tr>
@@ -5471,33 +5277,12 @@
                 <w:rFonts w:ascii="Aptos" w:eastAsia="Aptos" w:hAnsi="Aptos" w:cs="Times New Roman"/>
               </w:rPr>
             </w:pPr>
-            <w:proofErr w:type="spellStart"/>
-            <w:r>
-              <w:rPr>
-                <w:rFonts w:ascii="Aptos" w:eastAsia="Aptos" w:hAnsi="Aptos" w:cs="Times New Roman"/>
-              </w:rPr>
-              <w:t>tblCentre</w:t>
-            </w:r>
-            <w:proofErr w:type="spellEnd"/>
-            <w:r>
-              <w:rPr>
-                <w:rFonts w:ascii="Aptos" w:eastAsia="Aptos" w:hAnsi="Aptos" w:cs="Times New Roman"/>
-              </w:rPr>
-              <w:t xml:space="preserve"> (</w:t>
-            </w:r>
-            <w:proofErr w:type="spellStart"/>
-            <w:r>
-              <w:rPr>
-                <w:rFonts w:ascii="Aptos" w:eastAsia="Aptos" w:hAnsi="Aptos" w:cs="Times New Roman"/>
-              </w:rPr>
-              <w:t>centreID</w:t>
-            </w:r>
-            <w:proofErr w:type="spellEnd"/>
-            <w:r>
-              <w:rPr>
-                <w:rFonts w:ascii="Aptos" w:eastAsia="Aptos" w:hAnsi="Aptos" w:cs="Times New Roman"/>
-              </w:rPr>
-              <w:t>)</w:t>
+            <w:r>
+              <w:rPr>
+                <w:rFonts w:ascii="Aptos" w:eastAsia="Aptos" w:hAnsi="Aptos" w:cs="Times New Roman"/>
+              </w:rPr>
+              <w:lastRenderedPageBreak/>
+              <w:t>tblCentre (centreID)</w:t>
             </w:r>
           </w:p>
         </w:tc>
@@ -5523,14 +5308,12 @@
                 <w:rFonts w:ascii="Aptos" w:eastAsia="Aptos" w:hAnsi="Aptos" w:cs="Times New Roman"/>
               </w:rPr>
             </w:pPr>
-            <w:proofErr w:type="spellStart"/>
             <w:r>
               <w:rPr>
                 <w:rFonts w:ascii="Aptos" w:eastAsia="Aptos" w:hAnsi="Aptos" w:cs="Times New Roman"/>
               </w:rPr>
               <w:t>centreId</w:t>
             </w:r>
-            <w:proofErr w:type="spellEnd"/>
           </w:p>
         </w:tc>
         <w:tc>
@@ -5552,33 +5335,11 @@
                 <w:rFonts w:ascii="Aptos" w:eastAsia="Aptos" w:hAnsi="Aptos" w:cs="Times New Roman"/>
               </w:rPr>
             </w:pPr>
-            <w:proofErr w:type="spellStart"/>
-            <w:r>
-              <w:rPr>
-                <w:rFonts w:ascii="Aptos" w:eastAsia="Aptos" w:hAnsi="Aptos" w:cs="Times New Roman"/>
-              </w:rPr>
-              <w:t>tblCoach</w:t>
-            </w:r>
-            <w:proofErr w:type="spellEnd"/>
-            <w:r>
-              <w:rPr>
-                <w:rFonts w:ascii="Aptos" w:eastAsia="Aptos" w:hAnsi="Aptos" w:cs="Times New Roman"/>
-              </w:rPr>
-              <w:t xml:space="preserve"> (</w:t>
-            </w:r>
-            <w:proofErr w:type="spellStart"/>
-            <w:r>
-              <w:rPr>
-                <w:rFonts w:ascii="Aptos" w:eastAsia="Aptos" w:hAnsi="Aptos" w:cs="Times New Roman"/>
-              </w:rPr>
-              <w:t>coachId</w:t>
-            </w:r>
-            <w:proofErr w:type="spellEnd"/>
-            <w:r>
-              <w:rPr>
-                <w:rFonts w:ascii="Aptos" w:eastAsia="Aptos" w:hAnsi="Aptos" w:cs="Times New Roman"/>
-              </w:rPr>
-              <w:t>)</w:t>
+            <w:r>
+              <w:rPr>
+                <w:rFonts w:ascii="Aptos" w:eastAsia="Aptos" w:hAnsi="Aptos" w:cs="Times New Roman"/>
+              </w:rPr>
+              <w:t>tblCoach (coachId)</w:t>
             </w:r>
           </w:p>
         </w:tc>
@@ -5601,14 +5362,12 @@
                 <w:rFonts w:ascii="Aptos" w:eastAsia="Aptos" w:hAnsi="Aptos" w:cs="Times New Roman"/>
               </w:rPr>
             </w:pPr>
-            <w:proofErr w:type="spellStart"/>
             <w:r>
               <w:rPr>
                 <w:rFonts w:ascii="Aptos" w:eastAsia="Aptos" w:hAnsi="Aptos" w:cs="Times New Roman"/>
               </w:rPr>
               <w:t>coachId</w:t>
             </w:r>
-            <w:proofErr w:type="spellEnd"/>
           </w:p>
         </w:tc>
       </w:tr>
@@ -5634,7 +5393,6 @@
           <w:rFonts w:ascii="Aptos" w:eastAsia="Aptos" w:hAnsi="Aptos" w:cs="Times New Roman"/>
           <w:b/>
         </w:rPr>
-        <w:lastRenderedPageBreak/>
         <w:t>General Table Description:</w:t>
       </w:r>
     </w:p>
@@ -5976,14 +5734,12 @@
                 <w:rFonts w:eastAsia="Aptos"/>
               </w:rPr>
             </w:pPr>
-            <w:proofErr w:type="spellStart"/>
             <w:r>
               <w:rPr>
                 <w:rFonts w:eastAsia="Aptos"/>
               </w:rPr>
               <w:t>coachId</w:t>
             </w:r>
-            <w:proofErr w:type="spellEnd"/>
           </w:p>
         </w:tc>
         <w:tc>
@@ -6112,35 +5868,7 @@
               <w:rPr>
                 <w:rFonts w:eastAsia="Aptos"/>
               </w:rPr>
-              <w:t xml:space="preserve">Part of composite Primary Key, Foreign Key references </w:t>
-            </w:r>
-            <w:proofErr w:type="spellStart"/>
-            <w:r>
-              <w:rPr>
-                <w:rFonts w:eastAsia="Aptos"/>
-              </w:rPr>
-              <w:t>tblCoach</w:t>
-            </w:r>
-            <w:proofErr w:type="spellEnd"/>
-            <w:r>
-              <w:rPr>
-                <w:rFonts w:eastAsia="Aptos"/>
-              </w:rPr>
-              <w:t>(</w:t>
-            </w:r>
-            <w:proofErr w:type="spellStart"/>
-            <w:r>
-              <w:rPr>
-                <w:rFonts w:eastAsia="Aptos"/>
-              </w:rPr>
-              <w:t>coachId</w:t>
-            </w:r>
-            <w:proofErr w:type="spellEnd"/>
-            <w:r>
-              <w:rPr>
-                <w:rFonts w:eastAsia="Aptos"/>
-              </w:rPr>
-              <w:t>), NOT NULL</w:t>
+              <w:t>Part of composite Primary Key, Foreign Key references tblCoach(coachId), NOT NULL</w:t>
             </w:r>
           </w:p>
         </w:tc>
@@ -6242,14 +5970,12 @@
                 <w:rFonts w:eastAsia="Aptos"/>
               </w:rPr>
             </w:pPr>
-            <w:proofErr w:type="spellStart"/>
             <w:r>
               <w:rPr>
                 <w:rFonts w:eastAsia="Aptos"/>
               </w:rPr>
               <w:t>centreId</w:t>
             </w:r>
-            <w:proofErr w:type="spellEnd"/>
           </w:p>
         </w:tc>
         <w:tc>
@@ -6378,35 +6104,7 @@
               <w:rPr>
                 <w:rFonts w:eastAsia="Aptos"/>
               </w:rPr>
-              <w:t xml:space="preserve">Part of composite Primary Key, Foreign Key references </w:t>
-            </w:r>
-            <w:proofErr w:type="spellStart"/>
-            <w:r>
-              <w:rPr>
-                <w:rFonts w:eastAsia="Aptos"/>
-              </w:rPr>
-              <w:t>tblCentre</w:t>
-            </w:r>
-            <w:proofErr w:type="spellEnd"/>
-            <w:r>
-              <w:rPr>
-                <w:rFonts w:eastAsia="Aptos"/>
-              </w:rPr>
-              <w:t>(</w:t>
-            </w:r>
-            <w:proofErr w:type="spellStart"/>
-            <w:r>
-              <w:rPr>
-                <w:rFonts w:eastAsia="Aptos"/>
-              </w:rPr>
-              <w:t>centreId</w:t>
-            </w:r>
-            <w:proofErr w:type="spellEnd"/>
-            <w:r>
-              <w:rPr>
-                <w:rFonts w:eastAsia="Aptos"/>
-              </w:rPr>
-              <w:t>), NOT NULL</w:t>
+              <w:t>Part of composite Primary Key, Foreign Key references tblCentre(centreId), NOT NULL</w:t>
             </w:r>
           </w:p>
         </w:tc>
@@ -6655,7 +6353,6 @@
                 <w:iCs/>
               </w:rPr>
             </w:pPr>
-            <w:proofErr w:type="spellStart"/>
             <w:r>
               <w:rPr>
                 <w:rFonts w:ascii="Aptos" w:eastAsia="Aptos" w:hAnsi="Aptos" w:cs="Times New Roman"/>
@@ -6664,7 +6361,6 @@
               </w:rPr>
               <w:t>tblMember</w:t>
             </w:r>
-            <w:proofErr w:type="spellEnd"/>
           </w:p>
         </w:tc>
         <w:tc>
@@ -6721,7 +6417,6 @@
                 <w:iCs/>
               </w:rPr>
             </w:pPr>
-            <w:proofErr w:type="spellStart"/>
             <w:r>
               <w:rPr>
                 <w:rFonts w:ascii="Aptos" w:eastAsia="Aptos" w:hAnsi="Aptos" w:cs="Times New Roman"/>
@@ -6730,7 +6425,6 @@
               </w:rPr>
               <w:t>memberID</w:t>
             </w:r>
-            <w:proofErr w:type="spellEnd"/>
           </w:p>
         </w:tc>
       </w:tr>
@@ -6940,33 +6634,11 @@
                 <w:rFonts w:ascii="Aptos" w:eastAsia="Aptos" w:hAnsi="Aptos" w:cs="Times New Roman"/>
               </w:rPr>
             </w:pPr>
-            <w:proofErr w:type="spellStart"/>
-            <w:r>
-              <w:rPr>
-                <w:rFonts w:ascii="Aptos" w:eastAsia="Aptos" w:hAnsi="Aptos" w:cs="Times New Roman"/>
-              </w:rPr>
-              <w:t>tblCentre</w:t>
-            </w:r>
-            <w:proofErr w:type="spellEnd"/>
-            <w:r>
-              <w:rPr>
-                <w:rFonts w:ascii="Aptos" w:eastAsia="Aptos" w:hAnsi="Aptos" w:cs="Times New Roman"/>
-              </w:rPr>
-              <w:t xml:space="preserve"> (</w:t>
-            </w:r>
-            <w:proofErr w:type="spellStart"/>
-            <w:r>
-              <w:rPr>
-                <w:rFonts w:ascii="Aptos" w:eastAsia="Aptos" w:hAnsi="Aptos" w:cs="Times New Roman"/>
-              </w:rPr>
-              <w:t>centreID</w:t>
-            </w:r>
-            <w:proofErr w:type="spellEnd"/>
-            <w:r>
-              <w:rPr>
-                <w:rFonts w:ascii="Aptos" w:eastAsia="Aptos" w:hAnsi="Aptos" w:cs="Times New Roman"/>
-              </w:rPr>
-              <w:t>)</w:t>
+            <w:r>
+              <w:rPr>
+                <w:rFonts w:ascii="Aptos" w:eastAsia="Aptos" w:hAnsi="Aptos" w:cs="Times New Roman"/>
+              </w:rPr>
+              <w:t>tblCentre (centreID)</w:t>
             </w:r>
           </w:p>
         </w:tc>
@@ -6989,14 +6661,12 @@
                 <w:rFonts w:ascii="Aptos" w:eastAsia="Aptos" w:hAnsi="Aptos" w:cs="Times New Roman"/>
               </w:rPr>
             </w:pPr>
-            <w:proofErr w:type="spellStart"/>
             <w:r>
               <w:rPr>
                 <w:rFonts w:ascii="Aptos" w:eastAsia="Aptos" w:hAnsi="Aptos" w:cs="Times New Roman"/>
               </w:rPr>
               <w:t>assignedCentreID</w:t>
             </w:r>
-            <w:proofErr w:type="spellEnd"/>
           </w:p>
         </w:tc>
         <w:tc>
@@ -7149,14 +6819,14 @@
         <w:tblLook w:val="0620" w:firstRow="1" w:lastRow="0" w:firstColumn="0" w:lastColumn="0" w:noHBand="1" w:noVBand="1"/>
       </w:tblPr>
       <w:tblGrid>
-        <w:gridCol w:w="2939"/>
+        <w:gridCol w:w="2331"/>
         <w:gridCol w:w="372"/>
         <w:gridCol w:w="372"/>
-        <w:gridCol w:w="1168"/>
+        <w:gridCol w:w="1171"/>
         <w:gridCol w:w="580"/>
-        <w:gridCol w:w="2196"/>
-        <w:gridCol w:w="1088"/>
-        <w:gridCol w:w="1451"/>
+        <w:gridCol w:w="2491"/>
+        <w:gridCol w:w="1127"/>
+        <w:gridCol w:w="1722"/>
         <w:gridCol w:w="2784"/>
       </w:tblGrid>
       <w:tr>
@@ -7417,14 +7087,12 @@
                 <w:rFonts w:eastAsia="Aptos"/>
               </w:rPr>
             </w:pPr>
-            <w:proofErr w:type="spellStart"/>
             <w:r>
               <w:rPr>
                 <w:rFonts w:eastAsia="Aptos"/>
               </w:rPr>
               <w:t>memberID</w:t>
             </w:r>
-            <w:proofErr w:type="spellEnd"/>
           </w:p>
         </w:tc>
         <w:tc>
@@ -7655,14 +7323,12 @@
                 <w:rFonts w:eastAsia="Aptos"/>
               </w:rPr>
             </w:pPr>
-            <w:proofErr w:type="spellStart"/>
             <w:r>
               <w:rPr>
                 <w:rFonts w:eastAsia="Aptos"/>
               </w:rPr>
               <w:t>memberForename</w:t>
             </w:r>
-            <w:proofErr w:type="spellEnd"/>
           </w:p>
         </w:tc>
         <w:tc>
@@ -7893,14 +7559,12 @@
                 <w:rFonts w:eastAsia="Aptos"/>
               </w:rPr>
             </w:pPr>
-            <w:proofErr w:type="spellStart"/>
             <w:r>
               <w:rPr>
                 <w:rFonts w:eastAsia="Aptos"/>
               </w:rPr>
               <w:t>memberSurname</w:t>
             </w:r>
-            <w:proofErr w:type="spellEnd"/>
           </w:p>
         </w:tc>
         <w:tc>
@@ -8131,7 +7795,6 @@
                 <w:rFonts w:eastAsia="Aptos"/>
               </w:rPr>
             </w:pPr>
-            <w:proofErr w:type="spellStart"/>
             <w:r>
               <w:rPr>
                 <w:rFonts w:eastAsia="Aptos"/>
@@ -8139,7 +7802,6 @@
               <w:lastRenderedPageBreak/>
               <w:t>memberEmail</w:t>
             </w:r>
-            <w:proofErr w:type="spellEnd"/>
           </w:p>
         </w:tc>
         <w:tc>
@@ -8381,14 +8043,12 @@
                 <w:rFonts w:eastAsia="Aptos"/>
               </w:rPr>
             </w:pPr>
-            <w:proofErr w:type="spellStart"/>
             <w:r>
               <w:rPr>
                 <w:rFonts w:eastAsia="Aptos"/>
               </w:rPr>
               <w:t>memberDOB</w:t>
             </w:r>
-            <w:proofErr w:type="spellEnd"/>
           </w:p>
         </w:tc>
         <w:tc>
@@ -8619,14 +8279,12 @@
                 <w:rFonts w:eastAsia="Aptos"/>
               </w:rPr>
             </w:pPr>
-            <w:proofErr w:type="spellStart"/>
             <w:r>
               <w:rPr>
                 <w:rFonts w:eastAsia="Aptos"/>
               </w:rPr>
               <w:t>memberPhone</w:t>
             </w:r>
-            <w:proofErr w:type="spellEnd"/>
           </w:p>
         </w:tc>
         <w:tc>
@@ -8857,14 +8515,12 @@
                 <w:rFonts w:eastAsia="Aptos"/>
               </w:rPr>
             </w:pPr>
-            <w:proofErr w:type="spellStart"/>
             <w:r>
               <w:rPr>
                 <w:rFonts w:eastAsia="Aptos"/>
               </w:rPr>
               <w:t>homeCentreID</w:t>
             </w:r>
-            <w:proofErr w:type="spellEnd"/>
           </w:p>
         </w:tc>
         <w:tc>
@@ -8995,35 +8651,17 @@
               </w:rPr>
               <w:t xml:space="preserve">Foreign Key references </w:t>
             </w:r>
-            <w:proofErr w:type="spellStart"/>
-            <w:proofErr w:type="gramStart"/>
             <w:r>
               <w:rPr>
                 <w:rFonts w:eastAsia="Aptos"/>
               </w:rPr>
               <w:t>tblCentre</w:t>
             </w:r>
-            <w:proofErr w:type="spellEnd"/>
-            <w:r>
-              <w:rPr>
-                <w:rFonts w:eastAsia="Aptos"/>
-              </w:rPr>
-              <w:t>(</w:t>
-            </w:r>
-            <w:proofErr w:type="spellStart"/>
-            <w:proofErr w:type="gramEnd"/>
-            <w:r>
-              <w:rPr>
-                <w:rFonts w:eastAsia="Aptos"/>
-              </w:rPr>
-              <w:t>CentreID</w:t>
-            </w:r>
-            <w:proofErr w:type="spellEnd"/>
-            <w:r>
-              <w:rPr>
-                <w:rFonts w:eastAsia="Aptos"/>
-              </w:rPr>
-              <w:t>), NOT NULL</w:t>
+            <w:r>
+              <w:rPr>
+                <w:rFonts w:eastAsia="Aptos"/>
+              </w:rPr>
+              <w:t>(CentreID), NOT NULL</w:t>
             </w:r>
           </w:p>
         </w:tc>
@@ -9101,21 +8739,7 @@
               <w:rPr>
                 <w:rFonts w:eastAsia="Aptos"/>
               </w:rPr>
-              <w:t>(</w:t>
-            </w:r>
-            <w:proofErr w:type="gramStart"/>
-            <w:r>
-              <w:rPr>
-                <w:rFonts w:eastAsia="Aptos"/>
-              </w:rPr>
-              <w:t>1,…</w:t>
-            </w:r>
-            <w:proofErr w:type="gramEnd"/>
-            <w:r>
-              <w:rPr>
-                <w:rFonts w:eastAsia="Aptos"/>
-              </w:rPr>
-              <w:t>,99999999)</w:t>
+              <w:t>(1,…,99999999)</w:t>
             </w:r>
           </w:p>
         </w:tc>
@@ -9139,14 +8763,12 @@
                 <w:rFonts w:eastAsia="Aptos"/>
               </w:rPr>
             </w:pPr>
-            <w:proofErr w:type="spellStart"/>
             <w:r>
               <w:rPr>
                 <w:rFonts w:eastAsia="Aptos"/>
               </w:rPr>
               <w:t>membershipType</w:t>
             </w:r>
-            <w:proofErr w:type="spellEnd"/>
           </w:p>
         </w:tc>
         <w:tc>
@@ -9378,14 +9000,12 @@
                 <w:rFonts w:eastAsia="Aptos"/>
               </w:rPr>
             </w:pPr>
-            <w:proofErr w:type="spellStart"/>
             <w:r>
               <w:rPr>
                 <w:rFonts w:eastAsia="Aptos"/>
               </w:rPr>
               <w:t>membershipStartDate</w:t>
             </w:r>
-            <w:proofErr w:type="spellEnd"/>
           </w:p>
         </w:tc>
         <w:tc>
@@ -9593,235 +9213,888 @@
                 <w:rFonts w:eastAsia="Aptos"/>
               </w:rPr>
               <w:t>2026-03-09</w:t>
+            </w:r>
+          </w:p>
+        </w:tc>
+      </w:tr>
+    </w:tbl>
+    <w:p>
+      <w:pPr>
+        <w:keepLines/>
+        <w:spacing w:line="256" w:lineRule="auto"/>
+        <w:rPr>
+          <w:rFonts w:ascii="Aptos" w:eastAsia="Aptos" w:hAnsi="Aptos" w:cs="Times New Roman"/>
+          <w:b/>
+        </w:rPr>
+      </w:pPr>
+    </w:p>
+    <w:p>
+      <w:pPr>
+        <w:keepLines/>
+        <w:spacing w:line="256" w:lineRule="auto"/>
+        <w:rPr>
+          <w:rFonts w:ascii="Aptos" w:eastAsia="Aptos" w:hAnsi="Aptos" w:cs="Times New Roman"/>
+          <w:b/>
+        </w:rPr>
+      </w:pPr>
+    </w:p>
+    <w:tbl>
+      <w:tblPr>
+        <w:tblpPr w:leftFromText="180" w:rightFromText="180" w:vertAnchor="text" w:horzAnchor="margin" w:tblpY="-459"/>
+        <w:tblW w:w="5000" w:type="pct"/>
+        <w:tblBorders>
+          <w:top w:val="single" w:sz="4" w:space="0" w:color="auto"/>
+          <w:left w:val="single" w:sz="4" w:space="0" w:color="auto"/>
+          <w:bottom w:val="single" w:sz="4" w:space="0" w:color="auto"/>
+          <w:right w:val="single" w:sz="4" w:space="0" w:color="auto"/>
+          <w:insideH w:val="single" w:sz="4" w:space="0" w:color="auto"/>
+          <w:insideV w:val="single" w:sz="4" w:space="0" w:color="auto"/>
+        </w:tblBorders>
+        <w:tblLook w:val="04A0" w:firstRow="1" w:lastRow="0" w:firstColumn="1" w:lastColumn="0" w:noHBand="0" w:noVBand="1"/>
+      </w:tblPr>
+      <w:tblGrid>
+        <w:gridCol w:w="1266"/>
+        <w:gridCol w:w="2960"/>
+        <w:gridCol w:w="1505"/>
+        <w:gridCol w:w="2818"/>
+        <w:gridCol w:w="1531"/>
+        <w:gridCol w:w="2870"/>
+      </w:tblGrid>
+      <w:tr>
+        <w:trPr>
+          <w:cantSplit/>
+          <w:trHeight w:hRule="exact" w:val="294"/>
+        </w:trPr>
+        <w:tc>
+          <w:tcPr>
+            <w:tcW w:w="489" w:type="pct"/>
+            <w:tcBorders>
+              <w:top w:val="single" w:sz="4" w:space="0" w:color="auto"/>
+              <w:left w:val="single" w:sz="4" w:space="0" w:color="auto"/>
+              <w:bottom w:val="single" w:sz="4" w:space="0" w:color="auto"/>
+              <w:right w:val="single" w:sz="4" w:space="0" w:color="auto"/>
+            </w:tcBorders>
+            <w:vAlign w:val="center"/>
+            <w:hideMark/>
+          </w:tcPr>
+          <w:p>
+            <w:pPr>
+              <w:keepLines/>
+              <w:spacing w:after="0" w:line="256" w:lineRule="auto"/>
+              <w:rPr>
+                <w:rFonts w:ascii="Aptos" w:eastAsia="Aptos" w:hAnsi="Aptos" w:cs="Times New Roman"/>
+                <w:b/>
+                <w:iCs/>
+              </w:rPr>
+            </w:pPr>
+            <w:r>
+              <w:rPr>
+                <w:rFonts w:ascii="Aptos" w:eastAsia="Aptos" w:hAnsi="Aptos" w:cs="Times New Roman"/>
+                <w:b/>
+                <w:iCs/>
+              </w:rPr>
+              <w:t>DB Name</w:t>
+            </w:r>
+          </w:p>
+        </w:tc>
+        <w:tc>
+          <w:tcPr>
+            <w:tcW w:w="1143" w:type="pct"/>
+            <w:tcBorders>
+              <w:top w:val="single" w:sz="4" w:space="0" w:color="auto"/>
+              <w:left w:val="single" w:sz="4" w:space="0" w:color="auto"/>
+              <w:bottom w:val="single" w:sz="4" w:space="0" w:color="auto"/>
+              <w:right w:val="single" w:sz="4" w:space="0" w:color="auto"/>
+            </w:tcBorders>
+            <w:vAlign w:val="center"/>
+            <w:hideMark/>
+          </w:tcPr>
+          <w:p>
+            <w:pPr>
+              <w:keepLines/>
+              <w:spacing w:after="0" w:line="256" w:lineRule="auto"/>
+              <w:rPr>
+                <w:rFonts w:ascii="Aptos" w:eastAsia="Aptos" w:hAnsi="Aptos" w:cs="Times New Roman"/>
+                <w:bCs/>
+                <w:iCs/>
+              </w:rPr>
+            </w:pPr>
+            <w:r>
+              <w:rPr>
+                <w:rFonts w:ascii="Aptos" w:eastAsia="Aptos" w:hAnsi="Aptos" w:cs="Times New Roman"/>
+                <w:bCs/>
+                <w:iCs/>
+              </w:rPr>
+              <w:t>Benchmark Fitness</w:t>
+            </w:r>
+          </w:p>
+        </w:tc>
+        <w:tc>
+          <w:tcPr>
+            <w:tcW w:w="581" w:type="pct"/>
+            <w:tcBorders>
+              <w:top w:val="single" w:sz="4" w:space="0" w:color="auto"/>
+              <w:left w:val="single" w:sz="4" w:space="0" w:color="auto"/>
+              <w:bottom w:val="single" w:sz="4" w:space="0" w:color="auto"/>
+              <w:right w:val="single" w:sz="4" w:space="0" w:color="auto"/>
+            </w:tcBorders>
+            <w:vAlign w:val="center"/>
+            <w:hideMark/>
+          </w:tcPr>
+          <w:p>
+            <w:pPr>
+              <w:keepLines/>
+              <w:spacing w:after="0" w:line="256" w:lineRule="auto"/>
+              <w:rPr>
+                <w:rFonts w:ascii="Aptos" w:eastAsia="Aptos" w:hAnsi="Aptos" w:cs="Times New Roman"/>
+                <w:b/>
+                <w:iCs/>
+              </w:rPr>
+            </w:pPr>
+            <w:r>
+              <w:rPr>
+                <w:rFonts w:ascii="Aptos" w:eastAsia="Aptos" w:hAnsi="Aptos" w:cs="Times New Roman"/>
+                <w:b/>
+                <w:iCs/>
+              </w:rPr>
+              <w:t>Table Name</w:t>
+            </w:r>
+          </w:p>
+        </w:tc>
+        <w:tc>
+          <w:tcPr>
+            <w:tcW w:w="1088" w:type="pct"/>
+            <w:tcBorders>
+              <w:top w:val="single" w:sz="4" w:space="0" w:color="auto"/>
+              <w:left w:val="single" w:sz="4" w:space="0" w:color="auto"/>
+              <w:bottom w:val="single" w:sz="4" w:space="0" w:color="auto"/>
+              <w:right w:val="single" w:sz="4" w:space="0" w:color="auto"/>
+            </w:tcBorders>
+            <w:vAlign w:val="center"/>
+            <w:hideMark/>
+          </w:tcPr>
+          <w:p>
+            <w:pPr>
+              <w:keepLines/>
+              <w:spacing w:after="0" w:line="256" w:lineRule="auto"/>
+              <w:rPr>
+                <w:rFonts w:ascii="Aptos" w:eastAsia="Aptos" w:hAnsi="Aptos" w:cs="Times New Roman"/>
+                <w:bCs/>
+                <w:iCs/>
+              </w:rPr>
+            </w:pPr>
+            <w:r>
+              <w:rPr>
+                <w:rFonts w:ascii="Aptos" w:eastAsia="Aptos" w:hAnsi="Aptos" w:cs="Times New Roman"/>
+                <w:bCs/>
+                <w:iCs/>
+              </w:rPr>
+              <w:t>tblMeasurement</w:t>
+            </w:r>
+          </w:p>
+        </w:tc>
+        <w:tc>
+          <w:tcPr>
+            <w:tcW w:w="591" w:type="pct"/>
+            <w:tcBorders>
+              <w:top w:val="single" w:sz="4" w:space="0" w:color="auto"/>
+              <w:left w:val="single" w:sz="4" w:space="0" w:color="auto"/>
+              <w:bottom w:val="single" w:sz="4" w:space="0" w:color="auto"/>
+              <w:right w:val="single" w:sz="4" w:space="0" w:color="auto"/>
+            </w:tcBorders>
+            <w:vAlign w:val="center"/>
+            <w:hideMark/>
+          </w:tcPr>
+          <w:p>
+            <w:pPr>
+              <w:keepLines/>
+              <w:spacing w:after="0" w:line="256" w:lineRule="auto"/>
+              <w:rPr>
+                <w:rFonts w:ascii="Aptos" w:eastAsia="Aptos" w:hAnsi="Aptos" w:cs="Times New Roman"/>
+                <w:b/>
+                <w:iCs/>
+              </w:rPr>
+            </w:pPr>
+            <w:r>
+              <w:rPr>
+                <w:rFonts w:ascii="Aptos" w:eastAsia="Aptos" w:hAnsi="Aptos" w:cs="Times New Roman"/>
+                <w:b/>
+                <w:iCs/>
+              </w:rPr>
+              <w:t>Key Field(s)</w:t>
+            </w:r>
+          </w:p>
+        </w:tc>
+        <w:tc>
+          <w:tcPr>
+            <w:tcW w:w="1108" w:type="pct"/>
+            <w:tcBorders>
+              <w:top w:val="single" w:sz="4" w:space="0" w:color="auto"/>
+              <w:left w:val="single" w:sz="4" w:space="0" w:color="auto"/>
+              <w:bottom w:val="single" w:sz="4" w:space="0" w:color="auto"/>
+              <w:right w:val="single" w:sz="4" w:space="0" w:color="auto"/>
+            </w:tcBorders>
+            <w:vAlign w:val="center"/>
+            <w:hideMark/>
+          </w:tcPr>
+          <w:p>
+            <w:pPr>
+              <w:keepLines/>
+              <w:spacing w:after="0" w:line="256" w:lineRule="auto"/>
+              <w:rPr>
+                <w:rFonts w:ascii="Aptos" w:eastAsia="Aptos" w:hAnsi="Aptos" w:cs="Times New Roman"/>
+                <w:bCs/>
+                <w:iCs/>
+              </w:rPr>
+            </w:pPr>
+            <w:r>
+              <w:rPr>
+                <w:rFonts w:ascii="Aptos" w:eastAsia="Aptos" w:hAnsi="Aptos" w:cs="Times New Roman"/>
+                <w:bCs/>
+                <w:iCs/>
+              </w:rPr>
+              <w:t>memberID</w:t>
+            </w:r>
+          </w:p>
+        </w:tc>
+      </w:tr>
+    </w:tbl>
+    <w:p>
+      <w:pPr>
+        <w:keepLines/>
+        <w:spacing w:after="0" w:line="256" w:lineRule="auto"/>
+        <w:rPr>
+          <w:rFonts w:ascii="Aptos" w:eastAsia="Aptos" w:hAnsi="Aptos" w:cs="Times New Roman"/>
+          <w:b/>
+        </w:rPr>
+      </w:pPr>
+      <w:r>
+        <w:rPr>
+          <w:rFonts w:ascii="Aptos" w:eastAsia="Aptos" w:hAnsi="Aptos" w:cs="Times New Roman"/>
+          <w:b/>
+        </w:rPr>
+        <w:t>Foreign Key Relationships (space for four)</w:t>
+      </w:r>
+    </w:p>
+    <w:tbl>
+      <w:tblPr>
+        <w:tblW w:w="5000" w:type="pct"/>
+        <w:tblBorders>
+          <w:top w:val="single" w:sz="4" w:space="0" w:color="auto"/>
+          <w:left w:val="single" w:sz="4" w:space="0" w:color="auto"/>
+          <w:bottom w:val="single" w:sz="4" w:space="0" w:color="auto"/>
+          <w:right w:val="single" w:sz="4" w:space="0" w:color="auto"/>
+          <w:insideH w:val="single" w:sz="4" w:space="0" w:color="auto"/>
+          <w:insideV w:val="single" w:sz="4" w:space="0" w:color="auto"/>
+        </w:tblBorders>
+        <w:tblCellMar>
+          <w:left w:w="107" w:type="dxa"/>
+          <w:right w:w="107" w:type="dxa"/>
+        </w:tblCellMar>
+        <w:tblLook w:val="04A0" w:firstRow="1" w:lastRow="0" w:firstColumn="1" w:lastColumn="0" w:noHBand="0" w:noVBand="1"/>
+      </w:tblPr>
+      <w:tblGrid>
+        <w:gridCol w:w="4318"/>
+        <w:gridCol w:w="2398"/>
+        <w:gridCol w:w="3836"/>
+        <w:gridCol w:w="2398"/>
+      </w:tblGrid>
+      <w:tr>
+        <w:tc>
+          <w:tcPr>
+            <w:tcW w:w="1667" w:type="pct"/>
+            <w:tcBorders>
+              <w:top w:val="single" w:sz="4" w:space="0" w:color="auto"/>
+              <w:left w:val="single" w:sz="4" w:space="0" w:color="auto"/>
+              <w:bottom w:val="single" w:sz="4" w:space="0" w:color="auto"/>
+              <w:right w:val="single" w:sz="4" w:space="0" w:color="auto"/>
+            </w:tcBorders>
+            <w:shd w:val="clear" w:color="auto" w:fill="000000"/>
+            <w:hideMark/>
+          </w:tcPr>
+          <w:p>
+            <w:pPr>
+              <w:keepLines/>
+              <w:spacing w:after="0" w:line="256" w:lineRule="auto"/>
+              <w:jc w:val="center"/>
+              <w:rPr>
+                <w:rFonts w:ascii="Aptos" w:eastAsia="Aptos" w:hAnsi="Aptos" w:cs="Times New Roman"/>
+                <w:b/>
+                <w:iCs/>
+                <w:color w:val="FFFFFF"/>
+              </w:rPr>
+            </w:pPr>
+            <w:r>
+              <w:rPr>
+                <w:rFonts w:ascii="Aptos" w:eastAsia="Aptos" w:hAnsi="Aptos" w:cs="Times New Roman"/>
+                <w:b/>
+                <w:iCs/>
+                <w:color w:val="FFFFFF"/>
+              </w:rPr>
+              <w:t>FK Table Name</w:t>
+            </w:r>
+          </w:p>
+        </w:tc>
+        <w:tc>
+          <w:tcPr>
+            <w:tcW w:w="926" w:type="pct"/>
+            <w:tcBorders>
+              <w:top w:val="single" w:sz="4" w:space="0" w:color="auto"/>
+              <w:left w:val="single" w:sz="4" w:space="0" w:color="auto"/>
+              <w:bottom w:val="single" w:sz="4" w:space="0" w:color="auto"/>
+              <w:right w:val="single" w:sz="4" w:space="0" w:color="auto"/>
+            </w:tcBorders>
+            <w:shd w:val="clear" w:color="auto" w:fill="000000"/>
+            <w:hideMark/>
+          </w:tcPr>
+          <w:p>
+            <w:pPr>
+              <w:keepLines/>
+              <w:spacing w:after="0" w:line="256" w:lineRule="auto"/>
+              <w:jc w:val="center"/>
+              <w:rPr>
+                <w:rFonts w:ascii="Aptos" w:eastAsia="Aptos" w:hAnsi="Aptos" w:cs="Times New Roman"/>
+                <w:b/>
+                <w:iCs/>
+                <w:color w:val="FFFFFF"/>
+              </w:rPr>
+            </w:pPr>
+            <w:r>
+              <w:rPr>
+                <w:rFonts w:ascii="Aptos" w:eastAsia="Aptos" w:hAnsi="Aptos" w:cs="Times New Roman"/>
+                <w:b/>
+                <w:iCs/>
+                <w:color w:val="FFFFFF"/>
+              </w:rPr>
+              <w:t>FK Field</w:t>
+            </w:r>
+          </w:p>
+        </w:tc>
+        <w:tc>
+          <w:tcPr>
+            <w:tcW w:w="1481" w:type="pct"/>
+            <w:tcBorders>
+              <w:top w:val="single" w:sz="4" w:space="0" w:color="auto"/>
+              <w:left w:val="single" w:sz="4" w:space="0" w:color="auto"/>
+              <w:bottom w:val="single" w:sz="4" w:space="0" w:color="auto"/>
+              <w:right w:val="single" w:sz="4" w:space="0" w:color="auto"/>
+            </w:tcBorders>
+            <w:shd w:val="clear" w:color="auto" w:fill="000000"/>
+            <w:hideMark/>
+          </w:tcPr>
+          <w:p>
+            <w:pPr>
+              <w:keepLines/>
+              <w:spacing w:after="0" w:line="256" w:lineRule="auto"/>
+              <w:jc w:val="center"/>
+              <w:rPr>
+                <w:rFonts w:ascii="Aptos" w:eastAsia="Aptos" w:hAnsi="Aptos" w:cs="Times New Roman"/>
+                <w:b/>
+                <w:iCs/>
+                <w:color w:val="FFFFFF"/>
+              </w:rPr>
+            </w:pPr>
+            <w:r>
+              <w:rPr>
+                <w:rFonts w:ascii="Aptos" w:eastAsia="Aptos" w:hAnsi="Aptos" w:cs="Times New Roman"/>
+                <w:b/>
+                <w:iCs/>
+                <w:color w:val="FFFFFF"/>
+              </w:rPr>
+              <w:t>FK Table Name</w:t>
+            </w:r>
+          </w:p>
+        </w:tc>
+        <w:tc>
+          <w:tcPr>
+            <w:tcW w:w="926" w:type="pct"/>
+            <w:tcBorders>
+              <w:top w:val="single" w:sz="4" w:space="0" w:color="auto"/>
+              <w:left w:val="single" w:sz="4" w:space="0" w:color="auto"/>
+              <w:bottom w:val="single" w:sz="4" w:space="0" w:color="auto"/>
+              <w:right w:val="single" w:sz="4" w:space="0" w:color="auto"/>
+            </w:tcBorders>
+            <w:shd w:val="clear" w:color="auto" w:fill="000000"/>
+            <w:hideMark/>
+          </w:tcPr>
+          <w:p>
+            <w:pPr>
+              <w:keepLines/>
+              <w:spacing w:after="0" w:line="256" w:lineRule="auto"/>
+              <w:jc w:val="center"/>
+              <w:rPr>
+                <w:rFonts w:ascii="Aptos" w:eastAsia="Aptos" w:hAnsi="Aptos" w:cs="Times New Roman"/>
+                <w:b/>
+                <w:iCs/>
+                <w:color w:val="FFFFFF"/>
+              </w:rPr>
+            </w:pPr>
+            <w:r>
+              <w:rPr>
+                <w:rFonts w:ascii="Aptos" w:eastAsia="Aptos" w:hAnsi="Aptos" w:cs="Times New Roman"/>
+                <w:b/>
+                <w:iCs/>
+                <w:color w:val="FFFFFF"/>
+              </w:rPr>
+              <w:t>FK Field</w:t>
             </w:r>
           </w:p>
         </w:tc>
       </w:tr>
       <w:tr>
-        <w:tc>
-          <w:tcPr>
-            <w:tcW w:w="0" w:type="auto"/>
-            <w:tcBorders>
-              <w:top w:val="single" w:sz="4" w:space="0" w:color="auto"/>
-              <w:left w:val="single" w:sz="4" w:space="0" w:color="auto"/>
-              <w:bottom w:val="single" w:sz="4" w:space="0" w:color="auto"/>
-              <w:right w:val="single" w:sz="4" w:space="0" w:color="auto"/>
-            </w:tcBorders>
-          </w:tcPr>
-          <w:p>
-            <w:pPr>
-              <w:spacing w:line="240" w:lineRule="auto"/>
-              <w:rPr>
-                <w:rFonts w:eastAsia="Aptos"/>
-              </w:rPr>
-            </w:pPr>
-            <w:proofErr w:type="spellStart"/>
-            <w:r>
-              <w:rPr>
-                <w:rFonts w:eastAsia="Aptos"/>
-              </w:rPr>
-              <w:t>memberStartWeight</w:t>
-            </w:r>
-            <w:proofErr w:type="spellEnd"/>
-          </w:p>
-        </w:tc>
-        <w:tc>
-          <w:tcPr>
-            <w:tcW w:w="0" w:type="auto"/>
-            <w:tcBorders>
-              <w:top w:val="single" w:sz="4" w:space="0" w:color="auto"/>
-              <w:left w:val="single" w:sz="4" w:space="0" w:color="auto"/>
-              <w:bottom w:val="single" w:sz="4" w:space="0" w:color="auto"/>
-              <w:right w:val="single" w:sz="4" w:space="0" w:color="auto"/>
-            </w:tcBorders>
-          </w:tcPr>
-          <w:p>
-            <w:pPr>
-              <w:spacing w:line="240" w:lineRule="auto"/>
-              <w:rPr>
-                <w:rFonts w:eastAsia="Aptos"/>
-              </w:rPr>
-            </w:pPr>
-            <w:r>
-              <w:rPr>
-                <w:rFonts w:eastAsia="Aptos"/>
-              </w:rPr>
-              <w:t>Y</w:t>
-            </w:r>
-          </w:p>
-        </w:tc>
-        <w:tc>
-          <w:tcPr>
-            <w:tcW w:w="0" w:type="auto"/>
-            <w:tcBorders>
-              <w:top w:val="single" w:sz="4" w:space="0" w:color="auto"/>
-              <w:left w:val="single" w:sz="4" w:space="0" w:color="auto"/>
-              <w:bottom w:val="single" w:sz="4" w:space="0" w:color="auto"/>
-              <w:right w:val="single" w:sz="4" w:space="0" w:color="auto"/>
-            </w:tcBorders>
-          </w:tcPr>
-          <w:p>
-            <w:pPr>
-              <w:spacing w:line="240" w:lineRule="auto"/>
-              <w:rPr>
-                <w:rFonts w:eastAsia="Aptos"/>
-              </w:rPr>
-            </w:pPr>
-            <w:r>
-              <w:rPr>
-                <w:rFonts w:eastAsia="Aptos"/>
-              </w:rPr>
-              <w:t>N</w:t>
-            </w:r>
-          </w:p>
-        </w:tc>
-        <w:tc>
-          <w:tcPr>
-            <w:tcW w:w="0" w:type="auto"/>
-            <w:tcBorders>
-              <w:top w:val="single" w:sz="4" w:space="0" w:color="auto"/>
-              <w:left w:val="single" w:sz="4" w:space="0" w:color="auto"/>
-              <w:bottom w:val="single" w:sz="4" w:space="0" w:color="auto"/>
-              <w:right w:val="single" w:sz="4" w:space="0" w:color="auto"/>
-            </w:tcBorders>
-          </w:tcPr>
-          <w:p>
-            <w:pPr>
-              <w:spacing w:line="240" w:lineRule="auto"/>
-              <w:rPr>
-                <w:rFonts w:eastAsia="Aptos"/>
-              </w:rPr>
-            </w:pPr>
-            <w:r>
-              <w:rPr>
-                <w:rFonts w:eastAsia="Aptos"/>
-              </w:rPr>
-              <w:t>INT</w:t>
-            </w:r>
-          </w:p>
-        </w:tc>
-        <w:tc>
-          <w:tcPr>
-            <w:tcW w:w="0" w:type="auto"/>
-            <w:tcBorders>
-              <w:top w:val="single" w:sz="4" w:space="0" w:color="auto"/>
-              <w:left w:val="single" w:sz="4" w:space="0" w:color="auto"/>
-              <w:bottom w:val="single" w:sz="4" w:space="0" w:color="auto"/>
-              <w:right w:val="single" w:sz="4" w:space="0" w:color="auto"/>
-            </w:tcBorders>
-          </w:tcPr>
-          <w:p>
-            <w:pPr>
-              <w:spacing w:line="240" w:lineRule="auto"/>
-              <w:rPr>
-                <w:rFonts w:eastAsia="Aptos"/>
-              </w:rPr>
-            </w:pPr>
-            <w:r>
-              <w:rPr>
-                <w:rFonts w:eastAsia="Aptos"/>
-              </w:rPr>
-              <w:t>3</w:t>
-            </w:r>
-          </w:p>
-        </w:tc>
-        <w:tc>
-          <w:tcPr>
-            <w:tcW w:w="0" w:type="auto"/>
-            <w:tcBorders>
-              <w:top w:val="single" w:sz="4" w:space="0" w:color="auto"/>
-              <w:left w:val="single" w:sz="4" w:space="0" w:color="auto"/>
-              <w:bottom w:val="single" w:sz="4" w:space="0" w:color="auto"/>
-              <w:right w:val="single" w:sz="4" w:space="0" w:color="auto"/>
-            </w:tcBorders>
-          </w:tcPr>
-          <w:p>
-            <w:pPr>
-              <w:spacing w:line="240" w:lineRule="auto"/>
-              <w:rPr>
-                <w:rFonts w:eastAsia="Aptos"/>
-              </w:rPr>
-            </w:pPr>
-            <w:r>
-              <w:rPr>
-                <w:rFonts w:eastAsia="Aptos"/>
-              </w:rPr>
-              <w:t>NOT NULL, must be (at most) a 3-digit number, specified in kilograms.</w:t>
-            </w:r>
-          </w:p>
-        </w:tc>
-        <w:tc>
-          <w:tcPr>
-            <w:tcW w:w="0" w:type="auto"/>
-            <w:tcBorders>
-              <w:top w:val="single" w:sz="4" w:space="0" w:color="auto"/>
-              <w:left w:val="single" w:sz="4" w:space="0" w:color="auto"/>
-              <w:bottom w:val="single" w:sz="4" w:space="0" w:color="auto"/>
-              <w:right w:val="single" w:sz="4" w:space="0" w:color="auto"/>
-            </w:tcBorders>
-          </w:tcPr>
-          <w:p>
-            <w:pPr>
-              <w:spacing w:line="240" w:lineRule="auto"/>
-              <w:rPr>
-                <w:rFonts w:eastAsia="Aptos"/>
-              </w:rPr>
-            </w:pPr>
-            <w:r>
-              <w:rPr>
-                <w:rFonts w:eastAsia="Aptos"/>
-              </w:rPr>
-              <w:t>None</w:t>
-            </w:r>
-          </w:p>
-        </w:tc>
-        <w:tc>
-          <w:tcPr>
-            <w:tcW w:w="0" w:type="auto"/>
-            <w:tcBorders>
-              <w:top w:val="single" w:sz="4" w:space="0" w:color="auto"/>
-              <w:left w:val="single" w:sz="4" w:space="0" w:color="auto"/>
-              <w:bottom w:val="single" w:sz="4" w:space="0" w:color="auto"/>
-              <w:right w:val="single" w:sz="4" w:space="0" w:color="auto"/>
-            </w:tcBorders>
-          </w:tcPr>
-          <w:p>
-            <w:pPr>
-              <w:spacing w:line="240" w:lineRule="auto"/>
-              <w:rPr>
-                <w:rFonts w:eastAsia="Aptos"/>
-              </w:rPr>
-            </w:pPr>
-            <w:r>
-              <w:rPr>
-                <w:rFonts w:eastAsia="Aptos"/>
-              </w:rPr>
-              <w:t>The weight (kg) of the member on arrival.</w:t>
-            </w:r>
-          </w:p>
-        </w:tc>
-        <w:tc>
-          <w:tcPr>
-            <w:tcW w:w="0" w:type="auto"/>
-            <w:tcBorders>
-              <w:top w:val="single" w:sz="4" w:space="0" w:color="auto"/>
-              <w:left w:val="single" w:sz="4" w:space="0" w:color="auto"/>
-              <w:bottom w:val="single" w:sz="4" w:space="0" w:color="auto"/>
-              <w:right w:val="single" w:sz="4" w:space="0" w:color="auto"/>
-            </w:tcBorders>
-          </w:tcPr>
-          <w:p>
-            <w:pPr>
-              <w:spacing w:line="240" w:lineRule="auto"/>
-              <w:rPr>
-                <w:rFonts w:eastAsia="Aptos"/>
-              </w:rPr>
-            </w:pPr>
-            <w:r>
-              <w:rPr>
-                <w:rFonts w:eastAsia="Aptos"/>
-              </w:rPr>
-              <w:t>52.8</w:t>
+        <w:trPr>
+          <w:trHeight w:val="208"/>
+        </w:trPr>
+        <w:tc>
+          <w:tcPr>
+            <w:tcW w:w="1667" w:type="pct"/>
+            <w:tcBorders>
+              <w:top w:val="single" w:sz="4" w:space="0" w:color="auto"/>
+              <w:left w:val="single" w:sz="4" w:space="0" w:color="auto"/>
+              <w:bottom w:val="single" w:sz="4" w:space="0" w:color="auto"/>
+              <w:right w:val="single" w:sz="4" w:space="0" w:color="auto"/>
+            </w:tcBorders>
+            <w:hideMark/>
+          </w:tcPr>
+          <w:p>
+            <w:pPr>
+              <w:keepLines/>
+              <w:spacing w:after="0" w:line="256" w:lineRule="auto"/>
+              <w:rPr>
+                <w:rFonts w:ascii="Aptos" w:eastAsia="Aptos" w:hAnsi="Aptos" w:cs="Times New Roman"/>
+              </w:rPr>
+            </w:pPr>
+            <w:r>
+              <w:rPr>
+                <w:rFonts w:ascii="Aptos" w:eastAsia="Aptos" w:hAnsi="Aptos" w:cs="Times New Roman"/>
+              </w:rPr>
+              <w:t>tblMember (memberId)</w:t>
+            </w:r>
+          </w:p>
+        </w:tc>
+        <w:tc>
+          <w:tcPr>
+            <w:tcW w:w="926" w:type="pct"/>
+            <w:tcBorders>
+              <w:top w:val="single" w:sz="4" w:space="0" w:color="auto"/>
+              <w:left w:val="single" w:sz="4" w:space="0" w:color="auto"/>
+              <w:bottom w:val="single" w:sz="4" w:space="0" w:color="auto"/>
+              <w:right w:val="single" w:sz="4" w:space="0" w:color="auto"/>
+            </w:tcBorders>
+            <w:hideMark/>
+          </w:tcPr>
+          <w:p>
+            <w:pPr>
+              <w:keepLines/>
+              <w:spacing w:after="0" w:line="256" w:lineRule="auto"/>
+              <w:rPr>
+                <w:rFonts w:ascii="Aptos" w:eastAsia="Aptos" w:hAnsi="Aptos" w:cs="Times New Roman"/>
+              </w:rPr>
+            </w:pPr>
+            <w:r>
+              <w:rPr>
+                <w:rFonts w:ascii="Aptos" w:eastAsia="Aptos" w:hAnsi="Aptos" w:cs="Times New Roman"/>
+              </w:rPr>
+              <w:t>memberId</w:t>
+            </w:r>
+          </w:p>
+        </w:tc>
+        <w:tc>
+          <w:tcPr>
+            <w:tcW w:w="1481" w:type="pct"/>
+            <w:tcBorders>
+              <w:top w:val="single" w:sz="4" w:space="0" w:color="auto"/>
+              <w:left w:val="single" w:sz="4" w:space="0" w:color="auto"/>
+              <w:bottom w:val="single" w:sz="4" w:space="0" w:color="auto"/>
+              <w:right w:val="single" w:sz="4" w:space="0" w:color="auto"/>
+            </w:tcBorders>
+            <w:hideMark/>
+          </w:tcPr>
+          <w:p>
+            <w:pPr>
+              <w:keepLines/>
+              <w:spacing w:after="0" w:line="256" w:lineRule="auto"/>
+              <w:rPr>
+                <w:rFonts w:ascii="Aptos" w:eastAsia="Aptos" w:hAnsi="Aptos" w:cs="Times New Roman"/>
+              </w:rPr>
+            </w:pPr>
+            <w:r>
+              <w:rPr>
+                <w:rFonts w:ascii="Aptos" w:eastAsia="Aptos" w:hAnsi="Aptos" w:cs="Times New Roman"/>
+              </w:rPr>
+              <w:t>N/A</w:t>
+            </w:r>
+          </w:p>
+        </w:tc>
+        <w:tc>
+          <w:tcPr>
+            <w:tcW w:w="926" w:type="pct"/>
+            <w:tcBorders>
+              <w:top w:val="single" w:sz="4" w:space="0" w:color="auto"/>
+              <w:left w:val="single" w:sz="4" w:space="0" w:color="auto"/>
+              <w:bottom w:val="single" w:sz="4" w:space="0" w:color="auto"/>
+              <w:right w:val="single" w:sz="4" w:space="0" w:color="auto"/>
+            </w:tcBorders>
+            <w:hideMark/>
+          </w:tcPr>
+          <w:p>
+            <w:pPr>
+              <w:keepLines/>
+              <w:spacing w:after="0" w:line="256" w:lineRule="auto"/>
+              <w:rPr>
+                <w:rFonts w:ascii="Aptos" w:eastAsia="Aptos" w:hAnsi="Aptos" w:cs="Times New Roman"/>
+              </w:rPr>
+            </w:pPr>
+            <w:r>
+              <w:rPr>
+                <w:rFonts w:ascii="Aptos" w:eastAsia="Aptos" w:hAnsi="Aptos" w:cs="Times New Roman"/>
+              </w:rPr>
+              <w:t>N/A</w:t>
+            </w:r>
+          </w:p>
+        </w:tc>
+      </w:tr>
+    </w:tbl>
+    <w:p>
+      <w:pPr>
+        <w:spacing w:after="0" w:line="240" w:lineRule="auto"/>
+        <w:rPr>
+          <w:rFonts w:ascii="Aptos" w:eastAsia="Aptos" w:hAnsi="Aptos" w:cs="Times New Roman"/>
+        </w:rPr>
+      </w:pPr>
+    </w:p>
+    <w:p>
+      <w:pPr>
+        <w:keepLines/>
+        <w:spacing w:after="0" w:line="256" w:lineRule="auto"/>
+        <w:rPr>
+          <w:rFonts w:ascii="Aptos" w:eastAsia="Aptos" w:hAnsi="Aptos" w:cs="Times New Roman"/>
+        </w:rPr>
+      </w:pPr>
+      <w:r>
+        <w:rPr>
+          <w:rFonts w:ascii="Aptos" w:eastAsia="Aptos" w:hAnsi="Aptos" w:cs="Times New Roman"/>
+          <w:b/>
+        </w:rPr>
+        <w:t>General Table Description:</w:t>
+      </w:r>
+    </w:p>
+    <w:tbl>
+      <w:tblPr>
+        <w:tblW w:w="5000" w:type="pct"/>
+        <w:tblBorders>
+          <w:top w:val="single" w:sz="4" w:space="0" w:color="auto"/>
+          <w:left w:val="single" w:sz="4" w:space="0" w:color="auto"/>
+          <w:bottom w:val="single" w:sz="4" w:space="0" w:color="auto"/>
+          <w:right w:val="single" w:sz="4" w:space="0" w:color="auto"/>
+          <w:insideH w:val="single" w:sz="4" w:space="0" w:color="auto"/>
+          <w:insideV w:val="single" w:sz="4" w:space="0" w:color="auto"/>
+        </w:tblBorders>
+        <w:tblLook w:val="04A0" w:firstRow="1" w:lastRow="0" w:firstColumn="1" w:lastColumn="0" w:noHBand="0" w:noVBand="1"/>
+      </w:tblPr>
+      <w:tblGrid>
+        <w:gridCol w:w="12950"/>
+      </w:tblGrid>
+      <w:tr>
+        <w:tc>
+          <w:tcPr>
+            <w:tcW w:w="5000" w:type="pct"/>
+            <w:tcBorders>
+              <w:top w:val="single" w:sz="4" w:space="0" w:color="auto"/>
+              <w:left w:val="single" w:sz="4" w:space="0" w:color="auto"/>
+              <w:bottom w:val="single" w:sz="4" w:space="0" w:color="auto"/>
+              <w:right w:val="single" w:sz="4" w:space="0" w:color="auto"/>
+            </w:tcBorders>
+            <w:hideMark/>
+          </w:tcPr>
+          <w:p>
+            <w:pPr>
+              <w:keepLines/>
+              <w:spacing w:after="0" w:line="256" w:lineRule="auto"/>
+              <w:rPr>
+                <w:rFonts w:ascii="Aptos" w:eastAsia="Aptos" w:hAnsi="Aptos" w:cs="Times New Roman"/>
+              </w:rPr>
+            </w:pPr>
+            <w:r>
+              <w:rPr>
+                <w:rFonts w:ascii="Aptos" w:eastAsia="Aptos" w:hAnsi="Aptos" w:cs="Times New Roman"/>
+              </w:rPr>
+              <w:t>Contains personally identifiable information regarding members and their health standings. Includes centre associations, contact details, and membership status.</w:t>
+            </w:r>
+          </w:p>
+        </w:tc>
+      </w:tr>
+    </w:tbl>
+    <w:p>
+      <w:pPr>
+        <w:spacing w:after="0" w:line="240" w:lineRule="auto"/>
+        <w:rPr>
+          <w:rFonts w:ascii="Aptos" w:eastAsia="Aptos" w:hAnsi="Aptos" w:cs="Times New Roman"/>
+        </w:rPr>
+      </w:pPr>
+    </w:p>
+    <w:tbl>
+      <w:tblPr>
+        <w:tblStyle w:val="ListTable32"/>
+        <w:tblW w:w="0" w:type="auto"/>
+        <w:tblInd w:w="0" w:type="dxa"/>
+        <w:tblBorders>
+          <w:top w:val="single" w:sz="4" w:space="0" w:color="auto"/>
+          <w:left w:val="single" w:sz="4" w:space="0" w:color="auto"/>
+          <w:bottom w:val="single" w:sz="4" w:space="0" w:color="auto"/>
+          <w:right w:val="single" w:sz="4" w:space="0" w:color="auto"/>
+          <w:insideH w:val="single" w:sz="4" w:space="0" w:color="auto"/>
+          <w:insideV w:val="single" w:sz="4" w:space="0" w:color="auto"/>
+        </w:tblBorders>
+        <w:tblLook w:val="0620" w:firstRow="1" w:lastRow="0" w:firstColumn="0" w:lastColumn="0" w:noHBand="1" w:noVBand="1"/>
+      </w:tblPr>
+      <w:tblGrid>
+        <w:gridCol w:w="2940"/>
+        <w:gridCol w:w="372"/>
+        <w:gridCol w:w="372"/>
+        <w:gridCol w:w="1175"/>
+        <w:gridCol w:w="580"/>
+        <w:gridCol w:w="2668"/>
+        <w:gridCol w:w="1095"/>
+        <w:gridCol w:w="2635"/>
+        <w:gridCol w:w="1113"/>
+      </w:tblGrid>
+      <w:tr>
+        <w:trPr>
+          <w:cnfStyle w:val="100000000000" w:firstRow="1" w:lastRow="0" w:firstColumn="0" w:lastColumn="0" w:oddVBand="0" w:evenVBand="0" w:oddHBand="0" w:evenHBand="0" w:firstRowFirstColumn="0" w:firstRowLastColumn="0" w:lastRowFirstColumn="0" w:lastRowLastColumn="0"/>
+        </w:trPr>
+        <w:tc>
+          <w:tcPr>
+            <w:tcW w:w="0" w:type="auto"/>
+            <w:tcBorders>
+              <w:top w:val="single" w:sz="4" w:space="0" w:color="auto"/>
+              <w:left w:val="single" w:sz="4" w:space="0" w:color="auto"/>
+              <w:bottom w:val="single" w:sz="4" w:space="0" w:color="auto"/>
+              <w:right w:val="single" w:sz="4" w:space="0" w:color="auto"/>
+            </w:tcBorders>
+            <w:hideMark/>
+          </w:tcPr>
+          <w:p>
+            <w:pPr>
+              <w:spacing w:line="240" w:lineRule="auto"/>
+              <w:rPr>
+                <w:rFonts w:eastAsia="Aptos"/>
+              </w:rPr>
+            </w:pPr>
+            <w:r>
+              <w:rPr>
+                <w:rFonts w:eastAsia="Aptos"/>
+              </w:rPr>
+              <w:lastRenderedPageBreak/>
+              <w:t>Field Name</w:t>
+            </w:r>
+          </w:p>
+        </w:tc>
+        <w:tc>
+          <w:tcPr>
+            <w:tcW w:w="0" w:type="auto"/>
+            <w:tcBorders>
+              <w:top w:val="single" w:sz="4" w:space="0" w:color="auto"/>
+              <w:left w:val="single" w:sz="4" w:space="0" w:color="auto"/>
+              <w:bottom w:val="single" w:sz="4" w:space="0" w:color="auto"/>
+              <w:right w:val="single" w:sz="4" w:space="0" w:color="auto"/>
+            </w:tcBorders>
+            <w:hideMark/>
+          </w:tcPr>
+          <w:p>
+            <w:pPr>
+              <w:spacing w:line="240" w:lineRule="auto"/>
+              <w:rPr>
+                <w:rFonts w:eastAsia="Aptos"/>
+              </w:rPr>
+            </w:pPr>
+            <w:r>
+              <w:rPr>
+                <w:rFonts w:eastAsia="Aptos"/>
+              </w:rPr>
+              <w:t>R</w:t>
+            </w:r>
+          </w:p>
+        </w:tc>
+        <w:tc>
+          <w:tcPr>
+            <w:tcW w:w="0" w:type="auto"/>
+            <w:tcBorders>
+              <w:top w:val="single" w:sz="4" w:space="0" w:color="auto"/>
+              <w:left w:val="single" w:sz="4" w:space="0" w:color="auto"/>
+              <w:bottom w:val="single" w:sz="4" w:space="0" w:color="auto"/>
+              <w:right w:val="single" w:sz="4" w:space="0" w:color="auto"/>
+            </w:tcBorders>
+            <w:hideMark/>
+          </w:tcPr>
+          <w:p>
+            <w:pPr>
+              <w:spacing w:line="240" w:lineRule="auto"/>
+              <w:rPr>
+                <w:rFonts w:eastAsia="Aptos"/>
+              </w:rPr>
+            </w:pPr>
+            <w:r>
+              <w:rPr>
+                <w:rFonts w:eastAsia="Aptos"/>
+              </w:rPr>
+              <w:t>I</w:t>
+            </w:r>
+          </w:p>
+        </w:tc>
+        <w:tc>
+          <w:tcPr>
+            <w:tcW w:w="0" w:type="auto"/>
+            <w:tcBorders>
+              <w:top w:val="single" w:sz="4" w:space="0" w:color="auto"/>
+              <w:left w:val="single" w:sz="4" w:space="0" w:color="auto"/>
+              <w:bottom w:val="single" w:sz="4" w:space="0" w:color="auto"/>
+              <w:right w:val="single" w:sz="4" w:space="0" w:color="auto"/>
+            </w:tcBorders>
+            <w:hideMark/>
+          </w:tcPr>
+          <w:p>
+            <w:pPr>
+              <w:spacing w:line="240" w:lineRule="auto"/>
+              <w:rPr>
+                <w:rFonts w:eastAsia="Aptos"/>
+              </w:rPr>
+            </w:pPr>
+            <w:r>
+              <w:rPr>
+                <w:rFonts w:eastAsia="Aptos"/>
+              </w:rPr>
+              <w:t>Data Type</w:t>
+            </w:r>
+          </w:p>
+        </w:tc>
+        <w:tc>
+          <w:tcPr>
+            <w:tcW w:w="0" w:type="auto"/>
+            <w:tcBorders>
+              <w:top w:val="single" w:sz="4" w:space="0" w:color="auto"/>
+              <w:left w:val="single" w:sz="4" w:space="0" w:color="auto"/>
+              <w:bottom w:val="single" w:sz="4" w:space="0" w:color="auto"/>
+              <w:right w:val="single" w:sz="4" w:space="0" w:color="auto"/>
+            </w:tcBorders>
+            <w:hideMark/>
+          </w:tcPr>
+          <w:p>
+            <w:pPr>
+              <w:spacing w:line="240" w:lineRule="auto"/>
+              <w:rPr>
+                <w:rFonts w:eastAsia="Aptos"/>
+              </w:rPr>
+            </w:pPr>
+            <w:r>
+              <w:rPr>
+                <w:rFonts w:eastAsia="Aptos"/>
+              </w:rPr>
+              <w:t>Len</w:t>
+            </w:r>
+          </w:p>
+        </w:tc>
+        <w:tc>
+          <w:tcPr>
+            <w:tcW w:w="0" w:type="auto"/>
+            <w:tcBorders>
+              <w:top w:val="single" w:sz="4" w:space="0" w:color="auto"/>
+              <w:left w:val="single" w:sz="4" w:space="0" w:color="auto"/>
+              <w:bottom w:val="single" w:sz="4" w:space="0" w:color="auto"/>
+              <w:right w:val="single" w:sz="4" w:space="0" w:color="auto"/>
+            </w:tcBorders>
+            <w:hideMark/>
+          </w:tcPr>
+          <w:p>
+            <w:pPr>
+              <w:spacing w:line="240" w:lineRule="auto"/>
+              <w:rPr>
+                <w:rFonts w:eastAsia="Aptos"/>
+              </w:rPr>
+            </w:pPr>
+            <w:r>
+              <w:rPr>
+                <w:rFonts w:eastAsia="Aptos"/>
+              </w:rPr>
+              <w:t>Validation Rule</w:t>
+            </w:r>
+          </w:p>
+        </w:tc>
+        <w:tc>
+          <w:tcPr>
+            <w:tcW w:w="0" w:type="auto"/>
+            <w:tcBorders>
+              <w:top w:val="single" w:sz="4" w:space="0" w:color="auto"/>
+              <w:left w:val="single" w:sz="4" w:space="0" w:color="auto"/>
+              <w:bottom w:val="single" w:sz="4" w:space="0" w:color="auto"/>
+              <w:right w:val="single" w:sz="4" w:space="0" w:color="auto"/>
+            </w:tcBorders>
+            <w:hideMark/>
+          </w:tcPr>
+          <w:p>
+            <w:pPr>
+              <w:spacing w:line="240" w:lineRule="auto"/>
+              <w:rPr>
+                <w:rFonts w:eastAsia="Aptos"/>
+              </w:rPr>
+            </w:pPr>
+            <w:r>
+              <w:rPr>
+                <w:rFonts w:eastAsia="Aptos"/>
+              </w:rPr>
+              <w:t>Default Value</w:t>
+            </w:r>
+          </w:p>
+        </w:tc>
+        <w:tc>
+          <w:tcPr>
+            <w:tcW w:w="0" w:type="auto"/>
+            <w:tcBorders>
+              <w:top w:val="single" w:sz="4" w:space="0" w:color="auto"/>
+              <w:left w:val="single" w:sz="4" w:space="0" w:color="auto"/>
+              <w:bottom w:val="single" w:sz="4" w:space="0" w:color="auto"/>
+              <w:right w:val="single" w:sz="4" w:space="0" w:color="auto"/>
+            </w:tcBorders>
+            <w:hideMark/>
+          </w:tcPr>
+          <w:p>
+            <w:pPr>
+              <w:spacing w:line="240" w:lineRule="auto"/>
+              <w:rPr>
+                <w:rFonts w:eastAsia="Aptos"/>
+              </w:rPr>
+            </w:pPr>
+            <w:r>
+              <w:rPr>
+                <w:rFonts w:eastAsia="Aptos"/>
+              </w:rPr>
+              <w:t>Description</w:t>
+            </w:r>
+          </w:p>
+        </w:tc>
+        <w:tc>
+          <w:tcPr>
+            <w:tcW w:w="0" w:type="auto"/>
+            <w:tcBorders>
+              <w:top w:val="single" w:sz="4" w:space="0" w:color="auto"/>
+              <w:left w:val="single" w:sz="4" w:space="0" w:color="auto"/>
+              <w:bottom w:val="single" w:sz="4" w:space="0" w:color="auto"/>
+              <w:right w:val="single" w:sz="4" w:space="0" w:color="auto"/>
+            </w:tcBorders>
+            <w:hideMark/>
+          </w:tcPr>
+          <w:p>
+            <w:pPr>
+              <w:spacing w:line="240" w:lineRule="auto"/>
+              <w:rPr>
+                <w:rFonts w:eastAsia="Aptos"/>
+              </w:rPr>
+            </w:pPr>
+            <w:r>
+              <w:rPr>
+                <w:rFonts w:eastAsia="Aptos"/>
+              </w:rPr>
+              <w:t>Typical Data</w:t>
             </w:r>
           </w:p>
         </w:tc>
@@ -9844,14 +10117,12 @@
                 <w:rFonts w:eastAsia="Aptos"/>
               </w:rPr>
             </w:pPr>
-            <w:proofErr w:type="spellStart"/>
-            <w:r>
-              <w:rPr>
-                <w:rFonts w:eastAsia="Aptos"/>
-              </w:rPr>
-              <w:t>memberCurrentWeight</w:t>
-            </w:r>
-            <w:proofErr w:type="spellEnd"/>
+            <w:r>
+              <w:rPr>
+                <w:rFonts w:eastAsia="Aptos"/>
+              </w:rPr>
+              <w:t>memberId</w:t>
+            </w:r>
           </w:p>
         </w:tc>
         <w:tc>
@@ -9900,7 +10171,7 @@
               <w:rPr>
                 <w:rFonts w:eastAsia="Aptos"/>
               </w:rPr>
-              <w:t>N</w:t>
+              <w:t>Y</w:t>
             </w:r>
           </w:p>
         </w:tc>
@@ -9950,32 +10221,32 @@
               <w:rPr>
                 <w:rFonts w:eastAsia="Aptos"/>
               </w:rPr>
-              <w:t>3</w:t>
-            </w:r>
-          </w:p>
-        </w:tc>
-        <w:tc>
-          <w:tcPr>
-            <w:tcW w:w="0" w:type="auto"/>
-            <w:tcBorders>
-              <w:top w:val="single" w:sz="4" w:space="0" w:color="auto"/>
-              <w:left w:val="single" w:sz="4" w:space="0" w:color="auto"/>
-              <w:bottom w:val="single" w:sz="4" w:space="0" w:color="auto"/>
-              <w:right w:val="single" w:sz="4" w:space="0" w:color="auto"/>
-            </w:tcBorders>
-          </w:tcPr>
-          <w:p>
-            <w:pPr>
-              <w:spacing w:line="240" w:lineRule="auto"/>
-              <w:rPr>
-                <w:rFonts w:eastAsia="Aptos"/>
-              </w:rPr>
-            </w:pPr>
-            <w:r>
-              <w:rPr>
-                <w:rFonts w:eastAsia="Aptos"/>
-              </w:rPr>
-              <w:t>NOT NULL, must be (at most) a 3-digit number.</w:t>
+              <w:t>8</w:t>
+            </w:r>
+          </w:p>
+        </w:tc>
+        <w:tc>
+          <w:tcPr>
+            <w:tcW w:w="0" w:type="auto"/>
+            <w:tcBorders>
+              <w:top w:val="single" w:sz="4" w:space="0" w:color="auto"/>
+              <w:left w:val="single" w:sz="4" w:space="0" w:color="auto"/>
+              <w:bottom w:val="single" w:sz="4" w:space="0" w:color="auto"/>
+              <w:right w:val="single" w:sz="4" w:space="0" w:color="auto"/>
+            </w:tcBorders>
+          </w:tcPr>
+          <w:p>
+            <w:pPr>
+              <w:spacing w:line="240" w:lineRule="auto"/>
+              <w:rPr>
+                <w:rFonts w:eastAsia="Aptos"/>
+              </w:rPr>
+            </w:pPr>
+            <w:r>
+              <w:rPr>
+                <w:rFonts w:eastAsia="Aptos"/>
+              </w:rPr>
+              <w:t>Primary Key, AUTO INCREMENT, must be unique, NOT NULL</w:t>
             </w:r>
           </w:p>
         </w:tc>
@@ -10025,33 +10296,32 @@
               <w:rPr>
                 <w:rFonts w:eastAsia="Aptos"/>
               </w:rPr>
-              <w:t>The weight (kg) of the member to date.</w:t>
-            </w:r>
-          </w:p>
-        </w:tc>
-        <w:tc>
-          <w:tcPr>
-            <w:tcW w:w="0" w:type="auto"/>
-            <w:tcBorders>
-              <w:top w:val="single" w:sz="4" w:space="0" w:color="auto"/>
-              <w:left w:val="single" w:sz="4" w:space="0" w:color="auto"/>
-              <w:bottom w:val="single" w:sz="4" w:space="0" w:color="auto"/>
-              <w:right w:val="single" w:sz="4" w:space="0" w:color="auto"/>
-            </w:tcBorders>
-          </w:tcPr>
-          <w:p>
-            <w:pPr>
-              <w:spacing w:line="240" w:lineRule="auto"/>
-              <w:rPr>
-                <w:rFonts w:eastAsia="Aptos"/>
-                <w:lang w:val="en-US"/>
-              </w:rPr>
-            </w:pPr>
-            <w:r>
-              <w:rPr>
-                <w:rFonts w:eastAsia="Aptos"/>
-              </w:rPr>
-              <w:t>49.2</w:t>
+              <w:t>Unique value to identify a member to their measurements.</w:t>
+            </w:r>
+          </w:p>
+        </w:tc>
+        <w:tc>
+          <w:tcPr>
+            <w:tcW w:w="0" w:type="auto"/>
+            <w:tcBorders>
+              <w:top w:val="single" w:sz="4" w:space="0" w:color="auto"/>
+              <w:left w:val="single" w:sz="4" w:space="0" w:color="auto"/>
+              <w:bottom w:val="single" w:sz="4" w:space="0" w:color="auto"/>
+              <w:right w:val="single" w:sz="4" w:space="0" w:color="auto"/>
+            </w:tcBorders>
+          </w:tcPr>
+          <w:p>
+            <w:pPr>
+              <w:spacing w:line="240" w:lineRule="auto"/>
+              <w:rPr>
+                <w:rFonts w:eastAsia="Aptos"/>
+              </w:rPr>
+            </w:pPr>
+            <w:r>
+              <w:rPr>
+                <w:rFonts w:eastAsia="Aptos"/>
+              </w:rPr>
+              <w:t>306</w:t>
             </w:r>
           </w:p>
         </w:tc>
@@ -10074,15 +10344,12 @@
                 <w:rFonts w:eastAsia="Aptos"/>
               </w:rPr>
             </w:pPr>
-            <w:proofErr w:type="spellStart"/>
-            <w:r>
-              <w:rPr>
-                <w:rFonts w:eastAsia="Aptos"/>
-              </w:rPr>
-              <w:lastRenderedPageBreak/>
-              <w:t>memberStartMuscleMass</w:t>
-            </w:r>
-            <w:proofErr w:type="spellEnd"/>
+            <w:r>
+              <w:rPr>
+                <w:rFonts w:eastAsia="Aptos"/>
+              </w:rPr>
+              <w:t>memberStartWeight</w:t>
+            </w:r>
           </w:p>
         </w:tc>
         <w:tc>
@@ -10181,32 +10448,32 @@
               <w:rPr>
                 <w:rFonts w:eastAsia="Aptos"/>
               </w:rPr>
-              <w:t>2</w:t>
-            </w:r>
-          </w:p>
-        </w:tc>
-        <w:tc>
-          <w:tcPr>
-            <w:tcW w:w="0" w:type="auto"/>
-            <w:tcBorders>
-              <w:top w:val="single" w:sz="4" w:space="0" w:color="auto"/>
-              <w:left w:val="single" w:sz="4" w:space="0" w:color="auto"/>
-              <w:bottom w:val="single" w:sz="4" w:space="0" w:color="auto"/>
-              <w:right w:val="single" w:sz="4" w:space="0" w:color="auto"/>
-            </w:tcBorders>
-          </w:tcPr>
-          <w:p>
-            <w:pPr>
-              <w:spacing w:line="240" w:lineRule="auto"/>
-              <w:rPr>
-                <w:rFonts w:eastAsia="Aptos"/>
-              </w:rPr>
-            </w:pPr>
-            <w:r>
-              <w:rPr>
-                <w:rFonts w:eastAsia="Aptos"/>
-              </w:rPr>
-              <w:t>NOT NULL, must be an appropriate 2-digit number.</w:t>
+              <w:t>3</w:t>
+            </w:r>
+          </w:p>
+        </w:tc>
+        <w:tc>
+          <w:tcPr>
+            <w:tcW w:w="0" w:type="auto"/>
+            <w:tcBorders>
+              <w:top w:val="single" w:sz="4" w:space="0" w:color="auto"/>
+              <w:left w:val="single" w:sz="4" w:space="0" w:color="auto"/>
+              <w:bottom w:val="single" w:sz="4" w:space="0" w:color="auto"/>
+              <w:right w:val="single" w:sz="4" w:space="0" w:color="auto"/>
+            </w:tcBorders>
+          </w:tcPr>
+          <w:p>
+            <w:pPr>
+              <w:spacing w:line="240" w:lineRule="auto"/>
+              <w:rPr>
+                <w:rFonts w:eastAsia="Aptos"/>
+              </w:rPr>
+            </w:pPr>
+            <w:r>
+              <w:rPr>
+                <w:rFonts w:eastAsia="Aptos"/>
+              </w:rPr>
+              <w:t>NOT NULL, must be (at most) a 3-digit number, specified in kilograms.</w:t>
             </w:r>
           </w:p>
         </w:tc>
@@ -10256,32 +10523,32 @@
               <w:rPr>
                 <w:rFonts w:eastAsia="Aptos"/>
               </w:rPr>
-              <w:t>The muscle mass (kg) of the member on arrival</w:t>
-            </w:r>
-          </w:p>
-        </w:tc>
-        <w:tc>
-          <w:tcPr>
-            <w:tcW w:w="0" w:type="auto"/>
-            <w:tcBorders>
-              <w:top w:val="single" w:sz="4" w:space="0" w:color="auto"/>
-              <w:left w:val="single" w:sz="4" w:space="0" w:color="auto"/>
-              <w:bottom w:val="single" w:sz="4" w:space="0" w:color="auto"/>
-              <w:right w:val="single" w:sz="4" w:space="0" w:color="auto"/>
-            </w:tcBorders>
-          </w:tcPr>
-          <w:p>
-            <w:pPr>
-              <w:spacing w:line="240" w:lineRule="auto"/>
-              <w:rPr>
-                <w:rFonts w:eastAsia="Aptos"/>
-              </w:rPr>
-            </w:pPr>
-            <w:r>
-              <w:rPr>
-                <w:rFonts w:eastAsia="Aptos"/>
-              </w:rPr>
-              <w:t>20</w:t>
+              <w:t>The weight (kg) of the member on arrival.</w:t>
+            </w:r>
+          </w:p>
+        </w:tc>
+        <w:tc>
+          <w:tcPr>
+            <w:tcW w:w="0" w:type="auto"/>
+            <w:tcBorders>
+              <w:top w:val="single" w:sz="4" w:space="0" w:color="auto"/>
+              <w:left w:val="single" w:sz="4" w:space="0" w:color="auto"/>
+              <w:bottom w:val="single" w:sz="4" w:space="0" w:color="auto"/>
+              <w:right w:val="single" w:sz="4" w:space="0" w:color="auto"/>
+            </w:tcBorders>
+          </w:tcPr>
+          <w:p>
+            <w:pPr>
+              <w:spacing w:line="240" w:lineRule="auto"/>
+              <w:rPr>
+                <w:rFonts w:eastAsia="Aptos"/>
+              </w:rPr>
+            </w:pPr>
+            <w:r>
+              <w:rPr>
+                <w:rFonts w:eastAsia="Aptos"/>
+              </w:rPr>
+              <w:t>52.8</w:t>
             </w:r>
           </w:p>
         </w:tc>
@@ -10304,14 +10571,12 @@
                 <w:rFonts w:eastAsia="Aptos"/>
               </w:rPr>
             </w:pPr>
-            <w:proofErr w:type="spellStart"/>
-            <w:r>
-              <w:rPr>
-                <w:rFonts w:eastAsia="Aptos"/>
-              </w:rPr>
-              <w:t>memberCurrentMuscleMass</w:t>
-            </w:r>
-            <w:proofErr w:type="spellEnd"/>
+            <w:r>
+              <w:rPr>
+                <w:rFonts w:eastAsia="Aptos"/>
+              </w:rPr>
+              <w:t>memberCurrentWeight</w:t>
+            </w:r>
           </w:p>
         </w:tc>
         <w:tc>
@@ -10410,32 +10675,32 @@
               <w:rPr>
                 <w:rFonts w:eastAsia="Aptos"/>
               </w:rPr>
-              <w:t>2</w:t>
-            </w:r>
-          </w:p>
-        </w:tc>
-        <w:tc>
-          <w:tcPr>
-            <w:tcW w:w="0" w:type="auto"/>
-            <w:tcBorders>
-              <w:top w:val="single" w:sz="4" w:space="0" w:color="auto"/>
-              <w:left w:val="single" w:sz="4" w:space="0" w:color="auto"/>
-              <w:bottom w:val="single" w:sz="4" w:space="0" w:color="auto"/>
-              <w:right w:val="single" w:sz="4" w:space="0" w:color="auto"/>
-            </w:tcBorders>
-          </w:tcPr>
-          <w:p>
-            <w:pPr>
-              <w:spacing w:line="240" w:lineRule="auto"/>
-              <w:rPr>
-                <w:rFonts w:eastAsia="Aptos"/>
-              </w:rPr>
-            </w:pPr>
-            <w:r>
-              <w:rPr>
-                <w:rFonts w:eastAsia="Aptos"/>
-              </w:rPr>
-              <w:t>NOT NULL, must be an appropriate 2-digit number.</w:t>
+              <w:t>3</w:t>
+            </w:r>
+          </w:p>
+        </w:tc>
+        <w:tc>
+          <w:tcPr>
+            <w:tcW w:w="0" w:type="auto"/>
+            <w:tcBorders>
+              <w:top w:val="single" w:sz="4" w:space="0" w:color="auto"/>
+              <w:left w:val="single" w:sz="4" w:space="0" w:color="auto"/>
+              <w:bottom w:val="single" w:sz="4" w:space="0" w:color="auto"/>
+              <w:right w:val="single" w:sz="4" w:space="0" w:color="auto"/>
+            </w:tcBorders>
+          </w:tcPr>
+          <w:p>
+            <w:pPr>
+              <w:spacing w:line="240" w:lineRule="auto"/>
+              <w:rPr>
+                <w:rFonts w:eastAsia="Aptos"/>
+              </w:rPr>
+            </w:pPr>
+            <w:r>
+              <w:rPr>
+                <w:rFonts w:eastAsia="Aptos"/>
+              </w:rPr>
+              <w:t>NOT NULL, must be (at most) a 3-digit number.</w:t>
             </w:r>
           </w:p>
         </w:tc>
@@ -10485,32 +10750,32 @@
               <w:rPr>
                 <w:rFonts w:eastAsia="Aptos"/>
               </w:rPr>
-              <w:t>The muscle mass (kg) of the member to date.</w:t>
-            </w:r>
-          </w:p>
-        </w:tc>
-        <w:tc>
-          <w:tcPr>
-            <w:tcW w:w="0" w:type="auto"/>
-            <w:tcBorders>
-              <w:top w:val="single" w:sz="4" w:space="0" w:color="auto"/>
-              <w:left w:val="single" w:sz="4" w:space="0" w:color="auto"/>
-              <w:bottom w:val="single" w:sz="4" w:space="0" w:color="auto"/>
-              <w:right w:val="single" w:sz="4" w:space="0" w:color="auto"/>
-            </w:tcBorders>
-          </w:tcPr>
-          <w:p>
-            <w:pPr>
-              <w:spacing w:line="240" w:lineRule="auto"/>
-              <w:rPr>
-                <w:rFonts w:eastAsia="Aptos"/>
-              </w:rPr>
-            </w:pPr>
-            <w:r>
-              <w:rPr>
-                <w:rFonts w:eastAsia="Aptos"/>
-              </w:rPr>
-              <w:t>22.5</w:t>
+              <w:t>The weight (kg) of the member to date.</w:t>
+            </w:r>
+          </w:p>
+        </w:tc>
+        <w:tc>
+          <w:tcPr>
+            <w:tcW w:w="0" w:type="auto"/>
+            <w:tcBorders>
+              <w:top w:val="single" w:sz="4" w:space="0" w:color="auto"/>
+              <w:left w:val="single" w:sz="4" w:space="0" w:color="auto"/>
+              <w:bottom w:val="single" w:sz="4" w:space="0" w:color="auto"/>
+              <w:right w:val="single" w:sz="4" w:space="0" w:color="auto"/>
+            </w:tcBorders>
+          </w:tcPr>
+          <w:p>
+            <w:pPr>
+              <w:spacing w:line="240" w:lineRule="auto"/>
+              <w:rPr>
+                <w:rFonts w:eastAsia="Aptos"/>
+              </w:rPr>
+            </w:pPr>
+            <w:r>
+              <w:rPr>
+                <w:rFonts w:eastAsia="Aptos"/>
+              </w:rPr>
+              <w:t>49.2</w:t>
             </w:r>
           </w:p>
         </w:tc>
@@ -10533,14 +10798,466 @@
                 <w:rFonts w:eastAsia="Aptos"/>
               </w:rPr>
             </w:pPr>
-            <w:proofErr w:type="spellStart"/>
+            <w:r>
+              <w:rPr>
+                <w:rFonts w:eastAsia="Aptos"/>
+              </w:rPr>
+              <w:t>memberStartMuscleMass</w:t>
+            </w:r>
+          </w:p>
+        </w:tc>
+        <w:tc>
+          <w:tcPr>
+            <w:tcW w:w="0" w:type="auto"/>
+            <w:tcBorders>
+              <w:top w:val="single" w:sz="4" w:space="0" w:color="auto"/>
+              <w:left w:val="single" w:sz="4" w:space="0" w:color="auto"/>
+              <w:bottom w:val="single" w:sz="4" w:space="0" w:color="auto"/>
+              <w:right w:val="single" w:sz="4" w:space="0" w:color="auto"/>
+            </w:tcBorders>
+          </w:tcPr>
+          <w:p>
+            <w:pPr>
+              <w:spacing w:line="240" w:lineRule="auto"/>
+              <w:rPr>
+                <w:rFonts w:eastAsia="Aptos"/>
+              </w:rPr>
+            </w:pPr>
+            <w:r>
+              <w:rPr>
+                <w:rFonts w:eastAsia="Aptos"/>
+              </w:rPr>
+              <w:t>Y</w:t>
+            </w:r>
+          </w:p>
+        </w:tc>
+        <w:tc>
+          <w:tcPr>
+            <w:tcW w:w="0" w:type="auto"/>
+            <w:tcBorders>
+              <w:top w:val="single" w:sz="4" w:space="0" w:color="auto"/>
+              <w:left w:val="single" w:sz="4" w:space="0" w:color="auto"/>
+              <w:bottom w:val="single" w:sz="4" w:space="0" w:color="auto"/>
+              <w:right w:val="single" w:sz="4" w:space="0" w:color="auto"/>
+            </w:tcBorders>
+          </w:tcPr>
+          <w:p>
+            <w:pPr>
+              <w:spacing w:line="240" w:lineRule="auto"/>
+              <w:rPr>
+                <w:rFonts w:eastAsia="Aptos"/>
+              </w:rPr>
+            </w:pPr>
+            <w:r>
+              <w:rPr>
+                <w:rFonts w:eastAsia="Aptos"/>
+              </w:rPr>
+              <w:t>N</w:t>
+            </w:r>
+          </w:p>
+        </w:tc>
+        <w:tc>
+          <w:tcPr>
+            <w:tcW w:w="0" w:type="auto"/>
+            <w:tcBorders>
+              <w:top w:val="single" w:sz="4" w:space="0" w:color="auto"/>
+              <w:left w:val="single" w:sz="4" w:space="0" w:color="auto"/>
+              <w:bottom w:val="single" w:sz="4" w:space="0" w:color="auto"/>
+              <w:right w:val="single" w:sz="4" w:space="0" w:color="auto"/>
+            </w:tcBorders>
+          </w:tcPr>
+          <w:p>
+            <w:pPr>
+              <w:spacing w:line="240" w:lineRule="auto"/>
+              <w:rPr>
+                <w:rFonts w:eastAsia="Aptos"/>
+              </w:rPr>
+            </w:pPr>
+            <w:r>
+              <w:rPr>
+                <w:rFonts w:eastAsia="Aptos"/>
+              </w:rPr>
+              <w:t>INT</w:t>
+            </w:r>
+          </w:p>
+        </w:tc>
+        <w:tc>
+          <w:tcPr>
+            <w:tcW w:w="0" w:type="auto"/>
+            <w:tcBorders>
+              <w:top w:val="single" w:sz="4" w:space="0" w:color="auto"/>
+              <w:left w:val="single" w:sz="4" w:space="0" w:color="auto"/>
+              <w:bottom w:val="single" w:sz="4" w:space="0" w:color="auto"/>
+              <w:right w:val="single" w:sz="4" w:space="0" w:color="auto"/>
+            </w:tcBorders>
+          </w:tcPr>
+          <w:p>
+            <w:pPr>
+              <w:spacing w:line="240" w:lineRule="auto"/>
+              <w:rPr>
+                <w:rFonts w:eastAsia="Aptos"/>
+              </w:rPr>
+            </w:pPr>
+            <w:r>
+              <w:rPr>
+                <w:rFonts w:eastAsia="Aptos"/>
+              </w:rPr>
+              <w:t>2</w:t>
+            </w:r>
+          </w:p>
+        </w:tc>
+        <w:tc>
+          <w:tcPr>
+            <w:tcW w:w="0" w:type="auto"/>
+            <w:tcBorders>
+              <w:top w:val="single" w:sz="4" w:space="0" w:color="auto"/>
+              <w:left w:val="single" w:sz="4" w:space="0" w:color="auto"/>
+              <w:bottom w:val="single" w:sz="4" w:space="0" w:color="auto"/>
+              <w:right w:val="single" w:sz="4" w:space="0" w:color="auto"/>
+            </w:tcBorders>
+          </w:tcPr>
+          <w:p>
+            <w:pPr>
+              <w:spacing w:line="240" w:lineRule="auto"/>
+              <w:rPr>
+                <w:rFonts w:eastAsia="Aptos"/>
+              </w:rPr>
+            </w:pPr>
+            <w:r>
+              <w:rPr>
+                <w:rFonts w:eastAsia="Aptos"/>
+              </w:rPr>
+              <w:t>NOT NULL, must be an appropriate 2-digit number.</w:t>
+            </w:r>
+          </w:p>
+        </w:tc>
+        <w:tc>
+          <w:tcPr>
+            <w:tcW w:w="0" w:type="auto"/>
+            <w:tcBorders>
+              <w:top w:val="single" w:sz="4" w:space="0" w:color="auto"/>
+              <w:left w:val="single" w:sz="4" w:space="0" w:color="auto"/>
+              <w:bottom w:val="single" w:sz="4" w:space="0" w:color="auto"/>
+              <w:right w:val="single" w:sz="4" w:space="0" w:color="auto"/>
+            </w:tcBorders>
+          </w:tcPr>
+          <w:p>
+            <w:pPr>
+              <w:spacing w:line="240" w:lineRule="auto"/>
+              <w:rPr>
+                <w:rFonts w:eastAsia="Aptos"/>
+              </w:rPr>
+            </w:pPr>
+            <w:r>
+              <w:rPr>
+                <w:rFonts w:eastAsia="Aptos"/>
+              </w:rPr>
+              <w:t>None</w:t>
+            </w:r>
+          </w:p>
+        </w:tc>
+        <w:tc>
+          <w:tcPr>
+            <w:tcW w:w="0" w:type="auto"/>
+            <w:tcBorders>
+              <w:top w:val="single" w:sz="4" w:space="0" w:color="auto"/>
+              <w:left w:val="single" w:sz="4" w:space="0" w:color="auto"/>
+              <w:bottom w:val="single" w:sz="4" w:space="0" w:color="auto"/>
+              <w:right w:val="single" w:sz="4" w:space="0" w:color="auto"/>
+            </w:tcBorders>
+          </w:tcPr>
+          <w:p>
+            <w:pPr>
+              <w:spacing w:line="240" w:lineRule="auto"/>
+              <w:rPr>
+                <w:rFonts w:eastAsia="Aptos"/>
+              </w:rPr>
+            </w:pPr>
+            <w:r>
+              <w:rPr>
+                <w:rFonts w:eastAsia="Aptos"/>
+              </w:rPr>
+              <w:t>The muscle mass (kg) of the member on arrival</w:t>
+            </w:r>
+          </w:p>
+        </w:tc>
+        <w:tc>
+          <w:tcPr>
+            <w:tcW w:w="0" w:type="auto"/>
+            <w:tcBorders>
+              <w:top w:val="single" w:sz="4" w:space="0" w:color="auto"/>
+              <w:left w:val="single" w:sz="4" w:space="0" w:color="auto"/>
+              <w:bottom w:val="single" w:sz="4" w:space="0" w:color="auto"/>
+              <w:right w:val="single" w:sz="4" w:space="0" w:color="auto"/>
+            </w:tcBorders>
+          </w:tcPr>
+          <w:p>
+            <w:pPr>
+              <w:spacing w:line="240" w:lineRule="auto"/>
+              <w:rPr>
+                <w:rFonts w:eastAsia="Aptos"/>
+              </w:rPr>
+            </w:pPr>
+            <w:r>
+              <w:rPr>
+                <w:rFonts w:eastAsia="Aptos"/>
+              </w:rPr>
+              <w:t>20</w:t>
+            </w:r>
+          </w:p>
+        </w:tc>
+      </w:tr>
+      <w:tr>
+        <w:tc>
+          <w:tcPr>
+            <w:tcW w:w="0" w:type="auto"/>
+            <w:tcBorders>
+              <w:top w:val="single" w:sz="4" w:space="0" w:color="auto"/>
+              <w:left w:val="single" w:sz="4" w:space="0" w:color="auto"/>
+              <w:bottom w:val="single" w:sz="4" w:space="0" w:color="auto"/>
+              <w:right w:val="single" w:sz="4" w:space="0" w:color="auto"/>
+            </w:tcBorders>
+          </w:tcPr>
+          <w:p>
+            <w:pPr>
+              <w:spacing w:line="240" w:lineRule="auto"/>
+              <w:rPr>
+                <w:rFonts w:eastAsia="Aptos"/>
+              </w:rPr>
+            </w:pPr>
+            <w:r>
+              <w:rPr>
+                <w:rFonts w:eastAsia="Aptos"/>
+              </w:rPr>
+              <w:t>memberCurrentMuscleMass</w:t>
+            </w:r>
+          </w:p>
+        </w:tc>
+        <w:tc>
+          <w:tcPr>
+            <w:tcW w:w="0" w:type="auto"/>
+            <w:tcBorders>
+              <w:top w:val="single" w:sz="4" w:space="0" w:color="auto"/>
+              <w:left w:val="single" w:sz="4" w:space="0" w:color="auto"/>
+              <w:bottom w:val="single" w:sz="4" w:space="0" w:color="auto"/>
+              <w:right w:val="single" w:sz="4" w:space="0" w:color="auto"/>
+            </w:tcBorders>
+          </w:tcPr>
+          <w:p>
+            <w:pPr>
+              <w:spacing w:line="240" w:lineRule="auto"/>
+              <w:rPr>
+                <w:rFonts w:eastAsia="Aptos"/>
+              </w:rPr>
+            </w:pPr>
+            <w:r>
+              <w:rPr>
+                <w:rFonts w:eastAsia="Aptos"/>
+              </w:rPr>
+              <w:t>Y</w:t>
+            </w:r>
+          </w:p>
+        </w:tc>
+        <w:tc>
+          <w:tcPr>
+            <w:tcW w:w="0" w:type="auto"/>
+            <w:tcBorders>
+              <w:top w:val="single" w:sz="4" w:space="0" w:color="auto"/>
+              <w:left w:val="single" w:sz="4" w:space="0" w:color="auto"/>
+              <w:bottom w:val="single" w:sz="4" w:space="0" w:color="auto"/>
+              <w:right w:val="single" w:sz="4" w:space="0" w:color="auto"/>
+            </w:tcBorders>
+          </w:tcPr>
+          <w:p>
+            <w:pPr>
+              <w:spacing w:line="240" w:lineRule="auto"/>
+              <w:rPr>
+                <w:rFonts w:eastAsia="Aptos"/>
+              </w:rPr>
+            </w:pPr>
+            <w:r>
+              <w:rPr>
+                <w:rFonts w:eastAsia="Aptos"/>
+              </w:rPr>
+              <w:t>N</w:t>
+            </w:r>
+          </w:p>
+        </w:tc>
+        <w:tc>
+          <w:tcPr>
+            <w:tcW w:w="0" w:type="auto"/>
+            <w:tcBorders>
+              <w:top w:val="single" w:sz="4" w:space="0" w:color="auto"/>
+              <w:left w:val="single" w:sz="4" w:space="0" w:color="auto"/>
+              <w:bottom w:val="single" w:sz="4" w:space="0" w:color="auto"/>
+              <w:right w:val="single" w:sz="4" w:space="0" w:color="auto"/>
+            </w:tcBorders>
+          </w:tcPr>
+          <w:p>
+            <w:pPr>
+              <w:spacing w:line="240" w:lineRule="auto"/>
+              <w:rPr>
+                <w:rFonts w:eastAsia="Aptos"/>
+              </w:rPr>
+            </w:pPr>
+            <w:r>
+              <w:rPr>
+                <w:rFonts w:eastAsia="Aptos"/>
+              </w:rPr>
+              <w:t>INT</w:t>
+            </w:r>
+          </w:p>
+        </w:tc>
+        <w:tc>
+          <w:tcPr>
+            <w:tcW w:w="0" w:type="auto"/>
+            <w:tcBorders>
+              <w:top w:val="single" w:sz="4" w:space="0" w:color="auto"/>
+              <w:left w:val="single" w:sz="4" w:space="0" w:color="auto"/>
+              <w:bottom w:val="single" w:sz="4" w:space="0" w:color="auto"/>
+              <w:right w:val="single" w:sz="4" w:space="0" w:color="auto"/>
+            </w:tcBorders>
+          </w:tcPr>
+          <w:p>
+            <w:pPr>
+              <w:spacing w:line="240" w:lineRule="auto"/>
+              <w:rPr>
+                <w:rFonts w:eastAsia="Aptos"/>
+              </w:rPr>
+            </w:pPr>
+            <w:r>
+              <w:rPr>
+                <w:rFonts w:eastAsia="Aptos"/>
+              </w:rPr>
+              <w:t>2</w:t>
+            </w:r>
+          </w:p>
+        </w:tc>
+        <w:tc>
+          <w:tcPr>
+            <w:tcW w:w="0" w:type="auto"/>
+            <w:tcBorders>
+              <w:top w:val="single" w:sz="4" w:space="0" w:color="auto"/>
+              <w:left w:val="single" w:sz="4" w:space="0" w:color="auto"/>
+              <w:bottom w:val="single" w:sz="4" w:space="0" w:color="auto"/>
+              <w:right w:val="single" w:sz="4" w:space="0" w:color="auto"/>
+            </w:tcBorders>
+          </w:tcPr>
+          <w:p>
+            <w:pPr>
+              <w:spacing w:line="240" w:lineRule="auto"/>
+              <w:rPr>
+                <w:rFonts w:eastAsia="Aptos"/>
+              </w:rPr>
+            </w:pPr>
+            <w:r>
+              <w:rPr>
+                <w:rFonts w:eastAsia="Aptos"/>
+              </w:rPr>
+              <w:t>NOT NULL, must be an appropriate 2-digit number.</w:t>
+            </w:r>
+          </w:p>
+        </w:tc>
+        <w:tc>
+          <w:tcPr>
+            <w:tcW w:w="0" w:type="auto"/>
+            <w:tcBorders>
+              <w:top w:val="single" w:sz="4" w:space="0" w:color="auto"/>
+              <w:left w:val="single" w:sz="4" w:space="0" w:color="auto"/>
+              <w:bottom w:val="single" w:sz="4" w:space="0" w:color="auto"/>
+              <w:right w:val="single" w:sz="4" w:space="0" w:color="auto"/>
+            </w:tcBorders>
+          </w:tcPr>
+          <w:p>
+            <w:pPr>
+              <w:spacing w:line="240" w:lineRule="auto"/>
+              <w:rPr>
+                <w:rFonts w:eastAsia="Aptos"/>
+              </w:rPr>
+            </w:pPr>
+            <w:r>
+              <w:rPr>
+                <w:rFonts w:eastAsia="Aptos"/>
+              </w:rPr>
+              <w:t>None</w:t>
+            </w:r>
+          </w:p>
+        </w:tc>
+        <w:tc>
+          <w:tcPr>
+            <w:tcW w:w="0" w:type="auto"/>
+            <w:tcBorders>
+              <w:top w:val="single" w:sz="4" w:space="0" w:color="auto"/>
+              <w:left w:val="single" w:sz="4" w:space="0" w:color="auto"/>
+              <w:bottom w:val="single" w:sz="4" w:space="0" w:color="auto"/>
+              <w:right w:val="single" w:sz="4" w:space="0" w:color="auto"/>
+            </w:tcBorders>
+          </w:tcPr>
+          <w:p>
+            <w:pPr>
+              <w:spacing w:line="240" w:lineRule="auto"/>
+              <w:rPr>
+                <w:rFonts w:eastAsia="Aptos"/>
+              </w:rPr>
+            </w:pPr>
+            <w:r>
+              <w:rPr>
+                <w:rFonts w:eastAsia="Aptos"/>
+              </w:rPr>
+              <w:t>The muscle mass (kg) of the member to date.</w:t>
+            </w:r>
+          </w:p>
+        </w:tc>
+        <w:tc>
+          <w:tcPr>
+            <w:tcW w:w="0" w:type="auto"/>
+            <w:tcBorders>
+              <w:top w:val="single" w:sz="4" w:space="0" w:color="auto"/>
+              <w:left w:val="single" w:sz="4" w:space="0" w:color="auto"/>
+              <w:bottom w:val="single" w:sz="4" w:space="0" w:color="auto"/>
+              <w:right w:val="single" w:sz="4" w:space="0" w:color="auto"/>
+            </w:tcBorders>
+          </w:tcPr>
+          <w:p>
+            <w:pPr>
+              <w:spacing w:line="240" w:lineRule="auto"/>
+              <w:rPr>
+                <w:rFonts w:eastAsia="Aptos"/>
+              </w:rPr>
+            </w:pPr>
+            <w:r>
+              <w:rPr>
+                <w:rFonts w:eastAsia="Aptos"/>
+              </w:rPr>
+              <w:t>22.5</w:t>
+            </w:r>
+          </w:p>
+        </w:tc>
+      </w:tr>
+      <w:tr>
+        <w:tc>
+          <w:tcPr>
+            <w:tcW w:w="0" w:type="auto"/>
+            <w:tcBorders>
+              <w:top w:val="single" w:sz="4" w:space="0" w:color="auto"/>
+              <w:left w:val="single" w:sz="4" w:space="0" w:color="auto"/>
+              <w:bottom w:val="single" w:sz="4" w:space="0" w:color="auto"/>
+              <w:right w:val="single" w:sz="4" w:space="0" w:color="auto"/>
+            </w:tcBorders>
+          </w:tcPr>
+          <w:p>
+            <w:pPr>
+              <w:spacing w:line="240" w:lineRule="auto"/>
+              <w:rPr>
+                <w:rFonts w:eastAsia="Aptos"/>
+              </w:rPr>
+            </w:pPr>
             <w:r>
               <w:rPr>
                 <w:rFonts w:eastAsia="Aptos"/>
               </w:rPr>
               <w:t>memberCondition</w:t>
             </w:r>
-            <w:proofErr w:type="spellEnd"/>
           </w:p>
         </w:tc>
         <w:tc>
@@ -10900,7 +11617,6 @@
                 <w:iCs/>
               </w:rPr>
             </w:pPr>
-            <w:proofErr w:type="spellStart"/>
             <w:r>
               <w:rPr>
                 <w:rFonts w:ascii="Aptos" w:eastAsia="Aptos" w:hAnsi="Aptos" w:cs="Times New Roman"/>
@@ -10909,7 +11625,6 @@
               </w:rPr>
               <w:t>tblClass</w:t>
             </w:r>
-            <w:proofErr w:type="spellEnd"/>
           </w:p>
         </w:tc>
         <w:tc>
@@ -10966,7 +11681,6 @@
                 <w:iCs/>
               </w:rPr>
             </w:pPr>
-            <w:proofErr w:type="spellStart"/>
             <w:r>
               <w:rPr>
                 <w:rFonts w:ascii="Aptos" w:eastAsia="Aptos" w:hAnsi="Aptos" w:cs="Times New Roman"/>
@@ -10975,7 +11689,6 @@
               </w:rPr>
               <w:t>classID</w:t>
             </w:r>
-            <w:proofErr w:type="spellEnd"/>
           </w:p>
         </w:tc>
       </w:tr>
@@ -11205,33 +11918,11 @@
                 <w:rFonts w:ascii="Aptos" w:eastAsia="Aptos" w:hAnsi="Aptos" w:cs="Times New Roman"/>
               </w:rPr>
             </w:pPr>
-            <w:proofErr w:type="spellStart"/>
-            <w:r>
-              <w:rPr>
-                <w:rFonts w:ascii="Aptos" w:eastAsia="Aptos" w:hAnsi="Aptos" w:cs="Times New Roman"/>
-              </w:rPr>
-              <w:t>tblCentre</w:t>
-            </w:r>
-            <w:proofErr w:type="spellEnd"/>
-            <w:r>
-              <w:rPr>
-                <w:rFonts w:ascii="Aptos" w:eastAsia="Aptos" w:hAnsi="Aptos" w:cs="Times New Roman"/>
-              </w:rPr>
-              <w:t xml:space="preserve"> (</w:t>
-            </w:r>
-            <w:proofErr w:type="spellStart"/>
-            <w:r>
-              <w:rPr>
-                <w:rFonts w:ascii="Aptos" w:eastAsia="Aptos" w:hAnsi="Aptos" w:cs="Times New Roman"/>
-              </w:rPr>
-              <w:t>centreID</w:t>
-            </w:r>
-            <w:proofErr w:type="spellEnd"/>
-            <w:r>
-              <w:rPr>
-                <w:rFonts w:ascii="Aptos" w:eastAsia="Aptos" w:hAnsi="Aptos" w:cs="Times New Roman"/>
-              </w:rPr>
-              <w:t>)</w:t>
+            <w:r>
+              <w:rPr>
+                <w:rFonts w:ascii="Aptos" w:eastAsia="Aptos" w:hAnsi="Aptos" w:cs="Times New Roman"/>
+              </w:rPr>
+              <w:t>tblCentre (centreID)</w:t>
             </w:r>
           </w:p>
         </w:tc>
@@ -11254,14 +11945,12 @@
                 <w:rFonts w:ascii="Aptos" w:eastAsia="Aptos" w:hAnsi="Aptos" w:cs="Times New Roman"/>
               </w:rPr>
             </w:pPr>
-            <w:proofErr w:type="spellStart"/>
             <w:r>
               <w:rPr>
                 <w:rFonts w:ascii="Aptos" w:eastAsia="Aptos" w:hAnsi="Aptos" w:cs="Times New Roman"/>
               </w:rPr>
               <w:t>centreID</w:t>
             </w:r>
-            <w:proofErr w:type="spellEnd"/>
           </w:p>
         </w:tc>
         <w:tc>
@@ -11450,6 +12139,7 @@
               <w:rPr>
                 <w:rFonts w:eastAsia="Aptos"/>
               </w:rPr>
+              <w:lastRenderedPageBreak/>
               <w:t>Field Name</w:t>
             </w:r>
           </w:p>
@@ -11682,14 +12372,12 @@
                 <w:rFonts w:eastAsia="Aptos"/>
               </w:rPr>
             </w:pPr>
-            <w:proofErr w:type="spellStart"/>
             <w:r>
               <w:rPr>
                 <w:rFonts w:eastAsia="Aptos"/>
               </w:rPr>
               <w:t>classID</w:t>
             </w:r>
-            <w:proofErr w:type="spellEnd"/>
           </w:p>
         </w:tc>
         <w:tc>
@@ -11919,14 +12607,12 @@
                 <w:rFonts w:eastAsia="Aptos"/>
               </w:rPr>
             </w:pPr>
-            <w:proofErr w:type="spellStart"/>
             <w:r>
               <w:rPr>
                 <w:rFonts w:eastAsia="Aptos"/>
               </w:rPr>
               <w:t>centreID</w:t>
             </w:r>
-            <w:proofErr w:type="spellEnd"/>
           </w:p>
         </w:tc>
         <w:tc>
@@ -12052,33 +12738,17 @@
               </w:rPr>
               <w:t xml:space="preserve">Foreign Key references </w:t>
             </w:r>
-            <w:proofErr w:type="spellStart"/>
             <w:r>
               <w:rPr>
                 <w:rFonts w:eastAsia="Aptos"/>
               </w:rPr>
               <w:t>tblCentre</w:t>
             </w:r>
-            <w:proofErr w:type="spellEnd"/>
-            <w:r>
-              <w:rPr>
-                <w:rFonts w:eastAsia="Aptos"/>
-              </w:rPr>
-              <w:t>(</w:t>
-            </w:r>
-            <w:proofErr w:type="spellStart"/>
-            <w:r>
-              <w:rPr>
-                <w:rFonts w:eastAsia="Aptos"/>
-              </w:rPr>
-              <w:t>centreID</w:t>
-            </w:r>
-            <w:proofErr w:type="spellEnd"/>
-            <w:r>
-              <w:rPr>
-                <w:rFonts w:eastAsia="Aptos"/>
-              </w:rPr>
-              <w:t>), NOT NULL</w:t>
+            <w:r>
+              <w:rPr>
+                <w:rFonts w:eastAsia="Aptos"/>
+              </w:rPr>
+              <w:t>(centreID), NOT NULL</w:t>
             </w:r>
           </w:p>
         </w:tc>
@@ -12177,15 +12847,12 @@
                 <w:rFonts w:eastAsia="Aptos"/>
               </w:rPr>
             </w:pPr>
-            <w:proofErr w:type="spellStart"/>
-            <w:r>
-              <w:rPr>
-                <w:rFonts w:eastAsia="Aptos"/>
-              </w:rPr>
-              <w:lastRenderedPageBreak/>
+            <w:r>
+              <w:rPr>
+                <w:rFonts w:eastAsia="Aptos"/>
+              </w:rPr>
               <w:t>className</w:t>
             </w:r>
-            <w:proofErr w:type="spellEnd"/>
           </w:p>
         </w:tc>
         <w:tc>
@@ -12416,14 +13083,12 @@
                 <w:rFonts w:eastAsia="Aptos"/>
               </w:rPr>
             </w:pPr>
-            <w:proofErr w:type="spellStart"/>
             <w:r>
               <w:rPr>
                 <w:rFonts w:eastAsia="Aptos"/>
               </w:rPr>
               <w:t>classCategory</w:t>
             </w:r>
-            <w:proofErr w:type="spellEnd"/>
           </w:p>
         </w:tc>
         <w:tc>
@@ -12654,14 +13319,12 @@
                 <w:rFonts w:eastAsia="Aptos"/>
               </w:rPr>
             </w:pPr>
-            <w:proofErr w:type="spellStart"/>
             <w:r>
               <w:rPr>
                 <w:rFonts w:eastAsia="Aptos"/>
               </w:rPr>
               <w:t>classDate</w:t>
             </w:r>
-            <w:proofErr w:type="spellEnd"/>
           </w:p>
         </w:tc>
         <w:tc>
@@ -12892,14 +13555,12 @@
                 <w:rFonts w:eastAsia="Aptos"/>
               </w:rPr>
             </w:pPr>
-            <w:proofErr w:type="spellStart"/>
             <w:r>
               <w:rPr>
                 <w:rFonts w:eastAsia="Aptos"/>
               </w:rPr>
               <w:t>classStartTime</w:t>
             </w:r>
-            <w:proofErr w:type="spellEnd"/>
           </w:p>
         </w:tc>
         <w:tc>
@@ -13129,14 +13790,12 @@
                 <w:rFonts w:eastAsia="Aptos"/>
               </w:rPr>
             </w:pPr>
-            <w:proofErr w:type="spellStart"/>
             <w:r>
               <w:rPr>
                 <w:rFonts w:eastAsia="Aptos"/>
               </w:rPr>
               <w:t>classEndTime</w:t>
             </w:r>
-            <w:proofErr w:type="spellEnd"/>
           </w:p>
         </w:tc>
         <w:tc>
@@ -13489,7 +14148,6 @@
                 <w:iCs/>
               </w:rPr>
             </w:pPr>
-            <w:proofErr w:type="spellStart"/>
             <w:r>
               <w:rPr>
                 <w:rFonts w:ascii="Aptos" w:eastAsia="Aptos" w:hAnsi="Aptos" w:cs="Times New Roman"/>
@@ -13498,7 +14156,6 @@
               </w:rPr>
               <w:t>tblReservation</w:t>
             </w:r>
-            <w:proofErr w:type="spellEnd"/>
           </w:p>
         </w:tc>
         <w:tc>
@@ -13553,34 +14210,14 @@
                 <w:iCs/>
               </w:rPr>
             </w:pPr>
-            <w:proofErr w:type="spellStart"/>
             <w:r>
               <w:rPr>
                 <w:rFonts w:ascii="Aptos" w:eastAsia="Aptos" w:hAnsi="Aptos" w:cs="Times New Roman"/>
                 <w:bCs/>
                 <w:iCs/>
               </w:rPr>
-              <w:t>classID</w:t>
-            </w:r>
-            <w:proofErr w:type="spellEnd"/>
-            <w:r>
-              <w:rPr>
-                <w:rFonts w:ascii="Aptos" w:eastAsia="Aptos" w:hAnsi="Aptos" w:cs="Times New Roman"/>
-                <w:bCs/>
-                <w:iCs/>
-              </w:rPr>
-              <w:t xml:space="preserve">, </w:t>
-            </w:r>
-            <w:proofErr w:type="spellStart"/>
-            <w:r>
-              <w:rPr>
-                <w:rFonts w:ascii="Aptos" w:eastAsia="Aptos" w:hAnsi="Aptos" w:cs="Times New Roman"/>
-                <w:bCs/>
-                <w:iCs/>
-              </w:rPr>
-              <w:t>memberID</w:t>
-            </w:r>
-            <w:proofErr w:type="spellEnd"/>
+              <w:t>classID, memberID</w:t>
+            </w:r>
           </w:p>
         </w:tc>
       </w:tr>
@@ -13781,33 +14418,63 @@
                 <w:rFonts w:ascii="Aptos" w:eastAsia="Aptos" w:hAnsi="Aptos" w:cs="Times New Roman"/>
               </w:rPr>
             </w:pPr>
-            <w:proofErr w:type="spellStart"/>
-            <w:r>
-              <w:rPr>
-                <w:rFonts w:ascii="Aptos" w:eastAsia="Aptos" w:hAnsi="Aptos" w:cs="Times New Roman"/>
-              </w:rPr>
-              <w:t>tblClass</w:t>
-            </w:r>
-            <w:proofErr w:type="spellEnd"/>
-            <w:r>
-              <w:rPr>
-                <w:rFonts w:ascii="Aptos" w:eastAsia="Aptos" w:hAnsi="Aptos" w:cs="Times New Roman"/>
-              </w:rPr>
-              <w:t>(</w:t>
-            </w:r>
-            <w:proofErr w:type="spellStart"/>
+            <w:r>
+              <w:rPr>
+                <w:rFonts w:ascii="Aptos" w:eastAsia="Aptos" w:hAnsi="Aptos" w:cs="Times New Roman"/>
+              </w:rPr>
+              <w:t>tblClass(classID)</w:t>
+            </w:r>
+          </w:p>
+        </w:tc>
+        <w:tc>
+          <w:tcPr>
+            <w:tcW w:w="926" w:type="pct"/>
+            <w:tcBorders>
+              <w:top w:val="single" w:sz="4" w:space="0" w:color="auto"/>
+              <w:left w:val="single" w:sz="4" w:space="0" w:color="auto"/>
+              <w:bottom w:val="single" w:sz="4" w:space="0" w:color="auto"/>
+              <w:right w:val="single" w:sz="4" w:space="0" w:color="auto"/>
+            </w:tcBorders>
+            <w:hideMark/>
+          </w:tcPr>
+          <w:p>
+            <w:pPr>
+              <w:spacing w:line="256" w:lineRule="auto"/>
+              <w:rPr>
+                <w:rFonts w:ascii="Aptos" w:eastAsia="Aptos" w:hAnsi="Aptos" w:cs="Times New Roman"/>
+              </w:rPr>
+            </w:pPr>
             <w:r>
               <w:rPr>
                 <w:rFonts w:ascii="Aptos" w:eastAsia="Aptos" w:hAnsi="Aptos" w:cs="Times New Roman"/>
               </w:rPr>
               <w:t>classID</w:t>
             </w:r>
-            <w:proofErr w:type="spellEnd"/>
-            <w:r>
-              <w:rPr>
-                <w:rFonts w:ascii="Aptos" w:eastAsia="Aptos" w:hAnsi="Aptos" w:cs="Times New Roman"/>
-              </w:rPr>
-              <w:t>)</w:t>
+          </w:p>
+        </w:tc>
+        <w:tc>
+          <w:tcPr>
+            <w:tcW w:w="1481" w:type="pct"/>
+            <w:tcBorders>
+              <w:top w:val="single" w:sz="4" w:space="0" w:color="auto"/>
+              <w:left w:val="single" w:sz="4" w:space="0" w:color="auto"/>
+              <w:bottom w:val="single" w:sz="4" w:space="0" w:color="auto"/>
+              <w:right w:val="single" w:sz="4" w:space="0" w:color="auto"/>
+            </w:tcBorders>
+            <w:hideMark/>
+          </w:tcPr>
+          <w:p>
+            <w:pPr>
+              <w:spacing w:line="256" w:lineRule="auto"/>
+              <w:rPr>
+                <w:rFonts w:ascii="Aptos" w:eastAsia="Aptos" w:hAnsi="Aptos" w:cs="Times New Roman"/>
+              </w:rPr>
+            </w:pPr>
+            <w:r>
+              <w:rPr>
+                <w:rFonts w:ascii="Aptos" w:eastAsia="Aptos" w:hAnsi="Aptos" w:cs="Times New Roman"/>
+              </w:rPr>
+              <w:t>tblMember(memberID)</w:t>
             </w:r>
           </w:p>
         </w:tc>
@@ -13829,90 +14496,12 @@
                 <w:rFonts w:ascii="Aptos" w:eastAsia="Aptos" w:hAnsi="Aptos" w:cs="Times New Roman"/>
               </w:rPr>
             </w:pPr>
-            <w:proofErr w:type="spellStart"/>
-            <w:r>
-              <w:rPr>
-                <w:rFonts w:ascii="Aptos" w:eastAsia="Aptos" w:hAnsi="Aptos" w:cs="Times New Roman"/>
-              </w:rPr>
-              <w:t>classID</w:t>
-            </w:r>
-            <w:proofErr w:type="spellEnd"/>
-          </w:p>
-        </w:tc>
-        <w:tc>
-          <w:tcPr>
-            <w:tcW w:w="1481" w:type="pct"/>
-            <w:tcBorders>
-              <w:top w:val="single" w:sz="4" w:space="0" w:color="auto"/>
-              <w:left w:val="single" w:sz="4" w:space="0" w:color="auto"/>
-              <w:bottom w:val="single" w:sz="4" w:space="0" w:color="auto"/>
-              <w:right w:val="single" w:sz="4" w:space="0" w:color="auto"/>
-            </w:tcBorders>
-            <w:hideMark/>
-          </w:tcPr>
-          <w:p>
-            <w:pPr>
-              <w:spacing w:line="256" w:lineRule="auto"/>
-              <w:rPr>
-                <w:rFonts w:ascii="Aptos" w:eastAsia="Aptos" w:hAnsi="Aptos" w:cs="Times New Roman"/>
-              </w:rPr>
-            </w:pPr>
-            <w:proofErr w:type="spellStart"/>
-            <w:r>
-              <w:rPr>
-                <w:rFonts w:ascii="Aptos" w:eastAsia="Aptos" w:hAnsi="Aptos" w:cs="Times New Roman"/>
-              </w:rPr>
-              <w:t>tblMember</w:t>
-            </w:r>
-            <w:proofErr w:type="spellEnd"/>
-            <w:r>
-              <w:rPr>
-                <w:rFonts w:ascii="Aptos" w:eastAsia="Aptos" w:hAnsi="Aptos" w:cs="Times New Roman"/>
-              </w:rPr>
-              <w:t>(</w:t>
-            </w:r>
-            <w:proofErr w:type="spellStart"/>
             <w:r>
               <w:rPr>
                 <w:rFonts w:ascii="Aptos" w:eastAsia="Aptos" w:hAnsi="Aptos" w:cs="Times New Roman"/>
               </w:rPr>
               <w:t>memberID</w:t>
             </w:r>
-            <w:proofErr w:type="spellEnd"/>
-            <w:r>
-              <w:rPr>
-                <w:rFonts w:ascii="Aptos" w:eastAsia="Aptos" w:hAnsi="Aptos" w:cs="Times New Roman"/>
-              </w:rPr>
-              <w:t>)</w:t>
-            </w:r>
-          </w:p>
-        </w:tc>
-        <w:tc>
-          <w:tcPr>
-            <w:tcW w:w="926" w:type="pct"/>
-            <w:tcBorders>
-              <w:top w:val="single" w:sz="4" w:space="0" w:color="auto"/>
-              <w:left w:val="single" w:sz="4" w:space="0" w:color="auto"/>
-              <w:bottom w:val="single" w:sz="4" w:space="0" w:color="auto"/>
-              <w:right w:val="single" w:sz="4" w:space="0" w:color="auto"/>
-            </w:tcBorders>
-            <w:hideMark/>
-          </w:tcPr>
-          <w:p>
-            <w:pPr>
-              <w:spacing w:line="256" w:lineRule="auto"/>
-              <w:rPr>
-                <w:rFonts w:ascii="Aptos" w:eastAsia="Aptos" w:hAnsi="Aptos" w:cs="Times New Roman"/>
-              </w:rPr>
-            </w:pPr>
-            <w:proofErr w:type="spellStart"/>
-            <w:r>
-              <w:rPr>
-                <w:rFonts w:ascii="Aptos" w:eastAsia="Aptos" w:hAnsi="Aptos" w:cs="Times New Roman"/>
-              </w:rPr>
-              <w:t>memberID</w:t>
-            </w:r>
-            <w:proofErr w:type="spellEnd"/>
           </w:p>
         </w:tc>
       </w:tr>
@@ -13979,35 +14568,7 @@
               <w:rPr>
                 <w:rFonts w:ascii="Aptos" w:eastAsia="Aptos" w:hAnsi="Aptos" w:cs="Times New Roman"/>
               </w:rPr>
-              <w:t xml:space="preserve">Records members attending each class, resolving the many-to-many relationship between </w:t>
-            </w:r>
-            <w:proofErr w:type="spellStart"/>
-            <w:r>
-              <w:rPr>
-                <w:rFonts w:ascii="Aptos" w:eastAsia="Aptos" w:hAnsi="Aptos" w:cs="Times New Roman"/>
-              </w:rPr>
-              <w:t>tblClass</w:t>
-            </w:r>
-            <w:proofErr w:type="spellEnd"/>
-            <w:r>
-              <w:rPr>
-                <w:rFonts w:ascii="Aptos" w:eastAsia="Aptos" w:hAnsi="Aptos" w:cs="Times New Roman"/>
-              </w:rPr>
-              <w:t xml:space="preserve"> and </w:t>
-            </w:r>
-            <w:proofErr w:type="spellStart"/>
-            <w:r>
-              <w:rPr>
-                <w:rFonts w:ascii="Aptos" w:eastAsia="Aptos" w:hAnsi="Aptos" w:cs="Times New Roman"/>
-              </w:rPr>
-              <w:t>tblMembers</w:t>
-            </w:r>
-            <w:proofErr w:type="spellEnd"/>
-            <w:r>
-              <w:rPr>
-                <w:rFonts w:ascii="Aptos" w:eastAsia="Aptos" w:hAnsi="Aptos" w:cs="Times New Roman"/>
-              </w:rPr>
-              <w:t>. It will provide measurements that answer many of our reporting questions.</w:t>
+              <w:t>Records members attending each class, resolving the many-to-many relationship between tblClass and tblMembers. It will provide measurements that answer many of our reporting questions.</w:t>
             </w:r>
           </w:p>
         </w:tc>
@@ -14072,6 +14633,7 @@
               <w:rPr>
                 <w:rFonts w:ascii="Aptos" w:eastAsia="Aptos" w:hAnsi="Aptos" w:cs="Times New Roman"/>
               </w:rPr>
+              <w:lastRenderedPageBreak/>
               <w:t>Field Name</w:t>
             </w:r>
           </w:p>
@@ -14304,14 +14866,12 @@
                 <w:rFonts w:ascii="Aptos" w:eastAsia="Aptos" w:hAnsi="Aptos" w:cs="Times New Roman"/>
               </w:rPr>
             </w:pPr>
-            <w:proofErr w:type="spellStart"/>
             <w:r>
               <w:rPr>
                 <w:rFonts w:ascii="Aptos" w:eastAsia="Aptos" w:hAnsi="Aptos" w:cs="Times New Roman"/>
               </w:rPr>
               <w:t>classId</w:t>
             </w:r>
-            <w:proofErr w:type="spellEnd"/>
           </w:p>
         </w:tc>
         <w:tc>
@@ -14442,33 +15002,17 @@
               </w:rPr>
               <w:t xml:space="preserve">Part of composite Primary Key, Foreign Key references </w:t>
             </w:r>
-            <w:proofErr w:type="spellStart"/>
             <w:r>
               <w:rPr>
                 <w:rFonts w:ascii="Aptos" w:eastAsia="Aptos" w:hAnsi="Aptos" w:cs="Times New Roman"/>
               </w:rPr>
               <w:t>tblClass</w:t>
             </w:r>
-            <w:proofErr w:type="spellEnd"/>
-            <w:r>
-              <w:rPr>
-                <w:rFonts w:ascii="Aptos" w:eastAsia="Aptos" w:hAnsi="Aptos" w:cs="Times New Roman"/>
-              </w:rPr>
-              <w:t>(</w:t>
-            </w:r>
-            <w:proofErr w:type="spellStart"/>
-            <w:r>
-              <w:rPr>
-                <w:rFonts w:ascii="Aptos" w:eastAsia="Aptos" w:hAnsi="Aptos" w:cs="Times New Roman"/>
-              </w:rPr>
-              <w:t>classSessionID</w:t>
-            </w:r>
-            <w:proofErr w:type="spellEnd"/>
-            <w:r>
-              <w:rPr>
-                <w:rFonts w:ascii="Aptos" w:eastAsia="Aptos" w:hAnsi="Aptos" w:cs="Times New Roman"/>
-              </w:rPr>
-              <w:t>), NOT NULL</w:t>
+            <w:r>
+              <w:rPr>
+                <w:rFonts w:ascii="Aptos" w:eastAsia="Aptos" w:hAnsi="Aptos" w:cs="Times New Roman"/>
+              </w:rPr>
+              <w:t>(classSessionID), NOT NULL</w:t>
             </w:r>
           </w:p>
         </w:tc>
@@ -14570,15 +15114,12 @@
                 <w:rFonts w:ascii="Aptos" w:eastAsia="Aptos" w:hAnsi="Aptos" w:cs="Times New Roman"/>
               </w:rPr>
             </w:pPr>
-            <w:proofErr w:type="spellStart"/>
-            <w:r>
-              <w:rPr>
-                <w:rFonts w:ascii="Aptos" w:eastAsia="Aptos" w:hAnsi="Aptos" w:cs="Times New Roman"/>
-              </w:rPr>
-              <w:lastRenderedPageBreak/>
+            <w:r>
+              <w:rPr>
+                <w:rFonts w:ascii="Aptos" w:eastAsia="Aptos" w:hAnsi="Aptos" w:cs="Times New Roman"/>
+              </w:rPr>
               <w:t>memberId</w:t>
             </w:r>
-            <w:proofErr w:type="spellEnd"/>
           </w:p>
         </w:tc>
         <w:tc>
@@ -14709,33 +15250,17 @@
               </w:rPr>
               <w:t xml:space="preserve">Part of composite Primary Key, Foreign Key references </w:t>
             </w:r>
-            <w:proofErr w:type="spellStart"/>
             <w:r>
               <w:rPr>
                 <w:rFonts w:ascii="Aptos" w:eastAsia="Aptos" w:hAnsi="Aptos" w:cs="Times New Roman"/>
               </w:rPr>
               <w:t>tblMember</w:t>
             </w:r>
-            <w:proofErr w:type="spellEnd"/>
-            <w:r>
-              <w:rPr>
-                <w:rFonts w:ascii="Aptos" w:eastAsia="Aptos" w:hAnsi="Aptos" w:cs="Times New Roman"/>
-              </w:rPr>
-              <w:t>(</w:t>
-            </w:r>
-            <w:proofErr w:type="spellStart"/>
-            <w:r>
-              <w:rPr>
-                <w:rFonts w:ascii="Aptos" w:eastAsia="Aptos" w:hAnsi="Aptos" w:cs="Times New Roman"/>
-              </w:rPr>
-              <w:t>memberID</w:t>
-            </w:r>
-            <w:proofErr w:type="spellEnd"/>
-            <w:r>
-              <w:rPr>
-                <w:rFonts w:ascii="Aptos" w:eastAsia="Aptos" w:hAnsi="Aptos" w:cs="Times New Roman"/>
-              </w:rPr>
-              <w:t>), NOT NULL</w:t>
+            <w:r>
+              <w:rPr>
+                <w:rFonts w:ascii="Aptos" w:eastAsia="Aptos" w:hAnsi="Aptos" w:cs="Times New Roman"/>
+              </w:rPr>
+              <w:t>(memberID), NOT NULL</w:t>
             </w:r>
           </w:p>
         </w:tc>
@@ -14923,7 +15448,18 @@
           </w:tcPr>
           <w:p>
             <w:r>
-              <w:t>Ability to create tables for our entities: centre, coach, coach centre assignment, member, class, and class reservation. No additional tables may be added.</w:t>
+              <w:t>Ability to create tables for our entities: centre, coach, coach centre assignment, member,</w:t>
+            </w:r>
+            <w:r>
+              <w:t xml:space="preserve"> measurement,</w:t>
+            </w:r>
+            <w:r>
+              <w:t xml:space="preserve"> class, and class reservation. No additional tables may be added.</w:t>
+            </w:r>
+          </w:p>
+          <w:p>
+            <w:r>
+              <w:t>Records may be added to the centre, coach centre coach, class, member, measurement, and reservation.</w:t>
             </w:r>
           </w:p>
           <w:p>
@@ -14964,7 +15500,7 @@
           </w:tcPr>
           <w:p>
             <w:r>
-              <w:t>Data retrieval must be performed in a meaningful context. We aim to impose restrictions on what data is accessible based on business question requirements; for instance, retrieving the email address of every member could expose personal identifiable information, but benefit operations such as creating a mailing list.</w:t>
+              <w:t>Member and coach contact information and address should be kept private. All other attributes from these entities can be read. Other information for centres, classes, measurements, and their associated sub-tables should be viewable.</w:t>
             </w:r>
           </w:p>
         </w:tc>
@@ -15013,7 +15549,31 @@
               </w:tabs>
             </w:pPr>
             <w:r>
-              <w:t>Foreign key restraint applies for centres, classes, coaches, and members. If a record from one of these tables is removed, then coach assignments and class reservations will be null (or produce an error if null is not allowed).</w:t>
+              <w:t xml:space="preserve">Foreign key restraint applies for </w:t>
+            </w:r>
+            <w:r>
+              <w:t xml:space="preserve">tables </w:t>
+            </w:r>
+            <w:r>
+              <w:t xml:space="preserve">centre, class, coach, </w:t>
+            </w:r>
+            <w:r>
+              <w:t>member, and measurement</w:t>
+            </w:r>
+            <w:r>
+              <w:t>. If a record from one of these tables is removed, then coach assignments</w:t>
+            </w:r>
+            <w:r>
+              <w:t xml:space="preserve">, </w:t>
+            </w:r>
+            <w:r>
+              <w:t>class reservations</w:t>
+            </w:r>
+            <w:r>
+              <w:t>, or measurements</w:t>
+            </w:r>
+            <w:r>
+              <w:t xml:space="preserve"> will be null (or produce an error if null is not allowed).</w:t>
             </w:r>
           </w:p>
           <w:p>
@@ -15023,7 +15583,7 @@
               </w:tabs>
             </w:pPr>
             <w:r>
-              <w:t xml:space="preserve">Most entities in our database have the potential to be removed; it is less likely for centres to close but still probable.  </w:t>
+              <w:t>Most entities in our database have the potential to be removed; it is less likely for centres to close but still probable.</w:t>
             </w:r>
           </w:p>
         </w:tc>
@@ -15050,6 +15610,7 @@
           <w:sz w:val="26"/>
           <w:szCs w:val="26"/>
         </w:rPr>
+        <w:lastRenderedPageBreak/>
         <w:t>Business Questions for Reporting</w:t>
       </w:r>
     </w:p>
@@ -15071,11 +15632,7 @@
         <w:ind w:left="720"/>
       </w:pPr>
       <w:r>
-        <w:t xml:space="preserve">Answer: The query will capture the least popular classes, establishing patterns between coaches, class types, and members. A key goal of our system is to hold members accountable for their fitness. By diagnosing the class with the lowest turnout, we can </w:t>
-      </w:r>
-      <w:r>
-        <w:lastRenderedPageBreak/>
-        <w:t>identify patterns; are members unmotivated to attend these classes? Are trainers performing adequately? Are the dates and times contributing to low turnout? These questions can be tackled with the details presented by this query.</w:t>
+        <w:t>Answer: The query will capture the least popular classes, establishing patterns between coaches, class types, and members. A key goal of our system is to hold members accountable for their fitness. By diagnosing the class with the lowest turnout, we can identify patterns; are members unmotivated to attend these classes? Are trainers performing adequately? Are the dates and times contributing to low turnout? These questions can be tackled with the details presented by this query.</w:t>
       </w:r>
     </w:p>
     <w:p>
@@ -15173,6 +15730,7 @@
         <w:ind w:left="720"/>
       </w:pPr>
       <w:r>
+        <w:lastRenderedPageBreak/>
         <w:t>Question:</w:t>
       </w:r>
     </w:p>
@@ -15205,7 +15763,6 @@
         <w:ind w:left="720"/>
       </w:pPr>
       <w:r>
-        <w:lastRenderedPageBreak/>
         <w:t>Question:</w:t>
       </w:r>
     </w:p>
@@ -16234,7 +16791,6 @@
   <w:style w:type="character" w:default="1" w:styleId="DefaultParagraphFont">
     <w:name w:val="Default Paragraph Font"/>
     <w:uiPriority w:val="1"/>
-    <w:semiHidden/>
     <w:unhideWhenUsed/>
   </w:style>
   <w:style w:type="table" w:default="1" w:styleId="TableNormal">
@@ -17484,21 +18040,6 @@
 </file>
 
 <file path=customXml/item1.xml><?xml version="1.0" encoding="utf-8"?>
-<?mso-contentType ?>
-<FormTemplates xmlns="http://schemas.microsoft.com/sharepoint/v3/contenttype/forms">
-  <Display>DocumentLibraryForm</Display>
-  <Edit>DocumentLibraryForm</Edit>
-  <New>DocumentLibraryForm</New>
-</FormTemplates>
-</file>
-
-<file path=customXml/item2.xml><?xml version="1.0" encoding="utf-8"?>
-<p:properties xmlns:p="http://schemas.microsoft.com/office/2006/metadata/properties" xmlns:xsi="http://www.w3.org/2001/XMLSchema-instance" xmlns:pc="http://schemas.microsoft.com/office/infopath/2007/PartnerControls">
-  <documentManagement/>
-</p:properties>
-</file>
-
-<file path=customXml/item3.xml><?xml version="1.0" encoding="utf-8"?>
 <ct:contentTypeSchema xmlns:ct="http://schemas.microsoft.com/office/2006/metadata/contentType" xmlns:ma="http://schemas.microsoft.com/office/2006/metadata/properties/metaAttributes" ct:_="" ma:_="" ma:contentTypeName="Document" ma:contentTypeID="0x010100DCCD5E729D62154381BC066DC7A832F4" ma:contentTypeVersion="4" ma:contentTypeDescription="Create a new document." ma:contentTypeScope="" ma:versionID="63497726951039e553230728d72682a2">
   <xsd:schema xmlns:xsd="http://www.w3.org/2001/XMLSchema" xmlns:xs="http://www.w3.org/2001/XMLSchema" xmlns:p="http://schemas.microsoft.com/office/2006/metadata/properties" xmlns:ns3="bc8393fd-af59-4c16-aed1-9e24f003740f" targetNamespace="http://schemas.microsoft.com/office/2006/metadata/properties" ma:root="true" ma:fieldsID="d50c7f81d61882b11d92e2d3c6f7cedd" ns3:_="">
     <xsd:import namespace="bc8393fd-af59-4c16-aed1-9e24f003740f"/>
@@ -17642,24 +18183,22 @@
 </ct:contentTypeSchema>
 </file>
 
-<file path=customXml/itemProps1.xml><?xml version="1.0" encoding="utf-8"?>
-<ds:datastoreItem xmlns:ds="http://schemas.openxmlformats.org/officeDocument/2006/customXml" ds:itemID="{F252D9CB-4AF1-4D09-A7BF-73DC8FE3C1DD}">
-  <ds:schemaRefs>
-    <ds:schemaRef ds:uri="http://schemas.microsoft.com/sharepoint/v3/contenttype/forms"/>
-  </ds:schemaRefs>
-</ds:datastoreItem>
+<file path=customXml/item2.xml><?xml version="1.0" encoding="utf-8"?>
+<p:properties xmlns:p="http://schemas.microsoft.com/office/2006/metadata/properties" xmlns:xsi="http://www.w3.org/2001/XMLSchema-instance" xmlns:pc="http://schemas.microsoft.com/office/infopath/2007/PartnerControls">
+  <documentManagement/>
+</p:properties>
 </file>
 
-<file path=customXml/itemProps2.xml><?xml version="1.0" encoding="utf-8"?>
-<ds:datastoreItem xmlns:ds="http://schemas.openxmlformats.org/officeDocument/2006/customXml" ds:itemID="{50454223-20BD-4CE0-809C-83DE74A225FA}">
-  <ds:schemaRefs>
-    <ds:schemaRef ds:uri="http://schemas.microsoft.com/office/2006/metadata/properties"/>
-    <ds:schemaRef ds:uri="http://schemas.microsoft.com/office/infopath/2007/PartnerControls"/>
-  </ds:schemaRefs>
-</ds:datastoreItem>
+<file path=customXml/item3.xml><?xml version="1.0" encoding="utf-8"?>
+<?mso-contentType ?>
+<FormTemplates xmlns="http://schemas.microsoft.com/sharepoint/v3/contenttype/forms">
+  <Display>DocumentLibraryForm</Display>
+  <Edit>DocumentLibraryForm</Edit>
+  <New>DocumentLibraryForm</New>
+</FormTemplates>
 </file>
 
-<file path=customXml/itemProps3.xml><?xml version="1.0" encoding="utf-8"?>
+<file path=customXml/itemProps1.xml><?xml version="1.0" encoding="utf-8"?>
 <ds:datastoreItem xmlns:ds="http://schemas.openxmlformats.org/officeDocument/2006/customXml" ds:itemID="{CF5C0503-BA63-47F7-82EC-70F19845EFEA}">
   <ds:schemaRefs>
     <ds:schemaRef ds:uri="http://schemas.microsoft.com/office/2006/metadata/contentType"/>
@@ -17677,6 +18216,23 @@
 </ds:datastoreItem>
 </file>
 
+<file path=customXml/itemProps2.xml><?xml version="1.0" encoding="utf-8"?>
+<ds:datastoreItem xmlns:ds="http://schemas.openxmlformats.org/officeDocument/2006/customXml" ds:itemID="{50454223-20BD-4CE0-809C-83DE74A225FA}">
+  <ds:schemaRefs>
+    <ds:schemaRef ds:uri="http://schemas.microsoft.com/office/2006/metadata/properties"/>
+    <ds:schemaRef ds:uri="http://schemas.microsoft.com/office/infopath/2007/PartnerControls"/>
+  </ds:schemaRefs>
+</ds:datastoreItem>
+</file>
+
+<file path=customXml/itemProps3.xml><?xml version="1.0" encoding="utf-8"?>
+<ds:datastoreItem xmlns:ds="http://schemas.openxmlformats.org/officeDocument/2006/customXml" ds:itemID="{F252D9CB-4AF1-4D09-A7BF-73DC8FE3C1DD}">
+  <ds:schemaRefs>
+    <ds:schemaRef ds:uri="http://schemas.microsoft.com/sharepoint/v3/contenttype/forms"/>
+  </ds:schemaRefs>
+</ds:datastoreItem>
+</file>
+
 <file path=docMetadata/LabelInfo.xml><?xml version="1.0" encoding="utf-8"?>
 <clbl:labelList xmlns:clbl="http://schemas.microsoft.com/office/2020/mipLabelMetadata">
   <clbl:label id="{eaab77ea-b4a5-49e3-a1e8-d6dd23a1f286}" enabled="0" method="" siteId="{eaab77ea-b4a5-49e3-a1e8-d6dd23a1f286}" removed="1"/>

--- a/Database_Technical_Documentation.docx
+++ b/Database_Technical_Documentation.docx
@@ -50,6 +50,9 @@
         <w:jc w:val="center"/>
       </w:pPr>
       <w:r>
+        <w:rPr>
+          <w:noProof/>
+        </w:rPr>
         <w:drawing>
           <wp:inline distT="0" distB="0" distL="0" distR="0" wp14:anchorId="3381B3E7" wp14:editId="56272467">
             <wp:extent cx="6603910" cy="4100945"/>
@@ -15459,7 +15462,10 @@
           </w:p>
           <w:p>
             <w:r>
-              <w:t>Records may be added to the centre, coach centre coach, class, member, measurement, and reservation.</w:t>
+              <w:t>Records may be added to the measurement and reservation</w:t>
+            </w:r>
+            <w:r>
+              <w:t xml:space="preserve"> tables ONLY (to represent a user-oriented interface)</w:t>
             </w:r>
           </w:p>
           <w:p>
@@ -15478,7 +15484,25 @@
           </w:p>
           <w:p>
             <w:r>
-              <w:t>Foreign key restraints apply for class reservations and coach assignments. The centre, member, and coach tables must be available in the system prior to creating dependent tables.</w:t>
+              <w:t xml:space="preserve">Foreign key </w:t>
+            </w:r>
+            <w:r>
+              <w:t>constraints</w:t>
+            </w:r>
+            <w:r>
+              <w:t xml:space="preserve"> apply </w:t>
+            </w:r>
+            <w:r>
+              <w:t>to</w:t>
+            </w:r>
+            <w:r>
+              <w:t xml:space="preserve"> class reservations and coach assignments. The centre, member, and coach tables must be available in the system </w:t>
+            </w:r>
+            <w:r>
+              <w:t>before</w:t>
+            </w:r>
+            <w:r>
+              <w:t xml:space="preserve"> creating dependent tables.</w:t>
             </w:r>
           </w:p>
         </w:tc>
@@ -15522,7 +15546,13 @@
           </w:tcPr>
           <w:p>
             <w:r>
-              <w:t>All entities in our database have the potential to change. This requires all parameters to be updateable. Parameters must adhere to the restrictions defined during their creation.</w:t>
+              <w:t xml:space="preserve">All entities in our database </w:t>
+            </w:r>
+            <w:r>
+              <w:t>are subject</w:t>
+            </w:r>
+            <w:r>
+              <w:t xml:space="preserve"> to change. This requires all parameters to be updateable. Parameters must adhere to the restrictions defined during their creation.</w:t>
             </w:r>
           </w:p>
         </w:tc>
@@ -15549,7 +15579,13 @@
               </w:tabs>
             </w:pPr>
             <w:r>
-              <w:t xml:space="preserve">Foreign key restraint applies for </w:t>
+              <w:t xml:space="preserve">Foreign key </w:t>
+            </w:r>
+            <w:r>
+              <w:t>constraint applies to the</w:t>
+            </w:r>
+            <w:r>
+              <w:t xml:space="preserve"> </w:t>
             </w:r>
             <w:r>
               <w:t xml:space="preserve">tables </w:t>
@@ -15574,16 +15610,6 @@
             </w:r>
             <w:r>
               <w:t xml:space="preserve"> will be null (or produce an error if null is not allowed).</w:t>
-            </w:r>
-          </w:p>
-          <w:p>
-            <w:pPr>
-              <w:tabs>
-                <w:tab w:val="left" w:pos="2178"/>
-              </w:tabs>
-            </w:pPr>
-            <w:r>
-              <w:t>Most entities in our database have the potential to be removed; it is less likely for centres to close but still probable.</w:t>
             </w:r>
           </w:p>
         </w:tc>
@@ -15880,7 +15906,6 @@
         <w:t>Answer:</w:t>
       </w:r>
     </w:p>
-    <w:p/>
     <w:p/>
     <w:sectPr>
       <w:pgSz w:w="15840" w:h="12240" w:orient="landscape"/>
@@ -16791,6 +16816,7 @@
   <w:style w:type="character" w:default="1" w:styleId="DefaultParagraphFont">
     <w:name w:val="Default Paragraph Font"/>
     <w:uiPriority w:val="1"/>
+    <w:semiHidden/>
     <w:unhideWhenUsed/>
   </w:style>
   <w:style w:type="table" w:default="1" w:styleId="TableNormal">
@@ -18040,8 +18066,25 @@
 </file>
 
 <file path=customXml/item1.xml><?xml version="1.0" encoding="utf-8"?>
-<ct:contentTypeSchema xmlns:ct="http://schemas.microsoft.com/office/2006/metadata/contentType" xmlns:ma="http://schemas.microsoft.com/office/2006/metadata/properties/metaAttributes" ct:_="" ma:_="" ma:contentTypeName="Document" ma:contentTypeID="0x010100DCCD5E729D62154381BC066DC7A832F4" ma:contentTypeVersion="4" ma:contentTypeDescription="Create a new document." ma:contentTypeScope="" ma:versionID="63497726951039e553230728d72682a2">
-  <xsd:schema xmlns:xsd="http://www.w3.org/2001/XMLSchema" xmlns:xs="http://www.w3.org/2001/XMLSchema" xmlns:p="http://schemas.microsoft.com/office/2006/metadata/properties" xmlns:ns3="bc8393fd-af59-4c16-aed1-9e24f003740f" targetNamespace="http://schemas.microsoft.com/office/2006/metadata/properties" ma:root="true" ma:fieldsID="d50c7f81d61882b11d92e2d3c6f7cedd" ns3:_="">
+<p:properties xmlns:p="http://schemas.microsoft.com/office/2006/metadata/properties" xmlns:xsi="http://www.w3.org/2001/XMLSchema-instance" xmlns:pc="http://schemas.microsoft.com/office/infopath/2007/PartnerControls">
+  <documentManagement>
+    <_activity xmlns="bc8393fd-af59-4c16-aed1-9e24f003740f" xsi:nil="true"/>
+  </documentManagement>
+</p:properties>
+</file>
+
+<file path=customXml/item2.xml><?xml version="1.0" encoding="utf-8"?>
+<?mso-contentType ?>
+<FormTemplates xmlns="http://schemas.microsoft.com/sharepoint/v3/contenttype/forms">
+  <Display>DocumentLibraryForm</Display>
+  <Edit>DocumentLibraryForm</Edit>
+  <New>DocumentLibraryForm</New>
+</FormTemplates>
+</file>
+
+<file path=customXml/item3.xml><?xml version="1.0" encoding="utf-8"?>
+<ct:contentTypeSchema xmlns:ct="http://schemas.microsoft.com/office/2006/metadata/contentType" xmlns:ma="http://schemas.microsoft.com/office/2006/metadata/properties/metaAttributes" ct:_="" ma:_="" ma:contentTypeName="Document" ma:contentTypeID="0x010100DCCD5E729D62154381BC066DC7A832F4" ma:contentTypeVersion="5" ma:contentTypeDescription="Create a new document." ma:contentTypeScope="" ma:versionID="8c88bf0b182767bb1539cf0b371232e4">
+  <xsd:schema xmlns:xsd="http://www.w3.org/2001/XMLSchema" xmlns:xs="http://www.w3.org/2001/XMLSchema" xmlns:p="http://schemas.microsoft.com/office/2006/metadata/properties" xmlns:ns3="bc8393fd-af59-4c16-aed1-9e24f003740f" targetNamespace="http://schemas.microsoft.com/office/2006/metadata/properties" ma:root="true" ma:fieldsID="659b8da16ec97b3ef1f318db8845bbe6" ns3:_="">
     <xsd:import namespace="bc8393fd-af59-4c16-aed1-9e24f003740f"/>
     <xsd:element name="properties">
       <xsd:complexType>
@@ -18053,6 +18096,7 @@
                 <xsd:element ref="ns3:MediaServiceMetadata" minOccurs="0"/>
                 <xsd:element ref="ns3:MediaServiceFastMetadata" minOccurs="0"/>
                 <xsd:element ref="ns3:MediaServiceSearchProperties" minOccurs="0"/>
+                <xsd:element ref="ns3:_activity" minOccurs="0"/>
               </xsd:all>
             </xsd:complexType>
           </xsd:element>
@@ -18079,6 +18123,11 @@
       </xsd:simpleType>
     </xsd:element>
     <xsd:element name="MediaServiceSearchProperties" ma:index="11" nillable="true" ma:displayName="MediaServiceSearchProperties" ma:hidden="true" ma:internalName="MediaServiceSearchProperties" ma:readOnly="true">
+      <xsd:simpleType>
+        <xsd:restriction base="dms:Note"/>
+      </xsd:simpleType>
+    </xsd:element>
+    <xsd:element name="_activity" ma:index="12" nillable="true" ma:displayName="_activity" ma:hidden="true" ma:internalName="_activity">
       <xsd:simpleType>
         <xsd:restriction base="dms:Note"/>
       </xsd:simpleType>
@@ -18183,23 +18232,26 @@
 </ct:contentTypeSchema>
 </file>
 
-<file path=customXml/item2.xml><?xml version="1.0" encoding="utf-8"?>
-<p:properties xmlns:p="http://schemas.microsoft.com/office/2006/metadata/properties" xmlns:xsi="http://www.w3.org/2001/XMLSchema-instance" xmlns:pc="http://schemas.microsoft.com/office/infopath/2007/PartnerControls">
-  <documentManagement/>
-</p:properties>
+<file path=customXml/itemProps1.xml><?xml version="1.0" encoding="utf-8"?>
+<ds:datastoreItem xmlns:ds="http://schemas.openxmlformats.org/officeDocument/2006/customXml" ds:itemID="{50454223-20BD-4CE0-809C-83DE74A225FA}">
+  <ds:schemaRefs>
+    <ds:schemaRef ds:uri="http://schemas.microsoft.com/office/2006/metadata/properties"/>
+    <ds:schemaRef ds:uri="http://schemas.microsoft.com/office/infopath/2007/PartnerControls"/>
+    <ds:schemaRef ds:uri="bc8393fd-af59-4c16-aed1-9e24f003740f"/>
+  </ds:schemaRefs>
+</ds:datastoreItem>
 </file>
 
-<file path=customXml/item3.xml><?xml version="1.0" encoding="utf-8"?>
-<?mso-contentType ?>
-<FormTemplates xmlns="http://schemas.microsoft.com/sharepoint/v3/contenttype/forms">
-  <Display>DocumentLibraryForm</Display>
-  <Edit>DocumentLibraryForm</Edit>
-  <New>DocumentLibraryForm</New>
-</FormTemplates>
+<file path=customXml/itemProps2.xml><?xml version="1.0" encoding="utf-8"?>
+<ds:datastoreItem xmlns:ds="http://schemas.openxmlformats.org/officeDocument/2006/customXml" ds:itemID="{F252D9CB-4AF1-4D09-A7BF-73DC8FE3C1DD}">
+  <ds:schemaRefs>
+    <ds:schemaRef ds:uri="http://schemas.microsoft.com/sharepoint/v3/contenttype/forms"/>
+  </ds:schemaRefs>
+</ds:datastoreItem>
 </file>
 
-<file path=customXml/itemProps1.xml><?xml version="1.0" encoding="utf-8"?>
-<ds:datastoreItem xmlns:ds="http://schemas.openxmlformats.org/officeDocument/2006/customXml" ds:itemID="{CF5C0503-BA63-47F7-82EC-70F19845EFEA}">
+<file path=customXml/itemProps3.xml><?xml version="1.0" encoding="utf-8"?>
+<ds:datastoreItem xmlns:ds="http://schemas.openxmlformats.org/officeDocument/2006/customXml" ds:itemID="{E7093656-E0F6-4498-81ED-12D0D5318EB2}">
   <ds:schemaRefs>
     <ds:schemaRef ds:uri="http://schemas.microsoft.com/office/2006/metadata/contentType"/>
     <ds:schemaRef ds:uri="http://schemas.microsoft.com/office/2006/metadata/properties/metaAttributes"/>
@@ -18216,23 +18268,6 @@
 </ds:datastoreItem>
 </file>
 
-<file path=customXml/itemProps2.xml><?xml version="1.0" encoding="utf-8"?>
-<ds:datastoreItem xmlns:ds="http://schemas.openxmlformats.org/officeDocument/2006/customXml" ds:itemID="{50454223-20BD-4CE0-809C-83DE74A225FA}">
-  <ds:schemaRefs>
-    <ds:schemaRef ds:uri="http://schemas.microsoft.com/office/2006/metadata/properties"/>
-    <ds:schemaRef ds:uri="http://schemas.microsoft.com/office/infopath/2007/PartnerControls"/>
-  </ds:schemaRefs>
-</ds:datastoreItem>
-</file>
-
-<file path=customXml/itemProps3.xml><?xml version="1.0" encoding="utf-8"?>
-<ds:datastoreItem xmlns:ds="http://schemas.openxmlformats.org/officeDocument/2006/customXml" ds:itemID="{F252D9CB-4AF1-4D09-A7BF-73DC8FE3C1DD}">
-  <ds:schemaRefs>
-    <ds:schemaRef ds:uri="http://schemas.microsoft.com/sharepoint/v3/contenttype/forms"/>
-  </ds:schemaRefs>
-</ds:datastoreItem>
-</file>
-
 <file path=docMetadata/LabelInfo.xml><?xml version="1.0" encoding="utf-8"?>
 <clbl:labelList xmlns:clbl="http://schemas.microsoft.com/office/2020/mipLabelMetadata">
   <clbl:label id="{eaab77ea-b4a5-49e3-a1e8-d6dd23a1f286}" enabled="0" method="" siteId="{eaab77ea-b4a5-49e3-a1e8-d6dd23a1f286}" removed="1"/>

--- a/Database_Technical_Documentation.docx
+++ b/Database_Technical_Documentation.docx
@@ -15695,7 +15695,13 @@
     </w:p>
     <w:p>
       <w:r>
-        <w:t>Member:</w:t>
+        <w:t>Member</w:t>
+      </w:r>
+      <w:r>
+        <w:t xml:space="preserve"> 40479968</w:t>
+      </w:r>
+      <w:r>
+        <w:t>:</w:t>
       </w:r>
     </w:p>
     <w:p>
@@ -15703,7 +15709,10 @@
         <w:ind w:left="720"/>
       </w:pPr>
       <w:r>
-        <w:t xml:space="preserve">Question: </w:t>
+        <w:t>Question:</w:t>
+      </w:r>
+      <w:r>
+        <w:t xml:space="preserve"> Which members have medical conditions?</w:t>
       </w:r>
     </w:p>
     <w:p>
@@ -15713,6 +15722,81 @@
       <w:r>
         <w:t>Answer:</w:t>
       </w:r>
+      <w:r>
+        <w:t xml:space="preserve"> Keeping in good health is in the interest of everyone, but particularly to those who have been diagnosed with a medical condition. </w:t>
+      </w:r>
+      <w:r>
+        <w:t>Encouraging</w:t>
+      </w:r>
+      <w:r>
+        <w:t xml:space="preserve"> </w:t>
+      </w:r>
+      <w:r>
+        <w:t xml:space="preserve">those in need </w:t>
+      </w:r>
+      <w:r>
+        <w:t>to</w:t>
+      </w:r>
+      <w:r>
+        <w:t xml:space="preserve"> practic</w:t>
+      </w:r>
+      <w:r>
+        <w:t>e</w:t>
+      </w:r>
+      <w:r>
+        <w:t xml:space="preserve"> healthy </w:t>
+      </w:r>
+      <w:r>
+        <w:t xml:space="preserve">lifestyle choices </w:t>
+      </w:r>
+      <w:r>
+        <w:t xml:space="preserve">is of upmost </w:t>
+      </w:r>
+      <w:r>
+        <w:t>importance</w:t>
+      </w:r>
+      <w:r>
+        <w:t>, therefore t</w:t>
+      </w:r>
+      <w:r>
+        <w:t xml:space="preserve">his </w:t>
+      </w:r>
+      <w:r>
+        <w:t>report</w:t>
+      </w:r>
+      <w:r>
+        <w:t xml:space="preserve"> aims to keep track of the members </w:t>
+      </w:r>
+      <w:r>
+        <w:t xml:space="preserve">with a physical health condition </w:t>
+      </w:r>
+      <w:r>
+        <w:t>attending the gym</w:t>
+      </w:r>
+      <w:r>
+        <w:t xml:space="preserve">. This will allow key users to </w:t>
+      </w:r>
+      <w:r>
+        <w:t xml:space="preserve">see the </w:t>
+      </w:r>
+      <w:r>
+        <w:t xml:space="preserve">extent of the </w:t>
+      </w:r>
+      <w:r>
+        <w:t xml:space="preserve">positive impact the creation of </w:t>
+      </w:r>
+      <w:r>
+        <w:t xml:space="preserve">more </w:t>
+      </w:r>
+      <w:r>
+        <w:t xml:space="preserve">accessible local gyms </w:t>
+      </w:r>
+      <w:r>
+        <w:t>has had thus far</w:t>
+      </w:r>
+      <w:r>
+        <w:t xml:space="preserve">. </w:t>
+      </w:r>
     </w:p>
     <w:p>
       <w:pPr>
@@ -15720,6 +15804,9 @@
       </w:pPr>
       <w:r>
         <w:t>Question:</w:t>
+      </w:r>
+      <w:r>
+        <w:t xml:space="preserve"> Which members are over the age of forty?</w:t>
       </w:r>
     </w:p>
     <w:p>
@@ -15729,13 +15816,47 @@
       <w:r>
         <w:t>Answer:</w:t>
       </w:r>
+      <w:r>
+        <w:t xml:space="preserve"> </w:t>
+      </w:r>
+      <w:r>
+        <w:t xml:space="preserve">As you get older, it becomes increasingly more important to stay active and create healthy habits for the future. </w:t>
+      </w:r>
+      <w:r>
+        <w:t xml:space="preserve">This </w:t>
+      </w:r>
+      <w:r>
+        <w:t>report</w:t>
+      </w:r>
+      <w:r>
+        <w:t xml:space="preserve"> allows for the monitoring of the outreach the gym has made to the community by promoting </w:t>
+      </w:r>
+      <w:r>
+        <w:t xml:space="preserve">a </w:t>
+      </w:r>
+      <w:r>
+        <w:t xml:space="preserve">healthy </w:t>
+      </w:r>
+      <w:r>
+        <w:t xml:space="preserve">lifestyle </w:t>
+      </w:r>
+      <w:r>
+        <w:t>habits and routines to stay in good physical health</w:t>
+      </w:r>
+      <w:r>
+        <w:t>.</w:t>
+      </w:r>
     </w:p>
     <w:p>
       <w:pPr>
         <w:ind w:left="720"/>
       </w:pPr>
       <w:r>
+        <w:lastRenderedPageBreak/>
         <w:t>Question:</w:t>
+      </w:r>
+      <w:r>
+        <w:t xml:space="preserve"> How many different coach specialisations are available at each centre?</w:t>
       </w:r>
     </w:p>
     <w:p>
@@ -15744,6 +15865,30 @@
       </w:pPr>
       <w:r>
         <w:t>Answer:</w:t>
+      </w:r>
+      <w:r>
+        <w:t xml:space="preserve"> This </w:t>
+      </w:r>
+      <w:r>
+        <w:t>report</w:t>
+      </w:r>
+      <w:r>
+        <w:t xml:space="preserve"> aims to identify the options available to each member at each centre</w:t>
+      </w:r>
+      <w:r>
+        <w:t xml:space="preserve"> from the specialist coaches. Ensuring that there is a good variety of activities and fitness training at each centre is of priority to guarantee that members can find something they enjoy and can personally benefit from the gym and its fitness programs.</w:t>
+      </w:r>
+      <w:r>
+        <w:t xml:space="preserve"> In the case of centres with only one or two specialisations on offer, it may be in the interest of the gym to employ </w:t>
+      </w:r>
+      <w:r>
+        <w:t>a greater variation</w:t>
+      </w:r>
+      <w:r>
+        <w:t xml:space="preserve"> of coaches</w:t>
+      </w:r>
+      <w:r>
+        <w:t xml:space="preserve"> and this report is the best way of easily identifying these centres.</w:t>
       </w:r>
     </w:p>
     <w:p>
@@ -15756,7 +15901,6 @@
         <w:ind w:left="720"/>
       </w:pPr>
       <w:r>
-        <w:lastRenderedPageBreak/>
         <w:t>Question:</w:t>
       </w:r>
     </w:p>
@@ -15871,6 +16015,7 @@
         <w:ind w:left="720"/>
       </w:pPr>
       <w:r>
+        <w:lastRenderedPageBreak/>
         <w:t>Answer:</w:t>
       </w:r>
     </w:p>
@@ -18066,20 +18211,20 @@
 </file>
 
 <file path=customXml/item1.xml><?xml version="1.0" encoding="utf-8"?>
-<p:properties xmlns:p="http://schemas.microsoft.com/office/2006/metadata/properties" xmlns:xsi="http://www.w3.org/2001/XMLSchema-instance" xmlns:pc="http://schemas.microsoft.com/office/infopath/2007/PartnerControls">
-  <documentManagement>
-    <_activity xmlns="bc8393fd-af59-4c16-aed1-9e24f003740f" xsi:nil="true"/>
-  </documentManagement>
-</p:properties>
-</file>
-
-<file path=customXml/item2.xml><?xml version="1.0" encoding="utf-8"?>
 <?mso-contentType ?>
 <FormTemplates xmlns="http://schemas.microsoft.com/sharepoint/v3/contenttype/forms">
   <Display>DocumentLibraryForm</Display>
   <Edit>DocumentLibraryForm</Edit>
   <New>DocumentLibraryForm</New>
 </FormTemplates>
+</file>
+
+<file path=customXml/item2.xml><?xml version="1.0" encoding="utf-8"?>
+<p:properties xmlns:p="http://schemas.microsoft.com/office/2006/metadata/properties" xmlns:xsi="http://www.w3.org/2001/XMLSchema-instance" xmlns:pc="http://schemas.microsoft.com/office/infopath/2007/PartnerControls">
+  <documentManagement>
+    <_activity xmlns="bc8393fd-af59-4c16-aed1-9e24f003740f" xsi:nil="true"/>
+  </documentManagement>
+</p:properties>
 </file>
 
 <file path=customXml/item3.xml><?xml version="1.0" encoding="utf-8"?>
@@ -18233,19 +18378,19 @@
 </file>
 
 <file path=customXml/itemProps1.xml><?xml version="1.0" encoding="utf-8"?>
+<ds:datastoreItem xmlns:ds="http://schemas.openxmlformats.org/officeDocument/2006/customXml" ds:itemID="{F252D9CB-4AF1-4D09-A7BF-73DC8FE3C1DD}">
+  <ds:schemaRefs>
+    <ds:schemaRef ds:uri="http://schemas.microsoft.com/sharepoint/v3/contenttype/forms"/>
+  </ds:schemaRefs>
+</ds:datastoreItem>
+</file>
+
+<file path=customXml/itemProps2.xml><?xml version="1.0" encoding="utf-8"?>
 <ds:datastoreItem xmlns:ds="http://schemas.openxmlformats.org/officeDocument/2006/customXml" ds:itemID="{50454223-20BD-4CE0-809C-83DE74A225FA}">
   <ds:schemaRefs>
     <ds:schemaRef ds:uri="http://schemas.microsoft.com/office/2006/metadata/properties"/>
     <ds:schemaRef ds:uri="http://schemas.microsoft.com/office/infopath/2007/PartnerControls"/>
     <ds:schemaRef ds:uri="bc8393fd-af59-4c16-aed1-9e24f003740f"/>
-  </ds:schemaRefs>
-</ds:datastoreItem>
-</file>
-
-<file path=customXml/itemProps2.xml><?xml version="1.0" encoding="utf-8"?>
-<ds:datastoreItem xmlns:ds="http://schemas.openxmlformats.org/officeDocument/2006/customXml" ds:itemID="{F252D9CB-4AF1-4D09-A7BF-73DC8FE3C1DD}">
-  <ds:schemaRefs>
-    <ds:schemaRef ds:uri="http://schemas.microsoft.com/sharepoint/v3/contenttype/forms"/>
   </ds:schemaRefs>
 </ds:datastoreItem>
 </file>

--- a/Database_Technical_Documentation.docx
+++ b/Database_Technical_Documentation.docx
@@ -15756,22 +15756,7 @@
         <w:t>importance</w:t>
       </w:r>
       <w:r>
-        <w:t>, therefore t</w:t>
-      </w:r>
-      <w:r>
-        <w:t xml:space="preserve">his </w:t>
-      </w:r>
-      <w:r>
-        <w:t>report</w:t>
-      </w:r>
-      <w:r>
-        <w:t xml:space="preserve"> aims to keep track of the members </w:t>
-      </w:r>
-      <w:r>
-        <w:t xml:space="preserve">with a physical health condition </w:t>
-      </w:r>
-      <w:r>
-        <w:t>attending the gym</w:t>
+        <w:t>, therefore this report aims to keep track of the members with a physical health condition attending the gym</w:t>
       </w:r>
       <w:r>
         <w:t xml:space="preserve">. This will allow key users to </w:t>
@@ -15789,10 +15774,7 @@
         <w:t xml:space="preserve">more </w:t>
       </w:r>
       <w:r>
-        <w:t xml:space="preserve">accessible local gyms </w:t>
-      </w:r>
-      <w:r>
-        <w:t>has had thus far</w:t>
+        <w:t>accessible local gyms has had thus far</w:t>
       </w:r>
       <w:r>
         <w:t xml:space="preserve">. </w:t>
@@ -15841,10 +15823,7 @@
         <w:t xml:space="preserve">lifestyle </w:t>
       </w:r>
       <w:r>
-        <w:t>habits and routines to stay in good physical health</w:t>
-      </w:r>
-      <w:r>
-        <w:t>.</w:t>
+        <w:t>habits and routines to stay in good physical health.</w:t>
       </w:r>
     </w:p>
     <w:p>
@@ -15893,6 +15872,77 @@
     </w:p>
     <w:p>
       <w:r>
+        <w:t>Member</w:t>
+      </w:r>
+      <w:r>
+        <w:t xml:space="preserve"> 40479966:</w:t>
+      </w:r>
+    </w:p>
+    <w:p>
+      <w:pPr>
+        <w:ind w:left="720"/>
+      </w:pPr>
+      <w:r>
+        <w:t>Question: What centres exist, where are they and how many classes / coaches does each one have?</w:t>
+      </w:r>
+    </w:p>
+    <w:p>
+      <w:pPr>
+        <w:ind w:left="720"/>
+      </w:pPr>
+      <w:r>
+        <w:t>Answer:</w:t>
+      </w:r>
+      <w:r>
+        <w:t xml:space="preserve"> This report is aimed at summarizing all of the important information relating to each centre into an easily digestible format. It shows where each one is, how many classes </w:t>
+      </w:r>
+      <w:r>
+        <w:t>each one has and how many coaches are registered at it. This is important for knowing how much resources each centre is being given, and if any given centre is lacking in either staff or focus it can be given what it needs.</w:t>
+      </w:r>
+    </w:p>
+    <w:p>
+      <w:pPr>
+        <w:ind w:left="720"/>
+      </w:pPr>
+      <w:r>
+        <w:t>Question: How many members are registered at each centre?</w:t>
+      </w:r>
+    </w:p>
+    <w:p>
+      <w:pPr>
+        <w:ind w:left="720"/>
+      </w:pPr>
+      <w:r>
+        <w:t>Answer:</w:t>
+      </w:r>
+      <w:r>
+        <w:t xml:space="preserve"> Knowing </w:t>
+      </w:r>
+      <w:r>
+        <w:t xml:space="preserve">how many members that are registered to each centre is important for organisation and resource management. Being able to see a general overview of members tells the business which centres are more popular than others, and may require more attention to allow them to thrive. It can also point out if a centre is unsuitable for the amount of members it has, and can get more resources to amend this. </w:t>
+      </w:r>
+    </w:p>
+    <w:p>
+      <w:pPr>
+        <w:ind w:left="720"/>
+      </w:pPr>
+      <w:r>
+        <w:t>Question: How long on average does each age group tend to be subscribed for?</w:t>
+      </w:r>
+    </w:p>
+    <w:p>
+      <w:pPr>
+        <w:ind w:left="720"/>
+      </w:pPr>
+      <w:r>
+        <w:t>Answer:</w:t>
+      </w:r>
+      <w:r>
+        <w:t xml:space="preserve"> Age statistics is imperative in knowing what kind of members the organisation should be aiming to recruit. It allows for an easily viewable way of assessing the service’s target demographic, and how popular the service is to other age demographics. This can be used to assess which demographics need to be targeted to make sure all potential customers can be recruited, or lets the organisation know that some age demographics are not interested in the service, so they can reduce resources being spent on them and focus on their core audience.</w:t>
+      </w:r>
+    </w:p>
+    <w:p>
+      <w:r>
         <w:t>Member:</w:t>
       </w:r>
     </w:p>
@@ -15917,6 +15967,7 @@
         <w:ind w:left="720"/>
       </w:pPr>
       <w:r>
+        <w:lastRenderedPageBreak/>
         <w:t>Question:</w:t>
       </w:r>
     </w:p>
@@ -15962,60 +16013,6 @@
         <w:ind w:left="720"/>
       </w:pPr>
       <w:r>
-        <w:t>Answer:</w:t>
-      </w:r>
-    </w:p>
-    <w:p>
-      <w:pPr>
-        <w:ind w:left="720"/>
-      </w:pPr>
-      <w:r>
-        <w:t>Question:</w:t>
-      </w:r>
-    </w:p>
-    <w:p>
-      <w:pPr>
-        <w:ind w:left="720"/>
-      </w:pPr>
-      <w:r>
-        <w:t>Answer:</w:t>
-      </w:r>
-    </w:p>
-    <w:p>
-      <w:pPr>
-        <w:ind w:left="720"/>
-      </w:pPr>
-      <w:r>
-        <w:t>Question:</w:t>
-      </w:r>
-    </w:p>
-    <w:p>
-      <w:pPr>
-        <w:ind w:left="720"/>
-      </w:pPr>
-      <w:r>
-        <w:t>Answer:</w:t>
-      </w:r>
-    </w:p>
-    <w:p>
-      <w:r>
-        <w:t>Member:</w:t>
-      </w:r>
-    </w:p>
-    <w:p>
-      <w:pPr>
-        <w:ind w:left="720"/>
-      </w:pPr>
-      <w:r>
-        <w:t>Question:</w:t>
-      </w:r>
-    </w:p>
-    <w:p>
-      <w:pPr>
-        <w:ind w:left="720"/>
-      </w:pPr>
-      <w:r>
-        <w:lastRenderedPageBreak/>
         <w:t>Answer:</w:t>
       </w:r>
     </w:p>
@@ -18211,20 +18208,20 @@
 </file>
 
 <file path=customXml/item1.xml><?xml version="1.0" encoding="utf-8"?>
+<p:properties xmlns:p="http://schemas.microsoft.com/office/2006/metadata/properties" xmlns:xsi="http://www.w3.org/2001/XMLSchema-instance" xmlns:pc="http://schemas.microsoft.com/office/infopath/2007/PartnerControls">
+  <documentManagement>
+    <_activity xmlns="bc8393fd-af59-4c16-aed1-9e24f003740f" xsi:nil="true"/>
+  </documentManagement>
+</p:properties>
+</file>
+
+<file path=customXml/item2.xml><?xml version="1.0" encoding="utf-8"?>
 <?mso-contentType ?>
 <FormTemplates xmlns="http://schemas.microsoft.com/sharepoint/v3/contenttype/forms">
   <Display>DocumentLibraryForm</Display>
   <Edit>DocumentLibraryForm</Edit>
   <New>DocumentLibraryForm</New>
 </FormTemplates>
-</file>
-
-<file path=customXml/item2.xml><?xml version="1.0" encoding="utf-8"?>
-<p:properties xmlns:p="http://schemas.microsoft.com/office/2006/metadata/properties" xmlns:xsi="http://www.w3.org/2001/XMLSchema-instance" xmlns:pc="http://schemas.microsoft.com/office/infopath/2007/PartnerControls">
-  <documentManagement>
-    <_activity xmlns="bc8393fd-af59-4c16-aed1-9e24f003740f" xsi:nil="true"/>
-  </documentManagement>
-</p:properties>
 </file>
 
 <file path=customXml/item3.xml><?xml version="1.0" encoding="utf-8"?>
@@ -18378,19 +18375,19 @@
 </file>
 
 <file path=customXml/itemProps1.xml><?xml version="1.0" encoding="utf-8"?>
-<ds:datastoreItem xmlns:ds="http://schemas.openxmlformats.org/officeDocument/2006/customXml" ds:itemID="{F252D9CB-4AF1-4D09-A7BF-73DC8FE3C1DD}">
+<ds:datastoreItem xmlns:ds="http://schemas.openxmlformats.org/officeDocument/2006/customXml" ds:itemID="{50454223-20BD-4CE0-809C-83DE74A225FA}">
   <ds:schemaRefs>
-    <ds:schemaRef ds:uri="http://schemas.microsoft.com/sharepoint/v3/contenttype/forms"/>
+    <ds:schemaRef ds:uri="http://schemas.microsoft.com/office/2006/metadata/properties"/>
+    <ds:schemaRef ds:uri="http://schemas.microsoft.com/office/infopath/2007/PartnerControls"/>
+    <ds:schemaRef ds:uri="bc8393fd-af59-4c16-aed1-9e24f003740f"/>
   </ds:schemaRefs>
 </ds:datastoreItem>
 </file>
 
 <file path=customXml/itemProps2.xml><?xml version="1.0" encoding="utf-8"?>
-<ds:datastoreItem xmlns:ds="http://schemas.openxmlformats.org/officeDocument/2006/customXml" ds:itemID="{50454223-20BD-4CE0-809C-83DE74A225FA}">
+<ds:datastoreItem xmlns:ds="http://schemas.openxmlformats.org/officeDocument/2006/customXml" ds:itemID="{F252D9CB-4AF1-4D09-A7BF-73DC8FE3C1DD}">
   <ds:schemaRefs>
-    <ds:schemaRef ds:uri="http://schemas.microsoft.com/office/2006/metadata/properties"/>
-    <ds:schemaRef ds:uri="http://schemas.microsoft.com/office/infopath/2007/PartnerControls"/>
-    <ds:schemaRef ds:uri="bc8393fd-af59-4c16-aed1-9e24f003740f"/>
+    <ds:schemaRef ds:uri="http://schemas.microsoft.com/sharepoint/v3/contenttype/forms"/>
   </ds:schemaRefs>
 </ds:datastoreItem>
 </file>

--- a/Database_Technical_Documentation.docx
+++ b/Database_Technical_Documentation.docx
@@ -348,6 +348,7 @@
                 <w:iCs/>
               </w:rPr>
             </w:pPr>
+            <w:proofErr w:type="spellStart"/>
             <w:r>
               <w:rPr>
                 <w:rFonts w:ascii="Aptos" w:eastAsia="Aptos" w:hAnsi="Aptos" w:cs="Times New Roman"/>
@@ -356,6 +357,7 @@
               </w:rPr>
               <w:t>centreID</w:t>
             </w:r>
+            <w:proofErr w:type="spellEnd"/>
           </w:p>
         </w:tc>
       </w:tr>
@@ -1065,12 +1067,14 @@
                 <w:rFonts w:eastAsia="Aptos"/>
               </w:rPr>
             </w:pPr>
+            <w:proofErr w:type="spellStart"/>
             <w:r>
               <w:rPr>
                 <w:rFonts w:eastAsia="Aptos"/>
               </w:rPr>
               <w:t>centreID</w:t>
             </w:r>
+            <w:proofErr w:type="spellEnd"/>
           </w:p>
         </w:tc>
         <w:tc>
@@ -1313,12 +1317,14 @@
                 <w:rFonts w:eastAsia="Aptos"/>
               </w:rPr>
             </w:pPr>
+            <w:proofErr w:type="spellStart"/>
             <w:r>
               <w:rPr>
                 <w:rFonts w:eastAsia="Aptos"/>
               </w:rPr>
               <w:t>centreName</w:t>
             </w:r>
+            <w:proofErr w:type="spellEnd"/>
           </w:p>
         </w:tc>
         <w:tc>
@@ -1561,12 +1567,14 @@
                 <w:rFonts w:eastAsia="Aptos"/>
               </w:rPr>
             </w:pPr>
+            <w:proofErr w:type="spellStart"/>
             <w:r>
               <w:rPr>
                 <w:rFonts w:eastAsia="Aptos"/>
               </w:rPr>
               <w:t>unitNo</w:t>
             </w:r>
+            <w:proofErr w:type="spellEnd"/>
           </w:p>
         </w:tc>
         <w:tc>
@@ -2760,6 +2768,7 @@
                 <w:iCs/>
               </w:rPr>
             </w:pPr>
+            <w:proofErr w:type="spellStart"/>
             <w:r>
               <w:rPr>
                 <w:rFonts w:ascii="Aptos" w:eastAsia="Aptos" w:hAnsi="Aptos" w:cs="Times New Roman"/>
@@ -2768,6 +2777,7 @@
               </w:rPr>
               <w:t>coachId</w:t>
             </w:r>
+            <w:proofErr w:type="spellEnd"/>
           </w:p>
         </w:tc>
       </w:tr>
@@ -3430,12 +3440,14 @@
                 <w:rFonts w:eastAsia="Aptos"/>
               </w:rPr>
             </w:pPr>
+            <w:proofErr w:type="spellStart"/>
             <w:r>
               <w:rPr>
                 <w:rFonts w:eastAsia="Aptos"/>
               </w:rPr>
               <w:t>coachId</w:t>
             </w:r>
+            <w:proofErr w:type="spellEnd"/>
           </w:p>
         </w:tc>
         <w:tc>
@@ -4999,6 +5011,7 @@
                 <w:iCs/>
               </w:rPr>
             </w:pPr>
+            <w:proofErr w:type="spellStart"/>
             <w:r>
               <w:rPr>
                 <w:rFonts w:ascii="Aptos" w:eastAsia="Aptos" w:hAnsi="Aptos" w:cs="Times New Roman"/>
@@ -5007,6 +5020,7 @@
               </w:rPr>
               <w:t>tblCoachCentre</w:t>
             </w:r>
+            <w:proofErr w:type="spellEnd"/>
           </w:p>
         </w:tc>
         <w:tc>
@@ -5063,14 +5077,34 @@
                 <w:iCs/>
               </w:rPr>
             </w:pPr>
+            <w:proofErr w:type="spellStart"/>
             <w:r>
               <w:rPr>
                 <w:rFonts w:ascii="Aptos" w:eastAsia="Aptos" w:hAnsi="Aptos" w:cs="Times New Roman"/>
                 <w:bCs/>
                 <w:iCs/>
               </w:rPr>
-              <w:t>coachId, centreId</w:t>
-            </w:r>
+              <w:t>coachId</w:t>
+            </w:r>
+            <w:proofErr w:type="spellEnd"/>
+            <w:r>
+              <w:rPr>
+                <w:rFonts w:ascii="Aptos" w:eastAsia="Aptos" w:hAnsi="Aptos" w:cs="Times New Roman"/>
+                <w:bCs/>
+                <w:iCs/>
+              </w:rPr>
+              <w:t xml:space="preserve">, </w:t>
+            </w:r>
+            <w:proofErr w:type="spellStart"/>
+            <w:r>
+              <w:rPr>
+                <w:rFonts w:ascii="Aptos" w:eastAsia="Aptos" w:hAnsi="Aptos" w:cs="Times New Roman"/>
+                <w:bCs/>
+                <w:iCs/>
+              </w:rPr>
+              <w:t>centreId</w:t>
+            </w:r>
+            <w:proofErr w:type="spellEnd"/>
           </w:p>
         </w:tc>
       </w:tr>
@@ -5285,7 +5319,21 @@
                 <w:rFonts w:ascii="Aptos" w:eastAsia="Aptos" w:hAnsi="Aptos" w:cs="Times New Roman"/>
               </w:rPr>
               <w:lastRenderedPageBreak/>
-              <w:t>tblCentre (centreID)</w:t>
+              <w:t>tblCentre (</w:t>
+            </w:r>
+            <w:proofErr w:type="spellStart"/>
+            <w:r>
+              <w:rPr>
+                <w:rFonts w:ascii="Aptos" w:eastAsia="Aptos" w:hAnsi="Aptos" w:cs="Times New Roman"/>
+              </w:rPr>
+              <w:t>centreID</w:t>
+            </w:r>
+            <w:proofErr w:type="spellEnd"/>
+            <w:r>
+              <w:rPr>
+                <w:rFonts w:ascii="Aptos" w:eastAsia="Aptos" w:hAnsi="Aptos" w:cs="Times New Roman"/>
+              </w:rPr>
+              <w:t>)</w:t>
             </w:r>
           </w:p>
         </w:tc>
@@ -5311,12 +5359,14 @@
                 <w:rFonts w:ascii="Aptos" w:eastAsia="Aptos" w:hAnsi="Aptos" w:cs="Times New Roman"/>
               </w:rPr>
             </w:pPr>
+            <w:proofErr w:type="spellStart"/>
             <w:r>
               <w:rPr>
                 <w:rFonts w:ascii="Aptos" w:eastAsia="Aptos" w:hAnsi="Aptos" w:cs="Times New Roman"/>
               </w:rPr>
               <w:t>centreId</w:t>
             </w:r>
+            <w:proofErr w:type="spellEnd"/>
           </w:p>
         </w:tc>
         <w:tc>
@@ -5342,7 +5392,21 @@
               <w:rPr>
                 <w:rFonts w:ascii="Aptos" w:eastAsia="Aptos" w:hAnsi="Aptos" w:cs="Times New Roman"/>
               </w:rPr>
-              <w:t>tblCoach (coachId)</w:t>
+              <w:t>tblCoach (</w:t>
+            </w:r>
+            <w:proofErr w:type="spellStart"/>
+            <w:r>
+              <w:rPr>
+                <w:rFonts w:ascii="Aptos" w:eastAsia="Aptos" w:hAnsi="Aptos" w:cs="Times New Roman"/>
+              </w:rPr>
+              <w:t>coachId</w:t>
+            </w:r>
+            <w:proofErr w:type="spellEnd"/>
+            <w:r>
+              <w:rPr>
+                <w:rFonts w:ascii="Aptos" w:eastAsia="Aptos" w:hAnsi="Aptos" w:cs="Times New Roman"/>
+              </w:rPr>
+              <w:t>)</w:t>
             </w:r>
           </w:p>
         </w:tc>
@@ -5365,12 +5429,14 @@
                 <w:rFonts w:ascii="Aptos" w:eastAsia="Aptos" w:hAnsi="Aptos" w:cs="Times New Roman"/>
               </w:rPr>
             </w:pPr>
+            <w:proofErr w:type="spellStart"/>
             <w:r>
               <w:rPr>
                 <w:rFonts w:ascii="Aptos" w:eastAsia="Aptos" w:hAnsi="Aptos" w:cs="Times New Roman"/>
               </w:rPr>
               <w:t>coachId</w:t>
             </w:r>
+            <w:proofErr w:type="spellEnd"/>
           </w:p>
         </w:tc>
       </w:tr>
@@ -5737,12 +5803,14 @@
                 <w:rFonts w:eastAsia="Aptos"/>
               </w:rPr>
             </w:pPr>
+            <w:proofErr w:type="spellStart"/>
             <w:r>
               <w:rPr>
                 <w:rFonts w:eastAsia="Aptos"/>
               </w:rPr>
               <w:t>coachId</w:t>
             </w:r>
+            <w:proofErr w:type="spellEnd"/>
           </w:p>
         </w:tc>
         <w:tc>
@@ -5871,7 +5939,21 @@
               <w:rPr>
                 <w:rFonts w:eastAsia="Aptos"/>
               </w:rPr>
-              <w:t>Part of composite Primary Key, Foreign Key references tblCoach(coachId), NOT NULL</w:t>
+              <w:t>Part of composite Primary Key, Foreign Key references tblCoach(</w:t>
+            </w:r>
+            <w:proofErr w:type="spellStart"/>
+            <w:r>
+              <w:rPr>
+                <w:rFonts w:eastAsia="Aptos"/>
+              </w:rPr>
+              <w:t>coachId</w:t>
+            </w:r>
+            <w:proofErr w:type="spellEnd"/>
+            <w:r>
+              <w:rPr>
+                <w:rFonts w:eastAsia="Aptos"/>
+              </w:rPr>
+              <w:t>), NOT NULL</w:t>
             </w:r>
           </w:p>
         </w:tc>
@@ -5973,12 +6055,14 @@
                 <w:rFonts w:eastAsia="Aptos"/>
               </w:rPr>
             </w:pPr>
+            <w:proofErr w:type="spellStart"/>
             <w:r>
               <w:rPr>
                 <w:rFonts w:eastAsia="Aptos"/>
               </w:rPr>
               <w:t>centreId</w:t>
             </w:r>
+            <w:proofErr w:type="spellEnd"/>
           </w:p>
         </w:tc>
         <w:tc>
@@ -6107,7 +6191,21 @@
               <w:rPr>
                 <w:rFonts w:eastAsia="Aptos"/>
               </w:rPr>
-              <w:t>Part of composite Primary Key, Foreign Key references tblCentre(centreId), NOT NULL</w:t>
+              <w:t>Part of composite Primary Key, Foreign Key references tblCentre(</w:t>
+            </w:r>
+            <w:proofErr w:type="spellStart"/>
+            <w:r>
+              <w:rPr>
+                <w:rFonts w:eastAsia="Aptos"/>
+              </w:rPr>
+              <w:t>centreId</w:t>
+            </w:r>
+            <w:proofErr w:type="spellEnd"/>
+            <w:r>
+              <w:rPr>
+                <w:rFonts w:eastAsia="Aptos"/>
+              </w:rPr>
+              <w:t>), NOT NULL</w:t>
             </w:r>
           </w:p>
         </w:tc>
@@ -6356,6 +6454,7 @@
                 <w:iCs/>
               </w:rPr>
             </w:pPr>
+            <w:proofErr w:type="spellStart"/>
             <w:r>
               <w:rPr>
                 <w:rFonts w:ascii="Aptos" w:eastAsia="Aptos" w:hAnsi="Aptos" w:cs="Times New Roman"/>
@@ -6364,6 +6463,7 @@
               </w:rPr>
               <w:t>tblMember</w:t>
             </w:r>
+            <w:proofErr w:type="spellEnd"/>
           </w:p>
         </w:tc>
         <w:tc>
@@ -6420,6 +6520,7 @@
                 <w:iCs/>
               </w:rPr>
             </w:pPr>
+            <w:proofErr w:type="spellStart"/>
             <w:r>
               <w:rPr>
                 <w:rFonts w:ascii="Aptos" w:eastAsia="Aptos" w:hAnsi="Aptos" w:cs="Times New Roman"/>
@@ -6428,6 +6529,7 @@
               </w:rPr>
               <w:t>memberID</w:t>
             </w:r>
+            <w:proofErr w:type="spellEnd"/>
           </w:p>
         </w:tc>
       </w:tr>
@@ -6641,7 +6743,21 @@
               <w:rPr>
                 <w:rFonts w:ascii="Aptos" w:eastAsia="Aptos" w:hAnsi="Aptos" w:cs="Times New Roman"/>
               </w:rPr>
-              <w:t>tblCentre (centreID)</w:t>
+              <w:t>tblCentre (</w:t>
+            </w:r>
+            <w:proofErr w:type="spellStart"/>
+            <w:r>
+              <w:rPr>
+                <w:rFonts w:ascii="Aptos" w:eastAsia="Aptos" w:hAnsi="Aptos" w:cs="Times New Roman"/>
+              </w:rPr>
+              <w:t>centreID</w:t>
+            </w:r>
+            <w:proofErr w:type="spellEnd"/>
+            <w:r>
+              <w:rPr>
+                <w:rFonts w:ascii="Aptos" w:eastAsia="Aptos" w:hAnsi="Aptos" w:cs="Times New Roman"/>
+              </w:rPr>
+              <w:t>)</w:t>
             </w:r>
           </w:p>
         </w:tc>
@@ -6664,12 +6780,14 @@
                 <w:rFonts w:ascii="Aptos" w:eastAsia="Aptos" w:hAnsi="Aptos" w:cs="Times New Roman"/>
               </w:rPr>
             </w:pPr>
+            <w:proofErr w:type="spellStart"/>
             <w:r>
               <w:rPr>
                 <w:rFonts w:ascii="Aptos" w:eastAsia="Aptos" w:hAnsi="Aptos" w:cs="Times New Roman"/>
               </w:rPr>
               <w:t>assignedCentreID</w:t>
             </w:r>
+            <w:proofErr w:type="spellEnd"/>
           </w:p>
         </w:tc>
         <w:tc>
@@ -7090,12 +7208,14 @@
                 <w:rFonts w:eastAsia="Aptos"/>
               </w:rPr>
             </w:pPr>
+            <w:proofErr w:type="spellStart"/>
             <w:r>
               <w:rPr>
                 <w:rFonts w:eastAsia="Aptos"/>
               </w:rPr>
               <w:t>memberID</w:t>
             </w:r>
+            <w:proofErr w:type="spellEnd"/>
           </w:p>
         </w:tc>
         <w:tc>
@@ -7326,12 +7446,14 @@
                 <w:rFonts w:eastAsia="Aptos"/>
               </w:rPr>
             </w:pPr>
+            <w:proofErr w:type="spellStart"/>
             <w:r>
               <w:rPr>
                 <w:rFonts w:eastAsia="Aptos"/>
               </w:rPr>
               <w:t>memberForename</w:t>
             </w:r>
+            <w:proofErr w:type="spellEnd"/>
           </w:p>
         </w:tc>
         <w:tc>
@@ -7562,12 +7684,14 @@
                 <w:rFonts w:eastAsia="Aptos"/>
               </w:rPr>
             </w:pPr>
+            <w:proofErr w:type="spellStart"/>
             <w:r>
               <w:rPr>
                 <w:rFonts w:eastAsia="Aptos"/>
               </w:rPr>
               <w:t>memberSurname</w:t>
             </w:r>
+            <w:proofErr w:type="spellEnd"/>
           </w:p>
         </w:tc>
         <w:tc>
@@ -7798,6 +7922,7 @@
                 <w:rFonts w:eastAsia="Aptos"/>
               </w:rPr>
             </w:pPr>
+            <w:proofErr w:type="spellStart"/>
             <w:r>
               <w:rPr>
                 <w:rFonts w:eastAsia="Aptos"/>
@@ -7805,6 +7930,7 @@
               <w:lastRenderedPageBreak/>
               <w:t>memberEmail</w:t>
             </w:r>
+            <w:proofErr w:type="spellEnd"/>
           </w:p>
         </w:tc>
         <w:tc>
@@ -8046,12 +8172,14 @@
                 <w:rFonts w:eastAsia="Aptos"/>
               </w:rPr>
             </w:pPr>
+            <w:proofErr w:type="spellStart"/>
             <w:r>
               <w:rPr>
                 <w:rFonts w:eastAsia="Aptos"/>
               </w:rPr>
               <w:t>memberDOB</w:t>
             </w:r>
+            <w:proofErr w:type="spellEnd"/>
           </w:p>
         </w:tc>
         <w:tc>
@@ -8282,12 +8410,14 @@
                 <w:rFonts w:eastAsia="Aptos"/>
               </w:rPr>
             </w:pPr>
+            <w:proofErr w:type="spellStart"/>
             <w:r>
               <w:rPr>
                 <w:rFonts w:eastAsia="Aptos"/>
               </w:rPr>
               <w:t>memberPhone</w:t>
             </w:r>
+            <w:proofErr w:type="spellEnd"/>
           </w:p>
         </w:tc>
         <w:tc>
@@ -8518,12 +8648,14 @@
                 <w:rFonts w:eastAsia="Aptos"/>
               </w:rPr>
             </w:pPr>
+            <w:proofErr w:type="spellStart"/>
             <w:r>
               <w:rPr>
                 <w:rFonts w:eastAsia="Aptos"/>
               </w:rPr>
               <w:t>homeCentreID</w:t>
             </w:r>
+            <w:proofErr w:type="spellEnd"/>
           </w:p>
         </w:tc>
         <w:tc>
@@ -8654,6 +8786,7 @@
               </w:rPr>
               <w:t xml:space="preserve">Foreign Key references </w:t>
             </w:r>
+            <w:proofErr w:type="gramStart"/>
             <w:r>
               <w:rPr>
                 <w:rFonts w:eastAsia="Aptos"/>
@@ -8664,7 +8797,22 @@
               <w:rPr>
                 <w:rFonts w:eastAsia="Aptos"/>
               </w:rPr>
-              <w:t>(CentreID), NOT NULL</w:t>
+              <w:t>(</w:t>
+            </w:r>
+            <w:proofErr w:type="spellStart"/>
+            <w:proofErr w:type="gramEnd"/>
+            <w:r>
+              <w:rPr>
+                <w:rFonts w:eastAsia="Aptos"/>
+              </w:rPr>
+              <w:t>CentreID</w:t>
+            </w:r>
+            <w:proofErr w:type="spellEnd"/>
+            <w:r>
+              <w:rPr>
+                <w:rFonts w:eastAsia="Aptos"/>
+              </w:rPr>
+              <w:t>), NOT NULL</w:t>
             </w:r>
           </w:p>
         </w:tc>
@@ -8742,7 +8890,21 @@
               <w:rPr>
                 <w:rFonts w:eastAsia="Aptos"/>
               </w:rPr>
-              <w:t>(1,…,99999999)</w:t>
+              <w:t>(</w:t>
+            </w:r>
+            <w:proofErr w:type="gramStart"/>
+            <w:r>
+              <w:rPr>
+                <w:rFonts w:eastAsia="Aptos"/>
+              </w:rPr>
+              <w:t>1,…</w:t>
+            </w:r>
+            <w:proofErr w:type="gramEnd"/>
+            <w:r>
+              <w:rPr>
+                <w:rFonts w:eastAsia="Aptos"/>
+              </w:rPr>
+              <w:t>,99999999)</w:t>
             </w:r>
           </w:p>
         </w:tc>
@@ -8766,12 +8928,14 @@
                 <w:rFonts w:eastAsia="Aptos"/>
               </w:rPr>
             </w:pPr>
+            <w:proofErr w:type="spellStart"/>
             <w:r>
               <w:rPr>
                 <w:rFonts w:eastAsia="Aptos"/>
               </w:rPr>
               <w:t>membershipType</w:t>
             </w:r>
+            <w:proofErr w:type="spellEnd"/>
           </w:p>
         </w:tc>
         <w:tc>
@@ -9003,12 +9167,14 @@
                 <w:rFonts w:eastAsia="Aptos"/>
               </w:rPr>
             </w:pPr>
+            <w:proofErr w:type="spellStart"/>
             <w:r>
               <w:rPr>
                 <w:rFonts w:eastAsia="Aptos"/>
               </w:rPr>
               <w:t>membershipStartDate</w:t>
             </w:r>
+            <w:proofErr w:type="spellEnd"/>
           </w:p>
         </w:tc>
         <w:tc>
@@ -9386,6 +9552,7 @@
                 <w:iCs/>
               </w:rPr>
             </w:pPr>
+            <w:proofErr w:type="spellStart"/>
             <w:r>
               <w:rPr>
                 <w:rFonts w:ascii="Aptos" w:eastAsia="Aptos" w:hAnsi="Aptos" w:cs="Times New Roman"/>
@@ -9394,6 +9561,7 @@
               </w:rPr>
               <w:t>tblMeasurement</w:t>
             </w:r>
+            <w:proofErr w:type="spellEnd"/>
           </w:p>
         </w:tc>
         <w:tc>
@@ -9450,6 +9618,7 @@
                 <w:iCs/>
               </w:rPr>
             </w:pPr>
+            <w:proofErr w:type="spellStart"/>
             <w:r>
               <w:rPr>
                 <w:rFonts w:ascii="Aptos" w:eastAsia="Aptos" w:hAnsi="Aptos" w:cs="Times New Roman"/>
@@ -9458,6 +9627,7 @@
               </w:rPr>
               <w:t>memberID</w:t>
             </w:r>
+            <w:proofErr w:type="spellEnd"/>
           </w:p>
         </w:tc>
       </w:tr>
@@ -9667,11 +9837,33 @@
                 <w:rFonts w:ascii="Aptos" w:eastAsia="Aptos" w:hAnsi="Aptos" w:cs="Times New Roman"/>
               </w:rPr>
             </w:pPr>
-            <w:r>
-              <w:rPr>
-                <w:rFonts w:ascii="Aptos" w:eastAsia="Aptos" w:hAnsi="Aptos" w:cs="Times New Roman"/>
-              </w:rPr>
-              <w:t>tblMember (memberId)</w:t>
+            <w:proofErr w:type="spellStart"/>
+            <w:r>
+              <w:rPr>
+                <w:rFonts w:ascii="Aptos" w:eastAsia="Aptos" w:hAnsi="Aptos" w:cs="Times New Roman"/>
+              </w:rPr>
+              <w:t>tblMember</w:t>
+            </w:r>
+            <w:proofErr w:type="spellEnd"/>
+            <w:r>
+              <w:rPr>
+                <w:rFonts w:ascii="Aptos" w:eastAsia="Aptos" w:hAnsi="Aptos" w:cs="Times New Roman"/>
+              </w:rPr>
+              <w:t xml:space="preserve"> (</w:t>
+            </w:r>
+            <w:proofErr w:type="spellStart"/>
+            <w:r>
+              <w:rPr>
+                <w:rFonts w:ascii="Aptos" w:eastAsia="Aptos" w:hAnsi="Aptos" w:cs="Times New Roman"/>
+              </w:rPr>
+              <w:t>memberId</w:t>
+            </w:r>
+            <w:proofErr w:type="spellEnd"/>
+            <w:r>
+              <w:rPr>
+                <w:rFonts w:ascii="Aptos" w:eastAsia="Aptos" w:hAnsi="Aptos" w:cs="Times New Roman"/>
+              </w:rPr>
+              <w:t>)</w:t>
             </w:r>
           </w:p>
         </w:tc>
@@ -9694,12 +9886,14 @@
                 <w:rFonts w:ascii="Aptos" w:eastAsia="Aptos" w:hAnsi="Aptos" w:cs="Times New Roman"/>
               </w:rPr>
             </w:pPr>
+            <w:proofErr w:type="spellStart"/>
             <w:r>
               <w:rPr>
                 <w:rFonts w:ascii="Aptos" w:eastAsia="Aptos" w:hAnsi="Aptos" w:cs="Times New Roman"/>
               </w:rPr>
               <w:t>memberId</w:t>
             </w:r>
+            <w:proofErr w:type="spellEnd"/>
           </w:p>
         </w:tc>
         <w:tc>
@@ -10120,12 +10314,14 @@
                 <w:rFonts w:eastAsia="Aptos"/>
               </w:rPr>
             </w:pPr>
+            <w:proofErr w:type="spellStart"/>
             <w:r>
               <w:rPr>
                 <w:rFonts w:eastAsia="Aptos"/>
               </w:rPr>
               <w:t>memberId</w:t>
             </w:r>
+            <w:proofErr w:type="spellEnd"/>
           </w:p>
         </w:tc>
         <w:tc>
@@ -10347,12 +10543,14 @@
                 <w:rFonts w:eastAsia="Aptos"/>
               </w:rPr>
             </w:pPr>
+            <w:proofErr w:type="spellStart"/>
             <w:r>
               <w:rPr>
                 <w:rFonts w:eastAsia="Aptos"/>
               </w:rPr>
               <w:t>memberStartWeight</w:t>
             </w:r>
+            <w:proofErr w:type="spellEnd"/>
           </w:p>
         </w:tc>
         <w:tc>
@@ -10574,12 +10772,14 @@
                 <w:rFonts w:eastAsia="Aptos"/>
               </w:rPr>
             </w:pPr>
+            <w:proofErr w:type="spellStart"/>
             <w:r>
               <w:rPr>
                 <w:rFonts w:eastAsia="Aptos"/>
               </w:rPr>
               <w:t>memberCurrentWeight</w:t>
             </w:r>
+            <w:proofErr w:type="spellEnd"/>
           </w:p>
         </w:tc>
         <w:tc>
@@ -10801,12 +11001,14 @@
                 <w:rFonts w:eastAsia="Aptos"/>
               </w:rPr>
             </w:pPr>
+            <w:proofErr w:type="spellStart"/>
             <w:r>
               <w:rPr>
                 <w:rFonts w:eastAsia="Aptos"/>
               </w:rPr>
               <w:t>memberStartMuscleMass</w:t>
             </w:r>
+            <w:proofErr w:type="spellEnd"/>
           </w:p>
         </w:tc>
         <w:tc>
@@ -11028,12 +11230,14 @@
                 <w:rFonts w:eastAsia="Aptos"/>
               </w:rPr>
             </w:pPr>
+            <w:proofErr w:type="spellStart"/>
             <w:r>
               <w:rPr>
                 <w:rFonts w:eastAsia="Aptos"/>
               </w:rPr>
               <w:t>memberCurrentMuscleMass</w:t>
             </w:r>
+            <w:proofErr w:type="spellEnd"/>
           </w:p>
         </w:tc>
         <w:tc>
@@ -11255,12 +11459,14 @@
                 <w:rFonts w:eastAsia="Aptos"/>
               </w:rPr>
             </w:pPr>
+            <w:proofErr w:type="spellStart"/>
             <w:r>
               <w:rPr>
                 <w:rFonts w:eastAsia="Aptos"/>
               </w:rPr>
               <w:t>memberCondition</w:t>
             </w:r>
+            <w:proofErr w:type="spellEnd"/>
           </w:p>
         </w:tc>
         <w:tc>
@@ -11684,6 +11890,7 @@
                 <w:iCs/>
               </w:rPr>
             </w:pPr>
+            <w:proofErr w:type="spellStart"/>
             <w:r>
               <w:rPr>
                 <w:rFonts w:ascii="Aptos" w:eastAsia="Aptos" w:hAnsi="Aptos" w:cs="Times New Roman"/>
@@ -11692,6 +11899,7 @@
               </w:rPr>
               <w:t>classID</w:t>
             </w:r>
+            <w:proofErr w:type="spellEnd"/>
           </w:p>
         </w:tc>
       </w:tr>
@@ -11925,7 +12133,21 @@
               <w:rPr>
                 <w:rFonts w:ascii="Aptos" w:eastAsia="Aptos" w:hAnsi="Aptos" w:cs="Times New Roman"/>
               </w:rPr>
-              <w:t>tblCentre (centreID)</w:t>
+              <w:t>tblCentre (</w:t>
+            </w:r>
+            <w:proofErr w:type="spellStart"/>
+            <w:r>
+              <w:rPr>
+                <w:rFonts w:ascii="Aptos" w:eastAsia="Aptos" w:hAnsi="Aptos" w:cs="Times New Roman"/>
+              </w:rPr>
+              <w:t>centreID</w:t>
+            </w:r>
+            <w:proofErr w:type="spellEnd"/>
+            <w:r>
+              <w:rPr>
+                <w:rFonts w:ascii="Aptos" w:eastAsia="Aptos" w:hAnsi="Aptos" w:cs="Times New Roman"/>
+              </w:rPr>
+              <w:t>)</w:t>
             </w:r>
           </w:p>
         </w:tc>
@@ -11948,12 +12170,14 @@
                 <w:rFonts w:ascii="Aptos" w:eastAsia="Aptos" w:hAnsi="Aptos" w:cs="Times New Roman"/>
               </w:rPr>
             </w:pPr>
+            <w:proofErr w:type="spellStart"/>
             <w:r>
               <w:rPr>
                 <w:rFonts w:ascii="Aptos" w:eastAsia="Aptos" w:hAnsi="Aptos" w:cs="Times New Roman"/>
               </w:rPr>
               <w:t>centreID</w:t>
             </w:r>
+            <w:proofErr w:type="spellEnd"/>
           </w:p>
         </w:tc>
         <w:tc>
@@ -12375,12 +12599,14 @@
                 <w:rFonts w:eastAsia="Aptos"/>
               </w:rPr>
             </w:pPr>
+            <w:proofErr w:type="spellStart"/>
             <w:r>
               <w:rPr>
                 <w:rFonts w:eastAsia="Aptos"/>
               </w:rPr>
               <w:t>classID</w:t>
             </w:r>
+            <w:proofErr w:type="spellEnd"/>
           </w:p>
         </w:tc>
         <w:tc>
@@ -12610,12 +12836,14 @@
                 <w:rFonts w:eastAsia="Aptos"/>
               </w:rPr>
             </w:pPr>
+            <w:proofErr w:type="spellStart"/>
             <w:r>
               <w:rPr>
                 <w:rFonts w:eastAsia="Aptos"/>
               </w:rPr>
               <w:t>centreID</w:t>
             </w:r>
+            <w:proofErr w:type="spellEnd"/>
           </w:p>
         </w:tc>
         <w:tc>
@@ -12751,7 +12979,21 @@
               <w:rPr>
                 <w:rFonts w:eastAsia="Aptos"/>
               </w:rPr>
-              <w:t>(centreID), NOT NULL</w:t>
+              <w:t>(</w:t>
+            </w:r>
+            <w:proofErr w:type="spellStart"/>
+            <w:r>
+              <w:rPr>
+                <w:rFonts w:eastAsia="Aptos"/>
+              </w:rPr>
+              <w:t>centreID</w:t>
+            </w:r>
+            <w:proofErr w:type="spellEnd"/>
+            <w:r>
+              <w:rPr>
+                <w:rFonts w:eastAsia="Aptos"/>
+              </w:rPr>
+              <w:t>), NOT NULL</w:t>
             </w:r>
           </w:p>
         </w:tc>
@@ -12850,12 +13092,14 @@
                 <w:rFonts w:eastAsia="Aptos"/>
               </w:rPr>
             </w:pPr>
+            <w:proofErr w:type="spellStart"/>
             <w:r>
               <w:rPr>
                 <w:rFonts w:eastAsia="Aptos"/>
               </w:rPr>
               <w:t>className</w:t>
             </w:r>
+            <w:proofErr w:type="spellEnd"/>
           </w:p>
         </w:tc>
         <w:tc>
@@ -13086,12 +13330,14 @@
                 <w:rFonts w:eastAsia="Aptos"/>
               </w:rPr>
             </w:pPr>
+            <w:proofErr w:type="spellStart"/>
             <w:r>
               <w:rPr>
                 <w:rFonts w:eastAsia="Aptos"/>
               </w:rPr>
               <w:t>classCategory</w:t>
             </w:r>
+            <w:proofErr w:type="spellEnd"/>
           </w:p>
         </w:tc>
         <w:tc>
@@ -13322,12 +13568,14 @@
                 <w:rFonts w:eastAsia="Aptos"/>
               </w:rPr>
             </w:pPr>
+            <w:proofErr w:type="spellStart"/>
             <w:r>
               <w:rPr>
                 <w:rFonts w:eastAsia="Aptos"/>
               </w:rPr>
               <w:t>classDate</w:t>
             </w:r>
+            <w:proofErr w:type="spellEnd"/>
           </w:p>
         </w:tc>
         <w:tc>
@@ -13558,12 +13806,14 @@
                 <w:rFonts w:eastAsia="Aptos"/>
               </w:rPr>
             </w:pPr>
+            <w:proofErr w:type="spellStart"/>
             <w:r>
               <w:rPr>
                 <w:rFonts w:eastAsia="Aptos"/>
               </w:rPr>
               <w:t>classStartTime</w:t>
             </w:r>
+            <w:proofErr w:type="spellEnd"/>
           </w:p>
         </w:tc>
         <w:tc>
@@ -13793,12 +14043,14 @@
                 <w:rFonts w:eastAsia="Aptos"/>
               </w:rPr>
             </w:pPr>
+            <w:proofErr w:type="spellStart"/>
             <w:r>
               <w:rPr>
                 <w:rFonts w:eastAsia="Aptos"/>
               </w:rPr>
               <w:t>classEndTime</w:t>
             </w:r>
+            <w:proofErr w:type="spellEnd"/>
           </w:p>
         </w:tc>
         <w:tc>
@@ -14151,6 +14403,7 @@
                 <w:iCs/>
               </w:rPr>
             </w:pPr>
+            <w:proofErr w:type="spellStart"/>
             <w:r>
               <w:rPr>
                 <w:rFonts w:ascii="Aptos" w:eastAsia="Aptos" w:hAnsi="Aptos" w:cs="Times New Roman"/>
@@ -14159,6 +14412,7 @@
               </w:rPr>
               <w:t>tblReservation</w:t>
             </w:r>
+            <w:proofErr w:type="spellEnd"/>
           </w:p>
         </w:tc>
         <w:tc>
@@ -14213,14 +14467,34 @@
                 <w:iCs/>
               </w:rPr>
             </w:pPr>
+            <w:proofErr w:type="spellStart"/>
             <w:r>
               <w:rPr>
                 <w:rFonts w:ascii="Aptos" w:eastAsia="Aptos" w:hAnsi="Aptos" w:cs="Times New Roman"/>
                 <w:bCs/>
                 <w:iCs/>
               </w:rPr>
-              <w:t>classID, memberID</w:t>
-            </w:r>
+              <w:t>classID</w:t>
+            </w:r>
+            <w:proofErr w:type="spellEnd"/>
+            <w:r>
+              <w:rPr>
+                <w:rFonts w:ascii="Aptos" w:eastAsia="Aptos" w:hAnsi="Aptos" w:cs="Times New Roman"/>
+                <w:bCs/>
+                <w:iCs/>
+              </w:rPr>
+              <w:t xml:space="preserve">, </w:t>
+            </w:r>
+            <w:proofErr w:type="spellStart"/>
+            <w:r>
+              <w:rPr>
+                <w:rFonts w:ascii="Aptos" w:eastAsia="Aptos" w:hAnsi="Aptos" w:cs="Times New Roman"/>
+                <w:bCs/>
+                <w:iCs/>
+              </w:rPr>
+              <w:t>memberID</w:t>
+            </w:r>
+            <w:proofErr w:type="spellEnd"/>
           </w:p>
         </w:tc>
       </w:tr>
@@ -14425,7 +14699,21 @@
               <w:rPr>
                 <w:rFonts w:ascii="Aptos" w:eastAsia="Aptos" w:hAnsi="Aptos" w:cs="Times New Roman"/>
               </w:rPr>
-              <w:t>tblClass(classID)</w:t>
+              <w:t>tblClass(</w:t>
+            </w:r>
+            <w:proofErr w:type="spellStart"/>
+            <w:r>
+              <w:rPr>
+                <w:rFonts w:ascii="Aptos" w:eastAsia="Aptos" w:hAnsi="Aptos" w:cs="Times New Roman"/>
+              </w:rPr>
+              <w:t>classID</w:t>
+            </w:r>
+            <w:proofErr w:type="spellEnd"/>
+            <w:r>
+              <w:rPr>
+                <w:rFonts w:ascii="Aptos" w:eastAsia="Aptos" w:hAnsi="Aptos" w:cs="Times New Roman"/>
+              </w:rPr>
+              <w:t>)</w:t>
             </w:r>
           </w:p>
         </w:tc>
@@ -14447,12 +14735,14 @@
                 <w:rFonts w:ascii="Aptos" w:eastAsia="Aptos" w:hAnsi="Aptos" w:cs="Times New Roman"/>
               </w:rPr>
             </w:pPr>
+            <w:proofErr w:type="spellStart"/>
             <w:r>
               <w:rPr>
                 <w:rFonts w:ascii="Aptos" w:eastAsia="Aptos" w:hAnsi="Aptos" w:cs="Times New Roman"/>
               </w:rPr>
               <w:t>classID</w:t>
             </w:r>
+            <w:proofErr w:type="spellEnd"/>
           </w:p>
         </w:tc>
         <w:tc>
@@ -14473,11 +14763,33 @@
                 <w:rFonts w:ascii="Aptos" w:eastAsia="Aptos" w:hAnsi="Aptos" w:cs="Times New Roman"/>
               </w:rPr>
             </w:pPr>
-            <w:r>
-              <w:rPr>
-                <w:rFonts w:ascii="Aptos" w:eastAsia="Aptos" w:hAnsi="Aptos" w:cs="Times New Roman"/>
-              </w:rPr>
-              <w:t>tblMember(memberID)</w:t>
+            <w:proofErr w:type="spellStart"/>
+            <w:r>
+              <w:rPr>
+                <w:rFonts w:ascii="Aptos" w:eastAsia="Aptos" w:hAnsi="Aptos" w:cs="Times New Roman"/>
+              </w:rPr>
+              <w:t>tblMember</w:t>
+            </w:r>
+            <w:proofErr w:type="spellEnd"/>
+            <w:r>
+              <w:rPr>
+                <w:rFonts w:ascii="Aptos" w:eastAsia="Aptos" w:hAnsi="Aptos" w:cs="Times New Roman"/>
+              </w:rPr>
+              <w:t>(</w:t>
+            </w:r>
+            <w:proofErr w:type="spellStart"/>
+            <w:r>
+              <w:rPr>
+                <w:rFonts w:ascii="Aptos" w:eastAsia="Aptos" w:hAnsi="Aptos" w:cs="Times New Roman"/>
+              </w:rPr>
+              <w:t>memberID</w:t>
+            </w:r>
+            <w:proofErr w:type="spellEnd"/>
+            <w:r>
+              <w:rPr>
+                <w:rFonts w:ascii="Aptos" w:eastAsia="Aptos" w:hAnsi="Aptos" w:cs="Times New Roman"/>
+              </w:rPr>
+              <w:t>)</w:t>
             </w:r>
           </w:p>
         </w:tc>
@@ -14499,12 +14811,14 @@
                 <w:rFonts w:ascii="Aptos" w:eastAsia="Aptos" w:hAnsi="Aptos" w:cs="Times New Roman"/>
               </w:rPr>
             </w:pPr>
+            <w:proofErr w:type="spellStart"/>
             <w:r>
               <w:rPr>
                 <w:rFonts w:ascii="Aptos" w:eastAsia="Aptos" w:hAnsi="Aptos" w:cs="Times New Roman"/>
               </w:rPr>
               <w:t>memberID</w:t>
             </w:r>
+            <w:proofErr w:type="spellEnd"/>
           </w:p>
         </w:tc>
       </w:tr>
@@ -14571,7 +14885,21 @@
               <w:rPr>
                 <w:rFonts w:ascii="Aptos" w:eastAsia="Aptos" w:hAnsi="Aptos" w:cs="Times New Roman"/>
               </w:rPr>
-              <w:t>Records members attending each class, resolving the many-to-many relationship between tblClass and tblMembers. It will provide measurements that answer many of our reporting questions.</w:t>
+              <w:t xml:space="preserve">Records members attending each class, resolving the many-to-many relationship between tblClass and </w:t>
+            </w:r>
+            <w:proofErr w:type="spellStart"/>
+            <w:r>
+              <w:rPr>
+                <w:rFonts w:ascii="Aptos" w:eastAsia="Aptos" w:hAnsi="Aptos" w:cs="Times New Roman"/>
+              </w:rPr>
+              <w:t>tblMembers</w:t>
+            </w:r>
+            <w:proofErr w:type="spellEnd"/>
+            <w:r>
+              <w:rPr>
+                <w:rFonts w:ascii="Aptos" w:eastAsia="Aptos" w:hAnsi="Aptos" w:cs="Times New Roman"/>
+              </w:rPr>
+              <w:t>. It will provide measurements that answer many of our reporting questions.</w:t>
             </w:r>
           </w:p>
         </w:tc>
@@ -14869,12 +15197,14 @@
                 <w:rFonts w:ascii="Aptos" w:eastAsia="Aptos" w:hAnsi="Aptos" w:cs="Times New Roman"/>
               </w:rPr>
             </w:pPr>
+            <w:proofErr w:type="spellStart"/>
             <w:r>
               <w:rPr>
                 <w:rFonts w:ascii="Aptos" w:eastAsia="Aptos" w:hAnsi="Aptos" w:cs="Times New Roman"/>
               </w:rPr>
               <w:t>classId</w:t>
             </w:r>
+            <w:proofErr w:type="spellEnd"/>
           </w:p>
         </w:tc>
         <w:tc>
@@ -15015,7 +15345,21 @@
               <w:rPr>
                 <w:rFonts w:ascii="Aptos" w:eastAsia="Aptos" w:hAnsi="Aptos" w:cs="Times New Roman"/>
               </w:rPr>
-              <w:t>(classSessionID), NOT NULL</w:t>
+              <w:t>(</w:t>
+            </w:r>
+            <w:proofErr w:type="spellStart"/>
+            <w:r>
+              <w:rPr>
+                <w:rFonts w:ascii="Aptos" w:eastAsia="Aptos" w:hAnsi="Aptos" w:cs="Times New Roman"/>
+              </w:rPr>
+              <w:t>classSessionID</w:t>
+            </w:r>
+            <w:proofErr w:type="spellEnd"/>
+            <w:r>
+              <w:rPr>
+                <w:rFonts w:ascii="Aptos" w:eastAsia="Aptos" w:hAnsi="Aptos" w:cs="Times New Roman"/>
+              </w:rPr>
+              <w:t>), NOT NULL</w:t>
             </w:r>
           </w:p>
         </w:tc>
@@ -15117,12 +15461,14 @@
                 <w:rFonts w:ascii="Aptos" w:eastAsia="Aptos" w:hAnsi="Aptos" w:cs="Times New Roman"/>
               </w:rPr>
             </w:pPr>
+            <w:proofErr w:type="spellStart"/>
             <w:r>
               <w:rPr>
                 <w:rFonts w:ascii="Aptos" w:eastAsia="Aptos" w:hAnsi="Aptos" w:cs="Times New Roman"/>
               </w:rPr>
               <w:t>memberId</w:t>
             </w:r>
+            <w:proofErr w:type="spellEnd"/>
           </w:p>
         </w:tc>
         <w:tc>
@@ -15253,17 +15599,33 @@
               </w:rPr>
               <w:t xml:space="preserve">Part of composite Primary Key, Foreign Key references </w:t>
             </w:r>
+            <w:proofErr w:type="spellStart"/>
             <w:r>
               <w:rPr>
                 <w:rFonts w:ascii="Aptos" w:eastAsia="Aptos" w:hAnsi="Aptos" w:cs="Times New Roman"/>
               </w:rPr>
               <w:t>tblMember</w:t>
             </w:r>
-            <w:r>
-              <w:rPr>
-                <w:rFonts w:ascii="Aptos" w:eastAsia="Aptos" w:hAnsi="Aptos" w:cs="Times New Roman"/>
-              </w:rPr>
-              <w:t>(memberID), NOT NULL</w:t>
+            <w:proofErr w:type="spellEnd"/>
+            <w:r>
+              <w:rPr>
+                <w:rFonts w:ascii="Aptos" w:eastAsia="Aptos" w:hAnsi="Aptos" w:cs="Times New Roman"/>
+              </w:rPr>
+              <w:t>(</w:t>
+            </w:r>
+            <w:proofErr w:type="spellStart"/>
+            <w:r>
+              <w:rPr>
+                <w:rFonts w:ascii="Aptos" w:eastAsia="Aptos" w:hAnsi="Aptos" w:cs="Times New Roman"/>
+              </w:rPr>
+              <w:t>memberID</w:t>
+            </w:r>
+            <w:proofErr w:type="spellEnd"/>
+            <w:r>
+              <w:rPr>
+                <w:rFonts w:ascii="Aptos" w:eastAsia="Aptos" w:hAnsi="Aptos" w:cs="Times New Roman"/>
+              </w:rPr>
+              <w:t>), NOT NULL</w:t>
             </w:r>
           </w:p>
         </w:tc>
@@ -15479,7 +15841,15 @@
               <w:t xml:space="preserve">. These are specified in our MySQL attribute definitions. </w:t>
             </w:r>
             <w:r>
-              <w:t>For instance, classes may only be of the following types: SGPT, Hyrox, HIIT, and Boxing.</w:t>
+              <w:t xml:space="preserve">For instance, classes may only be of the following types: SGPT, </w:t>
+            </w:r>
+            <w:proofErr w:type="spellStart"/>
+            <w:r>
+              <w:t>Hyrox</w:t>
+            </w:r>
+            <w:proofErr w:type="spellEnd"/>
+            <w:r>
+              <w:t>, HIIT, and Boxing.</w:t>
             </w:r>
           </w:p>
           <w:p>
@@ -15864,8 +16234,13 @@
         <w:t>a greater variation</w:t>
       </w:r>
       <w:r>
-        <w:t xml:space="preserve"> of coaches</w:t>
+        <w:t xml:space="preserve"> of </w:t>
       </w:r>
+      <w:proofErr w:type="gramStart"/>
+      <w:r>
+        <w:t>coaches</w:t>
+      </w:r>
+      <w:proofErr w:type="gramEnd"/>
       <w:r>
         <w:t xml:space="preserve"> and this report is the best way of easily identifying these centres.</w:t>
       </w:r>
@@ -15891,10 +16266,15 @@
         <w:ind w:left="720"/>
       </w:pPr>
       <w:r>
-        <w:t>Answer:</w:t>
+        <w:t xml:space="preserve">Answer: This report is aimed at summarizing </w:t>
       </w:r>
+      <w:proofErr w:type="gramStart"/>
       <w:r>
-        <w:t xml:space="preserve"> This report is aimed at summarizing all of the important information relating to each centre into an easily digestible format. It shows where each one is, how many classes </w:t>
+        <w:t>all of</w:t>
+      </w:r>
+      <w:proofErr w:type="gramEnd"/>
+      <w:r>
+        <w:t xml:space="preserve"> the important information relating to each centre into an easily digestible format. It shows where each one is, how many classes </w:t>
       </w:r>
       <w:r>
         <w:t>each one has and how many coaches are registered at it. This is important for knowing how much resources each centre is being given, and if any given centre is lacking in either staff or focus it can be given what it needs.</w:t>
@@ -15919,7 +16299,31 @@
         <w:t xml:space="preserve"> Knowing </w:t>
       </w:r>
       <w:r>
-        <w:t xml:space="preserve">how many members that are registered to each centre is important for organisation and resource management. Being able to see a general overview of members tells the business which centres are more popular than others, and may require more attention to allow them to thrive. It can also point out if a centre is unsuitable for the amount of members it has, and can get more resources to amend this. </w:t>
+        <w:t xml:space="preserve">how many members that are registered to each centre is important for organisation and resource management. Being able to see a general overview of members tells the business which centres are more popular than </w:t>
+      </w:r>
+      <w:proofErr w:type="gramStart"/>
+      <w:r>
+        <w:t>others, and</w:t>
+      </w:r>
+      <w:proofErr w:type="gramEnd"/>
+      <w:r>
+        <w:t xml:space="preserve"> may require more attention to allow them to thrive. It can also point out if a centre is unsuitable for the </w:t>
+      </w:r>
+      <w:proofErr w:type="gramStart"/>
+      <w:r>
+        <w:t>amount</w:t>
+      </w:r>
+      <w:proofErr w:type="gramEnd"/>
+      <w:r>
+        <w:t xml:space="preserve"> of members it </w:t>
+      </w:r>
+      <w:proofErr w:type="gramStart"/>
+      <w:r>
+        <w:t>has, and</w:t>
+      </w:r>
+      <w:proofErr w:type="gramEnd"/>
+      <w:r>
+        <w:t xml:space="preserve"> can get more resources to amend this. </w:t>
       </w:r>
     </w:p>
     <w:p>
@@ -15938,61 +16342,126 @@
         <w:t>Answer:</w:t>
       </w:r>
       <w:r>
-        <w:t xml:space="preserve"> Age statistics is imperative in knowing what kind of members the organisation should be aiming to recruit. It allows for an easily viewable way of assessing the service’s target demographic, and how popular the service is to other age demographics. This can be used to assess which demographics need to be targeted to make sure all potential customers can be recruited, or lets the organisation know that some age demographics are not interested in the service, so they can reduce resources being spent on them and focus on their core audience.</w:t>
+        <w:t xml:space="preserve"> Age statistics is imperative in knowing what kind of members the organisation should be aiming to recruit. It allows for an easily viewable way of assessing the service’s target demographic, and how popular the service is to other age demographics. This can be used to assess which demographics need to be targeted to make sure all potential customers can be </w:t>
+      </w:r>
+      <w:proofErr w:type="gramStart"/>
+      <w:r>
+        <w:t>recruited, or</w:t>
+      </w:r>
+      <w:proofErr w:type="gramEnd"/>
+      <w:r>
+        <w:t xml:space="preserve"> lets the organisation know that some age demographics are not interested in the service, so they can reduce resources being spent on them and focus on their core audience.</w:t>
       </w:r>
     </w:p>
     <w:p>
       <w:r>
         <w:t>Member:</w:t>
       </w:r>
+      <w:r>
+        <w:t>40486524</w:t>
+      </w:r>
     </w:p>
     <w:p>
       <w:pPr>
-        <w:ind w:left="720"/>
+        <w:ind w:firstLine="720"/>
+        <w:rPr>
+          <w:lang w:val="en-US"/>
+        </w:rPr>
       </w:pPr>
       <w:r>
-        <w:t>Question:</w:t>
+        <w:t>Question: Which class time slots are the most popular across all centres?</w:t>
+      </w:r>
+      <w:r>
+        <w:rPr>
+          <w:lang w:val="en-US"/>
+        </w:rPr>
+        <w:t> </w:t>
       </w:r>
     </w:p>
     <w:p>
       <w:pPr>
         <w:ind w:left="720"/>
+        <w:rPr>
+          <w:lang w:val="en-US"/>
+        </w:rPr>
       </w:pPr>
       <w:r>
-        <w:t>Answer:</w:t>
+        <w:lastRenderedPageBreak/>
+        <w:t>Answer: This report displays information about peak hours and off-peak hours for each class in all centres. This will assist management in allocating more sessions when the load is high and evaluating the off-peak hours, leading to better utilisation of resources.</w:t>
+      </w:r>
+      <w:r>
+        <w:rPr>
+          <w:lang w:val="en-US"/>
+        </w:rPr>
+        <w:t> </w:t>
+      </w:r>
+    </w:p>
+    <w:p>
+      <w:pPr>
+        <w:ind w:firstLine="720"/>
+        <w:rPr>
+          <w:lang w:val="en-US"/>
+        </w:rPr>
+      </w:pPr>
+      <w:r>
+        <w:t>Question: Which centres have the highest number of members assigned to them?</w:t>
+      </w:r>
+      <w:r>
+        <w:rPr>
+          <w:lang w:val="en-US"/>
+        </w:rPr>
+        <w:t> </w:t>
       </w:r>
     </w:p>
     <w:p>
       <w:pPr>
         <w:ind w:left="720"/>
+        <w:rPr>
+          <w:lang w:val="en-US"/>
+        </w:rPr>
       </w:pPr>
       <w:r>
-        <w:lastRenderedPageBreak/>
-        <w:t>Question:</w:t>
+        <w:t>Answer: Analysing how many members each centre holds offers valuable knowledge about the differences in demand among various centres. Such analysis may prove beneficial in making sound strategies related to staffing and resource management.</w:t>
+      </w:r>
+      <w:r>
+        <w:rPr>
+          <w:lang w:val="en-US"/>
+        </w:rPr>
+        <w:t> </w:t>
+      </w:r>
+    </w:p>
+    <w:p>
+      <w:pPr>
+        <w:ind w:firstLine="720"/>
+        <w:rPr>
+          <w:lang w:val="en-US"/>
+        </w:rPr>
+      </w:pPr>
+      <w:r>
+        <w:t>Question: How many classes are each member attending </w:t>
+      </w:r>
+      <w:r>
+        <w:rPr>
+          <w:lang w:val="en-US"/>
+        </w:rPr>
+        <w:t> </w:t>
       </w:r>
     </w:p>
     <w:p>
       <w:pPr>
         <w:ind w:left="720"/>
+        <w:rPr>
+          <w:lang w:val="en-US"/>
+        </w:rPr>
       </w:pPr>
       <w:r>
-        <w:t>Answer:</w:t>
+        <w:t>Answer: Evaluating individual attendance patterns allows for the assessment of member engagement levels. This supports the identification of both highly active and less engaged members, enabling targeted strategies to improve participation and retention</w:t>
       </w:r>
-    </w:p>
-    <w:p>
-      <w:pPr>
-        <w:ind w:left="720"/>
-      </w:pPr>
       <w:r>
-        <w:t>Question:</w:t>
-      </w:r>
-    </w:p>
-    <w:p>
-      <w:pPr>
-        <w:ind w:left="720"/>
-      </w:pPr>
-      <w:r>
-        <w:t>Answer:</w:t>
+        <w:rPr>
+          <w:lang w:val="en-US"/>
+        </w:rPr>
+        <w:t> </w:t>
       </w:r>
     </w:p>
     <w:p>
@@ -16958,7 +17427,6 @@
   <w:style w:type="character" w:default="1" w:styleId="DefaultParagraphFont">
     <w:name w:val="Default Paragraph Font"/>
     <w:uiPriority w:val="1"/>
-    <w:semiHidden/>
     <w:unhideWhenUsed/>
   </w:style>
   <w:style w:type="table" w:default="1" w:styleId="TableNormal">
@@ -18208,23 +18676,6 @@
 </file>
 
 <file path=customXml/item1.xml><?xml version="1.0" encoding="utf-8"?>
-<p:properties xmlns:p="http://schemas.microsoft.com/office/2006/metadata/properties" xmlns:xsi="http://www.w3.org/2001/XMLSchema-instance" xmlns:pc="http://schemas.microsoft.com/office/infopath/2007/PartnerControls">
-  <documentManagement>
-    <_activity xmlns="bc8393fd-af59-4c16-aed1-9e24f003740f" xsi:nil="true"/>
-  </documentManagement>
-</p:properties>
-</file>
-
-<file path=customXml/item2.xml><?xml version="1.0" encoding="utf-8"?>
-<?mso-contentType ?>
-<FormTemplates xmlns="http://schemas.microsoft.com/sharepoint/v3/contenttype/forms">
-  <Display>DocumentLibraryForm</Display>
-  <Edit>DocumentLibraryForm</Edit>
-  <New>DocumentLibraryForm</New>
-</FormTemplates>
-</file>
-
-<file path=customXml/item3.xml><?xml version="1.0" encoding="utf-8"?>
 <ct:contentTypeSchema xmlns:ct="http://schemas.microsoft.com/office/2006/metadata/contentType" xmlns:ma="http://schemas.microsoft.com/office/2006/metadata/properties/metaAttributes" ct:_="" ma:_="" ma:contentTypeName="Document" ma:contentTypeID="0x010100DCCD5E729D62154381BC066DC7A832F4" ma:contentTypeVersion="5" ma:contentTypeDescription="Create a new document." ma:contentTypeScope="" ma:versionID="8c88bf0b182767bb1539cf0b371232e4">
   <xsd:schema xmlns:xsd="http://www.w3.org/2001/XMLSchema" xmlns:xs="http://www.w3.org/2001/XMLSchema" xmlns:p="http://schemas.microsoft.com/office/2006/metadata/properties" xmlns:ns3="bc8393fd-af59-4c16-aed1-9e24f003740f" targetNamespace="http://schemas.microsoft.com/office/2006/metadata/properties" ma:root="true" ma:fieldsID="659b8da16ec97b3ef1f318db8845bbe6" ns3:_="">
     <xsd:import namespace="bc8393fd-af59-4c16-aed1-9e24f003740f"/>
@@ -18374,25 +18825,24 @@
 </ct:contentTypeSchema>
 </file>
 
-<file path=customXml/itemProps1.xml><?xml version="1.0" encoding="utf-8"?>
-<ds:datastoreItem xmlns:ds="http://schemas.openxmlformats.org/officeDocument/2006/customXml" ds:itemID="{50454223-20BD-4CE0-809C-83DE74A225FA}">
-  <ds:schemaRefs>
-    <ds:schemaRef ds:uri="http://schemas.microsoft.com/office/2006/metadata/properties"/>
-    <ds:schemaRef ds:uri="http://schemas.microsoft.com/office/infopath/2007/PartnerControls"/>
-    <ds:schemaRef ds:uri="bc8393fd-af59-4c16-aed1-9e24f003740f"/>
-  </ds:schemaRefs>
-</ds:datastoreItem>
+<file path=customXml/item2.xml><?xml version="1.0" encoding="utf-8"?>
+<?mso-contentType ?>
+<FormTemplates xmlns="http://schemas.microsoft.com/sharepoint/v3/contenttype/forms">
+  <Display>DocumentLibraryForm</Display>
+  <Edit>DocumentLibraryForm</Edit>
+  <New>DocumentLibraryForm</New>
+</FormTemplates>
 </file>
 
-<file path=customXml/itemProps2.xml><?xml version="1.0" encoding="utf-8"?>
-<ds:datastoreItem xmlns:ds="http://schemas.openxmlformats.org/officeDocument/2006/customXml" ds:itemID="{F252D9CB-4AF1-4D09-A7BF-73DC8FE3C1DD}">
-  <ds:schemaRefs>
-    <ds:schemaRef ds:uri="http://schemas.microsoft.com/sharepoint/v3/contenttype/forms"/>
-  </ds:schemaRefs>
-</ds:datastoreItem>
+<file path=customXml/item3.xml><?xml version="1.0" encoding="utf-8"?>
+<p:properties xmlns:p="http://schemas.microsoft.com/office/2006/metadata/properties" xmlns:xsi="http://www.w3.org/2001/XMLSchema-instance" xmlns:pc="http://schemas.microsoft.com/office/infopath/2007/PartnerControls">
+  <documentManagement>
+    <_activity xmlns="bc8393fd-af59-4c16-aed1-9e24f003740f" xsi:nil="true"/>
+  </documentManagement>
+</p:properties>
 </file>
 
-<file path=customXml/itemProps3.xml><?xml version="1.0" encoding="utf-8"?>
+<file path=customXml/itemProps1.xml><?xml version="1.0" encoding="utf-8"?>
 <ds:datastoreItem xmlns:ds="http://schemas.openxmlformats.org/officeDocument/2006/customXml" ds:itemID="{E7093656-E0F6-4498-81ED-12D0D5318EB2}">
   <ds:schemaRefs>
     <ds:schemaRef ds:uri="http://schemas.microsoft.com/office/2006/metadata/contentType"/>
@@ -18410,6 +18860,24 @@
 </ds:datastoreItem>
 </file>
 
+<file path=customXml/itemProps2.xml><?xml version="1.0" encoding="utf-8"?>
+<ds:datastoreItem xmlns:ds="http://schemas.openxmlformats.org/officeDocument/2006/customXml" ds:itemID="{F252D9CB-4AF1-4D09-A7BF-73DC8FE3C1DD}">
+  <ds:schemaRefs>
+    <ds:schemaRef ds:uri="http://schemas.microsoft.com/sharepoint/v3/contenttype/forms"/>
+  </ds:schemaRefs>
+</ds:datastoreItem>
+</file>
+
+<file path=customXml/itemProps3.xml><?xml version="1.0" encoding="utf-8"?>
+<ds:datastoreItem xmlns:ds="http://schemas.openxmlformats.org/officeDocument/2006/customXml" ds:itemID="{50454223-20BD-4CE0-809C-83DE74A225FA}">
+  <ds:schemaRefs>
+    <ds:schemaRef ds:uri="http://schemas.microsoft.com/office/2006/metadata/properties"/>
+    <ds:schemaRef ds:uri="http://schemas.microsoft.com/office/infopath/2007/PartnerControls"/>
+    <ds:schemaRef ds:uri="bc8393fd-af59-4c16-aed1-9e24f003740f"/>
+  </ds:schemaRefs>
+</ds:datastoreItem>
+</file>
+
 <file path=docMetadata/LabelInfo.xml><?xml version="1.0" encoding="utf-8"?>
 <clbl:labelList xmlns:clbl="http://schemas.microsoft.com/office/2020/mipLabelMetadata">
   <clbl:label id="{eaab77ea-b4a5-49e3-a1e8-d6dd23a1f286}" enabled="0" method="" siteId="{eaab77ea-b4a5-49e3-a1e8-d6dd23a1f286}" removed="1"/>
